--- a/Phiếu phân công nhiệm vụ 1.docx
+++ b/Phiếu phân công nhiệm vụ 1.docx
@@ -17,7 +17,6 @@
           <w:rFonts w:asciiTheme="majorHAnsi" w:hAnsiTheme="majorHAnsi" w:cstheme="majorHAnsi"/>
           <w:b/>
           <w:szCs w:val="26"/>
-          <w:lang w:val="vi-VN"/>
         </w:rPr>
         <w:t>BÁO CÁO HỌC TẬP CÁ NHÂN/ NHÓM</w:t>
       </w:r>
@@ -37,7 +36,6 @@
         <w:rPr>
           <w:rFonts w:asciiTheme="majorHAnsi" w:hAnsiTheme="majorHAnsi" w:cstheme="majorHAnsi"/>
           <w:szCs w:val="26"/>
-          <w:lang w:val="vi-VN"/>
         </w:rPr>
       </w:pPr>
       <w:r>
@@ -46,7 +44,6 @@
           <w:b/>
           <w:bCs/>
           <w:szCs w:val="26"/>
-          <w:lang w:val="vi-VN"/>
         </w:rPr>
         <w:t>Tên lớp:</w:t>
       </w:r>
@@ -61,7 +58,6 @@
         <w:rPr>
           <w:rFonts w:asciiTheme="majorHAnsi" w:hAnsiTheme="majorHAnsi" w:cstheme="majorHAnsi"/>
           <w:szCs w:val="26"/>
-          <w:lang w:val="vi-VN"/>
         </w:rPr>
         <w:tab/>
       </w:r>
@@ -71,7 +67,6 @@
           <w:b/>
           <w:bCs/>
           <w:szCs w:val="26"/>
-          <w:lang w:val="vi-VN"/>
         </w:rPr>
         <w:t>Khóa:</w:t>
       </w:r>
@@ -79,9 +74,16 @@
         <w:rPr>
           <w:rFonts w:asciiTheme="majorHAnsi" w:hAnsiTheme="majorHAnsi" w:cstheme="majorHAnsi"/>
           <w:szCs w:val="26"/>
-          <w:lang w:val="vi-VN"/>
         </w:rPr>
-        <w:t xml:space="preserve"> Công nghệ thông tin</w:t>
+        <w:t xml:space="preserve"> </w:t>
+      </w:r>
+      <w:r>
+        <w:rPr>
+          <w:rFonts w:asciiTheme="majorHAnsi" w:hAnsiTheme="majorHAnsi" w:cstheme="majorHAnsi"/>
+          <w:szCs w:val="26"/>
+          <w:lang w:val="en-US"/>
+        </w:rPr>
+        <w:t>18</w:t>
       </w:r>
     </w:p>
     <w:p>
@@ -100,7 +102,6 @@
           <w:b/>
           <w:bCs/>
           <w:szCs w:val="26"/>
-          <w:lang w:val="vi-VN"/>
         </w:rPr>
       </w:pPr>
       <w:r>
@@ -109,7 +110,6 @@
           <w:b/>
           <w:bCs/>
           <w:szCs w:val="26"/>
-          <w:lang w:val="vi-VN"/>
         </w:rPr>
         <w:t>Họ và tên thành viên nhóm:</w:t>
       </w:r>
@@ -171,6 +171,15 @@
         </w:rPr>
         <w:t xml:space="preserve">Nguyễn Trọng Đại - </w:t>
       </w:r>
+      <w:r>
+        <w:rPr>
+          <w:rFonts w:asciiTheme="majorHAnsi" w:eastAsia="Times New Roman" w:hAnsiTheme="majorHAnsi" w:cstheme="majorHAnsi"/>
+          <w:sz w:val="26"/>
+          <w:szCs w:val="26"/>
+          <w:lang w:eastAsia="vi-VN"/>
+        </w:rPr>
+        <w:t>2023603399</w:t>
+      </w:r>
     </w:p>
     <w:p>
       <w:pPr>
@@ -199,6 +208,15 @@
           <w:lang w:eastAsia="vi-VN"/>
         </w:rPr>
         <w:t xml:space="preserve">Hà Phương Nam - </w:t>
+      </w:r>
+      <w:r>
+        <w:rPr>
+          <w:rFonts w:asciiTheme="majorHAnsi" w:eastAsia="Times New Roman" w:hAnsiTheme="majorHAnsi" w:cstheme="majorHAnsi"/>
+          <w:sz w:val="26"/>
+          <w:szCs w:val="26"/>
+          <w:lang w:eastAsia="vi-VN"/>
+        </w:rPr>
+        <w:t>2023603353</w:t>
       </w:r>
     </w:p>
     <w:p>
@@ -229,6 +247,15 @@
         </w:rPr>
         <w:t xml:space="preserve">Thái Bách San - </w:t>
       </w:r>
+      <w:r>
+        <w:rPr>
+          <w:rFonts w:asciiTheme="majorHAnsi" w:eastAsia="Times New Roman" w:hAnsiTheme="majorHAnsi" w:cstheme="majorHAnsi"/>
+          <w:sz w:val="26"/>
+          <w:szCs w:val="26"/>
+          <w:lang w:eastAsia="vi-VN"/>
+        </w:rPr>
+        <w:t>2023604234</w:t>
+      </w:r>
     </w:p>
     <w:p>
       <w:pPr>
@@ -257,6 +284,15 @@
         </w:rPr>
         <w:t xml:space="preserve">Hoàng Minh Thư - </w:t>
       </w:r>
+      <w:r>
+        <w:rPr>
+          <w:rFonts w:asciiTheme="majorHAnsi" w:eastAsia="Times New Roman" w:hAnsiTheme="majorHAnsi" w:cstheme="majorHAnsi"/>
+          <w:sz w:val="26"/>
+          <w:szCs w:val="26"/>
+          <w:lang w:eastAsia="vi-VN"/>
+        </w:rPr>
+        <w:t>2023600711</w:t>
+      </w:r>
     </w:p>
     <w:p>
       <w:pPr>
@@ -272,7 +308,6 @@
         <w:rPr>
           <w:rFonts w:asciiTheme="majorHAnsi" w:hAnsiTheme="majorHAnsi" w:cstheme="majorHAnsi"/>
           <w:szCs w:val="26"/>
-          <w:lang w:val="vi-VN"/>
         </w:rPr>
       </w:pPr>
       <w:r>
@@ -281,7 +316,6 @@
           <w:b/>
           <w:bCs/>
           <w:szCs w:val="26"/>
-          <w:lang w:val="vi-VN"/>
         </w:rPr>
         <w:t>Tên nhóm:</w:t>
       </w:r>
@@ -289,7 +323,6 @@
         <w:rPr>
           <w:rFonts w:asciiTheme="majorHAnsi" w:hAnsiTheme="majorHAnsi" w:cstheme="majorHAnsi"/>
           <w:szCs w:val="26"/>
-          <w:lang w:val="vi-VN"/>
         </w:rPr>
         <w:t xml:space="preserve"> Nhóm 1</w:t>
       </w:r>
@@ -308,7 +341,6 @@
         <w:rPr>
           <w:rFonts w:asciiTheme="majorHAnsi" w:hAnsiTheme="majorHAnsi" w:cstheme="majorHAnsi"/>
           <w:szCs w:val="26"/>
-          <w:lang w:val="vi-VN"/>
         </w:rPr>
       </w:pPr>
       <w:r>
@@ -317,7 +349,6 @@
           <w:b/>
           <w:bCs/>
           <w:szCs w:val="26"/>
-          <w:lang w:val="vi-VN"/>
         </w:rPr>
         <w:t>Đề tài:</w:t>
       </w:r>
@@ -325,17 +356,8 @@
         <w:rPr>
           <w:rFonts w:asciiTheme="majorHAnsi" w:hAnsiTheme="majorHAnsi" w:cstheme="majorHAnsi"/>
           <w:szCs w:val="26"/>
-          <w:lang w:val="vi-VN"/>
         </w:rPr>
-        <w:t xml:space="preserve"> </w:t>
-      </w:r>
-      <w:r>
-        <w:rPr>
-          <w:rFonts w:asciiTheme="majorHAnsi" w:hAnsiTheme="majorHAnsi" w:cstheme="majorHAnsi"/>
-          <w:szCs w:val="26"/>
-          <w:lang w:val="vi-VN"/>
-        </w:rPr>
-        <w:t>Chữ ký số DSA và ứng dụng trong xác thực tính toàn vẹn của dữ liệu (Sử dụng ngôn ngữ C++, Java)</w:t>
+        <w:t xml:space="preserve"> Chữ ký số DSA và ứng dụng trong xác thực tính toàn vẹn của dữ liệu (Sử dụng ngôn ngữ C++, Java)</w:t>
       </w:r>
     </w:p>
     <w:tbl>
@@ -356,7 +378,7 @@
         </w:trPr>
         <w:tc>
           <w:tcPr>
-            <w:tcW w:w="283" w:type="pct"/>
+            <w:tcW w:w="284" w:type="pct"/>
             <w:tcBorders>
               <w:top w:val="single" w:sz="8" w:space="0" w:color="auto"/>
               <w:left w:val="single" w:sz="8" w:space="0" w:color="auto"/>
@@ -495,7 +517,7 @@
         </w:trPr>
         <w:tc>
           <w:tcPr>
-            <w:tcW w:w="283" w:type="pct"/>
+            <w:tcW w:w="284" w:type="pct"/>
             <w:vMerge w:val="restart"/>
             <w:tcBorders>
               <w:top w:val="single" w:sz="8" w:space="0" w:color="auto"/>
@@ -511,14 +533,14 @@
               <w:rPr>
                 <w:rFonts w:asciiTheme="majorHAnsi" w:eastAsia="Times New Roman" w:hAnsiTheme="majorHAnsi" w:cstheme="majorHAnsi"/>
                 <w:szCs w:val="26"/>
-                <w:lang w:eastAsia="vi-VN"/>
-              </w:rPr>
-            </w:pPr>
-            <w:r>
-              <w:rPr>
-                <w:rFonts w:asciiTheme="majorHAnsi" w:eastAsia="Times New Roman" w:hAnsiTheme="majorHAnsi" w:cstheme="majorHAnsi"/>
-                <w:szCs w:val="26"/>
-                <w:lang w:eastAsia="vi-VN"/>
+                <w:lang w:val="vi-VN" w:eastAsia="vi-VN"/>
+              </w:rPr>
+            </w:pPr>
+            <w:r>
+              <w:rPr>
+                <w:rFonts w:asciiTheme="majorHAnsi" w:eastAsia="Times New Roman" w:hAnsiTheme="majorHAnsi" w:cstheme="majorHAnsi"/>
+                <w:szCs w:val="26"/>
+                <w:lang w:val="vi-VN" w:eastAsia="vi-VN"/>
               </w:rPr>
               <w:t>1</w:t>
             </w:r>
@@ -564,6 +586,7 @@
           <w:p>
             <w:pPr>
               <w:spacing w:line="26" w:lineRule="atLeast"/>
+              <w:jc w:val="both"/>
               <w:rPr>
                 <w:rFonts w:asciiTheme="majorHAnsi" w:eastAsia="Times New Roman" w:hAnsiTheme="majorHAnsi" w:cstheme="majorHAnsi"/>
                 <w:szCs w:val="26"/>
@@ -593,6 +616,7 @@
           <w:p>
             <w:pPr>
               <w:spacing w:line="26" w:lineRule="atLeast"/>
+              <w:jc w:val="both"/>
               <w:rPr>
                 <w:rFonts w:asciiTheme="majorHAnsi" w:eastAsia="Times New Roman" w:hAnsiTheme="majorHAnsi" w:cstheme="majorHAnsi"/>
                 <w:szCs w:val="26"/>
@@ -616,7 +640,7 @@
         </w:trPr>
         <w:tc>
           <w:tcPr>
-            <w:tcW w:w="283" w:type="pct"/>
+            <w:tcW w:w="284" w:type="pct"/>
             <w:vMerge/>
             <w:tcBorders>
               <w:left w:val="single" w:sz="8" w:space="0" w:color="auto"/>
@@ -670,17 +694,18 @@
           <w:p>
             <w:pPr>
               <w:spacing w:line="26" w:lineRule="atLeast"/>
-              <w:rPr>
-                <w:rFonts w:asciiTheme="majorHAnsi" w:eastAsia="Times New Roman" w:hAnsiTheme="majorHAnsi" w:cstheme="majorHAnsi"/>
-                <w:szCs w:val="26"/>
-                <w:lang w:eastAsia="vi-VN"/>
-              </w:rPr>
-            </w:pPr>
-            <w:r>
-              <w:rPr>
-                <w:rFonts w:asciiTheme="majorHAnsi" w:eastAsia="Times New Roman" w:hAnsiTheme="majorHAnsi" w:cstheme="majorHAnsi"/>
-                <w:szCs w:val="26"/>
-                <w:lang w:eastAsia="vi-VN"/>
+              <w:jc w:val="both"/>
+              <w:rPr>
+                <w:rFonts w:asciiTheme="majorHAnsi" w:eastAsia="Times New Roman" w:hAnsiTheme="majorHAnsi" w:cstheme="majorHAnsi"/>
+                <w:szCs w:val="26"/>
+                <w:lang w:val="vi-VN" w:eastAsia="vi-VN"/>
+              </w:rPr>
+            </w:pPr>
+            <w:r>
+              <w:rPr>
+                <w:rFonts w:asciiTheme="majorHAnsi" w:eastAsia="Times New Roman" w:hAnsiTheme="majorHAnsi" w:cstheme="majorHAnsi"/>
+                <w:szCs w:val="26"/>
+                <w:lang w:val="vi-VN" w:eastAsia="vi-VN"/>
               </w:rPr>
               <w:t>Hoàn thiện phần: Lời nói đầu trong cấu trúc báo cáo đã được xây dựng</w:t>
             </w:r>
@@ -698,17 +723,18 @@
           <w:p>
             <w:pPr>
               <w:spacing w:line="26" w:lineRule="atLeast"/>
-              <w:rPr>
-                <w:rFonts w:asciiTheme="majorHAnsi" w:eastAsia="Times New Roman" w:hAnsiTheme="majorHAnsi" w:cstheme="majorHAnsi"/>
-                <w:szCs w:val="26"/>
-                <w:lang w:eastAsia="vi-VN"/>
-              </w:rPr>
-            </w:pPr>
-            <w:r>
-              <w:rPr>
-                <w:rFonts w:asciiTheme="majorHAnsi" w:eastAsia="Times New Roman" w:hAnsiTheme="majorHAnsi" w:cstheme="majorHAnsi"/>
-                <w:szCs w:val="26"/>
-                <w:lang w:eastAsia="vi-VN"/>
+              <w:jc w:val="both"/>
+              <w:rPr>
+                <w:rFonts w:asciiTheme="majorHAnsi" w:eastAsia="Times New Roman" w:hAnsiTheme="majorHAnsi" w:cstheme="majorHAnsi"/>
+                <w:szCs w:val="26"/>
+                <w:lang w:val="vi-VN" w:eastAsia="vi-VN"/>
+              </w:rPr>
+            </w:pPr>
+            <w:r>
+              <w:rPr>
+                <w:rFonts w:asciiTheme="majorHAnsi" w:eastAsia="Times New Roman" w:hAnsiTheme="majorHAnsi" w:cstheme="majorHAnsi"/>
+                <w:szCs w:val="26"/>
+                <w:lang w:val="vi-VN" w:eastAsia="vi-VN"/>
               </w:rPr>
               <w:t>Đọc và tra cứu tài liệu trên Internet, hoàn thiện và gửi bản word lên nhóm zalo</w:t>
             </w:r>
@@ -721,7 +747,7 @@
         </w:trPr>
         <w:tc>
           <w:tcPr>
-            <w:tcW w:w="283" w:type="pct"/>
+            <w:tcW w:w="284" w:type="pct"/>
             <w:vMerge/>
             <w:tcBorders>
               <w:left w:val="single" w:sz="8" w:space="0" w:color="auto"/>
@@ -775,17 +801,18 @@
           <w:p>
             <w:pPr>
               <w:spacing w:line="26" w:lineRule="atLeast"/>
-              <w:rPr>
-                <w:rFonts w:asciiTheme="majorHAnsi" w:eastAsia="Times New Roman" w:hAnsiTheme="majorHAnsi" w:cstheme="majorHAnsi"/>
-                <w:szCs w:val="26"/>
-                <w:lang w:eastAsia="vi-VN"/>
-              </w:rPr>
-            </w:pPr>
-            <w:r>
-              <w:rPr>
-                <w:rFonts w:asciiTheme="majorHAnsi" w:eastAsia="Times New Roman" w:hAnsiTheme="majorHAnsi" w:cstheme="majorHAnsi"/>
-                <w:szCs w:val="26"/>
-                <w:lang w:eastAsia="vi-VN"/>
+              <w:jc w:val="both"/>
+              <w:rPr>
+                <w:rFonts w:asciiTheme="majorHAnsi" w:eastAsia="Times New Roman" w:hAnsiTheme="majorHAnsi" w:cstheme="majorHAnsi"/>
+                <w:szCs w:val="26"/>
+                <w:lang w:val="vi-VN" w:eastAsia="vi-VN"/>
+              </w:rPr>
+            </w:pPr>
+            <w:r>
+              <w:rPr>
+                <w:rFonts w:asciiTheme="majorHAnsi" w:eastAsia="Times New Roman" w:hAnsiTheme="majorHAnsi" w:cstheme="majorHAnsi"/>
+                <w:szCs w:val="26"/>
+                <w:lang w:val="vi-VN" w:eastAsia="vi-VN"/>
               </w:rPr>
               <w:t>Hoàn thiện phần: 1.1 và 1.2 của chương 1 theo cấu trúc báo cáo đã được xây dựng.</w:t>
             </w:r>
@@ -803,35 +830,20 @@
           <w:p>
             <w:pPr>
               <w:spacing w:line="26" w:lineRule="atLeast"/>
-              <w:rPr>
-                <w:rFonts w:asciiTheme="majorHAnsi" w:eastAsia="Times New Roman" w:hAnsiTheme="majorHAnsi" w:cstheme="majorHAnsi"/>
-                <w:szCs w:val="26"/>
-                <w:lang w:val="vi-VN" w:eastAsia="vi-VN"/>
-              </w:rPr>
-            </w:pPr>
-            <w:r>
-              <w:rPr>
-                <w:rFonts w:asciiTheme="majorHAnsi" w:eastAsia="Times New Roman" w:hAnsiTheme="majorHAnsi" w:cstheme="majorHAnsi"/>
-                <w:szCs w:val="26"/>
-                <w:lang w:eastAsia="vi-VN"/>
-              </w:rPr>
-              <w:t>Đọc và tra cứu tài liệu trên Internet</w:t>
-            </w:r>
-            <w:r>
-              <w:rPr>
-                <w:rFonts w:asciiTheme="majorHAnsi" w:eastAsia="Times New Roman" w:hAnsiTheme="majorHAnsi" w:cstheme="majorHAnsi"/>
-                <w:szCs w:val="26"/>
-                <w:lang w:eastAsia="vi-VN"/>
-              </w:rPr>
-              <w:t xml:space="preserve"> và bài giảng trên lớp, </w:t>
-            </w:r>
-            <w:r>
-              <w:rPr>
-                <w:rFonts w:asciiTheme="majorHAnsi" w:eastAsia="Times New Roman" w:hAnsiTheme="majorHAnsi" w:cstheme="majorHAnsi"/>
-                <w:szCs w:val="26"/>
-                <w:lang w:eastAsia="vi-VN"/>
-              </w:rPr>
-              <w:t>hoàn thiện và gửi bản word lên nhóm zalo</w:t>
+              <w:jc w:val="both"/>
+              <w:rPr>
+                <w:rFonts w:asciiTheme="majorHAnsi" w:eastAsia="Times New Roman" w:hAnsiTheme="majorHAnsi" w:cstheme="majorHAnsi"/>
+                <w:szCs w:val="26"/>
+                <w:lang w:val="vi-VN" w:eastAsia="vi-VN"/>
+              </w:rPr>
+            </w:pPr>
+            <w:r>
+              <w:rPr>
+                <w:rFonts w:asciiTheme="majorHAnsi" w:eastAsia="Times New Roman" w:hAnsiTheme="majorHAnsi" w:cstheme="majorHAnsi"/>
+                <w:szCs w:val="26"/>
+                <w:lang w:val="vi-VN" w:eastAsia="vi-VN"/>
+              </w:rPr>
+              <w:t>Đọc và tra cứu tài liệu trên Internet và bài giảng trên lớp, hoàn thiện và gửi bản word lên nhóm zalo</w:t>
             </w:r>
           </w:p>
         </w:tc>
@@ -842,7 +854,7 @@
         </w:trPr>
         <w:tc>
           <w:tcPr>
-            <w:tcW w:w="283" w:type="pct"/>
+            <w:tcW w:w="284" w:type="pct"/>
             <w:vMerge/>
             <w:tcBorders>
               <w:left w:val="single" w:sz="8" w:space="0" w:color="auto"/>
@@ -896,51 +908,20 @@
           <w:p>
             <w:pPr>
               <w:spacing w:line="26" w:lineRule="atLeast"/>
-              <w:rPr>
-                <w:rFonts w:asciiTheme="majorHAnsi" w:eastAsia="Times New Roman" w:hAnsiTheme="majorHAnsi" w:cstheme="majorHAnsi"/>
-                <w:szCs w:val="26"/>
-                <w:lang w:eastAsia="vi-VN"/>
-              </w:rPr>
-            </w:pPr>
-            <w:r>
-              <w:rPr>
-                <w:rFonts w:asciiTheme="majorHAnsi" w:eastAsia="Times New Roman" w:hAnsiTheme="majorHAnsi" w:cstheme="majorHAnsi"/>
-                <w:szCs w:val="26"/>
-                <w:lang w:eastAsia="vi-VN"/>
-              </w:rPr>
-              <w:t>Hoàn thiện phần: 1</w:t>
-            </w:r>
-            <w:r>
-              <w:rPr>
-                <w:rFonts w:asciiTheme="majorHAnsi" w:eastAsia="Times New Roman" w:hAnsiTheme="majorHAnsi" w:cstheme="majorHAnsi"/>
-                <w:szCs w:val="26"/>
-                <w:lang w:eastAsia="vi-VN"/>
-              </w:rPr>
-              <w:t>.3</w:t>
-            </w:r>
-            <w:r>
-              <w:rPr>
-                <w:rFonts w:asciiTheme="majorHAnsi" w:eastAsia="Times New Roman" w:hAnsiTheme="majorHAnsi" w:cstheme="majorHAnsi"/>
-                <w:szCs w:val="26"/>
-                <w:lang w:eastAsia="vi-VN"/>
-              </w:rPr>
-              <w:t xml:space="preserve"> và 1.</w:t>
-            </w:r>
-            <w:r>
-              <w:rPr>
-                <w:rFonts w:asciiTheme="majorHAnsi" w:eastAsia="Times New Roman" w:hAnsiTheme="majorHAnsi" w:cstheme="majorHAnsi"/>
-                <w:szCs w:val="26"/>
-                <w:lang w:eastAsia="vi-VN"/>
-              </w:rPr>
-              <w:t>4</w:t>
-            </w:r>
-            <w:r>
-              <w:rPr>
-                <w:rFonts w:asciiTheme="majorHAnsi" w:eastAsia="Times New Roman" w:hAnsiTheme="majorHAnsi" w:cstheme="majorHAnsi"/>
-                <w:szCs w:val="26"/>
-                <w:lang w:eastAsia="vi-VN"/>
-              </w:rPr>
-              <w:t xml:space="preserve"> của chương 1 theo cấu trúc báo cáo đã được xây dựng.</w:t>
+              <w:jc w:val="both"/>
+              <w:rPr>
+                <w:rFonts w:asciiTheme="majorHAnsi" w:eastAsia="Times New Roman" w:hAnsiTheme="majorHAnsi" w:cstheme="majorHAnsi"/>
+                <w:szCs w:val="26"/>
+                <w:lang w:val="vi-VN" w:eastAsia="vi-VN"/>
+              </w:rPr>
+            </w:pPr>
+            <w:r>
+              <w:rPr>
+                <w:rFonts w:asciiTheme="majorHAnsi" w:eastAsia="Times New Roman" w:hAnsiTheme="majorHAnsi" w:cstheme="majorHAnsi"/>
+                <w:szCs w:val="26"/>
+                <w:lang w:val="vi-VN" w:eastAsia="vi-VN"/>
+              </w:rPr>
+              <w:t>Hoàn thiện phần: 1.3 và 1.4 của chương 1 theo cấu trúc báo cáo đã được xây dựng.</w:t>
             </w:r>
           </w:p>
         </w:tc>
@@ -956,17 +937,18 @@
           <w:p>
             <w:pPr>
               <w:spacing w:line="26" w:lineRule="atLeast"/>
-              <w:rPr>
-                <w:rFonts w:asciiTheme="majorHAnsi" w:eastAsia="Times New Roman" w:hAnsiTheme="majorHAnsi" w:cstheme="majorHAnsi"/>
-                <w:szCs w:val="26"/>
-                <w:lang w:val="vi-VN" w:eastAsia="vi-VN"/>
-              </w:rPr>
-            </w:pPr>
-            <w:r>
-              <w:rPr>
-                <w:rFonts w:asciiTheme="majorHAnsi" w:eastAsia="Times New Roman" w:hAnsiTheme="majorHAnsi" w:cstheme="majorHAnsi"/>
-                <w:szCs w:val="26"/>
-                <w:lang w:eastAsia="vi-VN"/>
+              <w:jc w:val="both"/>
+              <w:rPr>
+                <w:rFonts w:asciiTheme="majorHAnsi" w:eastAsia="Times New Roman" w:hAnsiTheme="majorHAnsi" w:cstheme="majorHAnsi"/>
+                <w:szCs w:val="26"/>
+                <w:lang w:val="vi-VN" w:eastAsia="vi-VN"/>
+              </w:rPr>
+            </w:pPr>
+            <w:r>
+              <w:rPr>
+                <w:rFonts w:asciiTheme="majorHAnsi" w:eastAsia="Times New Roman" w:hAnsiTheme="majorHAnsi" w:cstheme="majorHAnsi"/>
+                <w:szCs w:val="26"/>
+                <w:lang w:val="vi-VN" w:eastAsia="vi-VN"/>
               </w:rPr>
               <w:t>Đọc và tra cứu tài liệu trên Internet và bài giảng trên lớp, hoàn thiện và gửi bản word lên nhóm zalo</w:t>
             </w:r>
@@ -979,7 +961,7 @@
         </w:trPr>
         <w:tc>
           <w:tcPr>
-            <w:tcW w:w="283" w:type="pct"/>
+            <w:tcW w:w="284" w:type="pct"/>
             <w:vMerge/>
             <w:tcBorders>
               <w:left w:val="single" w:sz="8" w:space="0" w:color="auto"/>
@@ -1040,35 +1022,20 @@
           <w:p>
             <w:pPr>
               <w:spacing w:line="26" w:lineRule="atLeast"/>
-              <w:rPr>
-                <w:rFonts w:asciiTheme="majorHAnsi" w:eastAsia="Times New Roman" w:hAnsiTheme="majorHAnsi" w:cstheme="majorHAnsi"/>
-                <w:szCs w:val="26"/>
-                <w:lang w:eastAsia="vi-VN"/>
-              </w:rPr>
-            </w:pPr>
-            <w:r>
-              <w:rPr>
-                <w:rFonts w:asciiTheme="majorHAnsi" w:eastAsia="Times New Roman" w:hAnsiTheme="majorHAnsi" w:cstheme="majorHAnsi"/>
-                <w:szCs w:val="26"/>
-                <w:lang w:eastAsia="vi-VN"/>
-              </w:rPr>
-              <w:t>Hoàn thiện phần: 1.</w:t>
-            </w:r>
-            <w:r>
-              <w:rPr>
-                <w:rFonts w:asciiTheme="majorHAnsi" w:eastAsia="Times New Roman" w:hAnsiTheme="majorHAnsi" w:cstheme="majorHAnsi"/>
-                <w:szCs w:val="26"/>
-                <w:lang w:eastAsia="vi-VN"/>
-              </w:rPr>
-              <w:t xml:space="preserve">5 </w:t>
-            </w:r>
-            <w:r>
-              <w:rPr>
-                <w:rFonts w:asciiTheme="majorHAnsi" w:eastAsia="Times New Roman" w:hAnsiTheme="majorHAnsi" w:cstheme="majorHAnsi"/>
-                <w:szCs w:val="26"/>
-                <w:lang w:eastAsia="vi-VN"/>
-              </w:rPr>
-              <w:t>của chương 1 theo cấu trúc báo cáo đã được xây dựng.</w:t>
+              <w:jc w:val="both"/>
+              <w:rPr>
+                <w:rFonts w:asciiTheme="majorHAnsi" w:eastAsia="Times New Roman" w:hAnsiTheme="majorHAnsi" w:cstheme="majorHAnsi"/>
+                <w:szCs w:val="26"/>
+                <w:lang w:val="vi-VN" w:eastAsia="vi-VN"/>
+              </w:rPr>
+            </w:pPr>
+            <w:r>
+              <w:rPr>
+                <w:rFonts w:asciiTheme="majorHAnsi" w:eastAsia="Times New Roman" w:hAnsiTheme="majorHAnsi" w:cstheme="majorHAnsi"/>
+                <w:szCs w:val="26"/>
+                <w:lang w:val="vi-VN" w:eastAsia="vi-VN"/>
+              </w:rPr>
+              <w:t>Hoàn thiện phần: 1.5 của chương 1 theo cấu trúc báo cáo đã được xây dựng.</w:t>
             </w:r>
           </w:p>
         </w:tc>
@@ -1085,17 +1052,18 @@
           <w:p>
             <w:pPr>
               <w:spacing w:line="26" w:lineRule="atLeast"/>
-              <w:rPr>
-                <w:rFonts w:asciiTheme="majorHAnsi" w:eastAsia="Times New Roman" w:hAnsiTheme="majorHAnsi" w:cstheme="majorHAnsi"/>
-                <w:szCs w:val="26"/>
-                <w:lang w:val="vi-VN" w:eastAsia="vi-VN"/>
-              </w:rPr>
-            </w:pPr>
-            <w:r>
-              <w:rPr>
-                <w:rFonts w:asciiTheme="majorHAnsi" w:eastAsia="Times New Roman" w:hAnsiTheme="majorHAnsi" w:cstheme="majorHAnsi"/>
-                <w:szCs w:val="26"/>
-                <w:lang w:eastAsia="vi-VN"/>
+              <w:jc w:val="both"/>
+              <w:rPr>
+                <w:rFonts w:asciiTheme="majorHAnsi" w:eastAsia="Times New Roman" w:hAnsiTheme="majorHAnsi" w:cstheme="majorHAnsi"/>
+                <w:szCs w:val="26"/>
+                <w:lang w:val="vi-VN" w:eastAsia="vi-VN"/>
+              </w:rPr>
+            </w:pPr>
+            <w:r>
+              <w:rPr>
+                <w:rFonts w:asciiTheme="majorHAnsi" w:eastAsia="Times New Roman" w:hAnsiTheme="majorHAnsi" w:cstheme="majorHAnsi"/>
+                <w:szCs w:val="26"/>
+                <w:lang w:val="vi-VN" w:eastAsia="vi-VN"/>
               </w:rPr>
               <w:t>Đọc và tra cứu tài liệu trên Internet và bài giảng trên lớp, hoàn thiện và gửi bản word lên nhóm zalo</w:t>
             </w:r>
@@ -1103,9 +1071,12 @@
         </w:tc>
       </w:tr>
       <w:tr>
-        <w:tc>
-          <w:tcPr>
-            <w:tcW w:w="283" w:type="pct"/>
+        <w:trPr>
+          <w:trHeight w:val="1823"/>
+        </w:trPr>
+        <w:tc>
+          <w:tcPr>
+            <w:tcW w:w="284" w:type="pct"/>
             <w:vMerge w:val="restart"/>
             <w:tcBorders>
               <w:top w:val="single" w:sz="8" w:space="0" w:color="auto"/>
@@ -1121,14 +1092,14 @@
               <w:rPr>
                 <w:rFonts w:asciiTheme="majorHAnsi" w:eastAsia="Times New Roman" w:hAnsiTheme="majorHAnsi" w:cstheme="majorHAnsi"/>
                 <w:szCs w:val="26"/>
-                <w:lang w:eastAsia="vi-VN"/>
-              </w:rPr>
-            </w:pPr>
-            <w:r>
-              <w:rPr>
-                <w:rFonts w:asciiTheme="majorHAnsi" w:eastAsia="Times New Roman" w:hAnsiTheme="majorHAnsi" w:cstheme="majorHAnsi"/>
-                <w:szCs w:val="26"/>
-                <w:lang w:eastAsia="vi-VN"/>
+                <w:lang w:val="vi-VN" w:eastAsia="vi-VN"/>
+              </w:rPr>
+            </w:pPr>
+            <w:r>
+              <w:rPr>
+                <w:rFonts w:asciiTheme="majorHAnsi" w:eastAsia="Times New Roman" w:hAnsiTheme="majorHAnsi" w:cstheme="majorHAnsi"/>
+                <w:szCs w:val="26"/>
+                <w:lang w:val="vi-VN" w:eastAsia="vi-VN"/>
               </w:rPr>
               <w:lastRenderedPageBreak/>
               <w:t>2</w:t>
@@ -1175,12 +1146,40 @@
           <w:p>
             <w:pPr>
               <w:spacing w:line="26" w:lineRule="atLeast"/>
-              <w:rPr>
-                <w:rFonts w:asciiTheme="majorHAnsi" w:eastAsia="Times New Roman" w:hAnsiTheme="majorHAnsi" w:cstheme="majorHAnsi"/>
-                <w:szCs w:val="26"/>
-                <w:lang w:val="vi-VN" w:eastAsia="vi-VN"/>
-              </w:rPr>
-            </w:pPr>
+              <w:jc w:val="both"/>
+              <w:rPr>
+                <w:rFonts w:asciiTheme="majorHAnsi" w:eastAsia="Times New Roman" w:hAnsiTheme="majorHAnsi" w:cstheme="majorHAnsi"/>
+                <w:szCs w:val="26"/>
+                <w:lang w:val="vi-VN" w:eastAsia="vi-VN"/>
+              </w:rPr>
+            </w:pPr>
+            <w:r>
+              <w:rPr>
+                <w:rFonts w:asciiTheme="majorHAnsi" w:eastAsia="Times New Roman" w:hAnsiTheme="majorHAnsi" w:cstheme="majorHAnsi"/>
+                <w:szCs w:val="26"/>
+                <w:lang w:val="vi-VN" w:eastAsia="vi-VN"/>
+              </w:rPr>
+              <w:t>Hoàn thiện Chương I. Phân công nhiệm vụ tuần 2.</w:t>
+            </w:r>
+          </w:p>
+          <w:p>
+            <w:pPr>
+              <w:spacing w:line="26" w:lineRule="atLeast"/>
+              <w:jc w:val="both"/>
+              <w:rPr>
+                <w:rFonts w:asciiTheme="majorHAnsi" w:eastAsia="Times New Roman" w:hAnsiTheme="majorHAnsi" w:cstheme="majorHAnsi"/>
+                <w:szCs w:val="26"/>
+                <w:lang w:val="vi-VN" w:eastAsia="vi-VN"/>
+              </w:rPr>
+            </w:pPr>
+            <w:r>
+              <w:rPr>
+                <w:rFonts w:asciiTheme="majorHAnsi" w:eastAsia="Times New Roman" w:hAnsiTheme="majorHAnsi" w:cstheme="majorHAnsi"/>
+                <w:szCs w:val="26"/>
+                <w:lang w:val="vi-VN" w:eastAsia="vi-VN"/>
+              </w:rPr>
+              <w:t>Thiết kế xử lý file, lưu khóa, giao diện chương trình: 2.2.6 và 2.2.7</w:t>
+            </w:r>
           </w:p>
         </w:tc>
         <w:tc>
@@ -1196,19 +1195,31 @@
           <w:p>
             <w:pPr>
               <w:spacing w:line="26" w:lineRule="atLeast"/>
-              <w:rPr>
-                <w:rFonts w:asciiTheme="majorHAnsi" w:eastAsia="Times New Roman" w:hAnsiTheme="majorHAnsi" w:cstheme="majorHAnsi"/>
-                <w:szCs w:val="26"/>
-                <w:lang w:val="vi-VN" w:eastAsia="vi-VN"/>
-              </w:rPr>
-            </w:pPr>
+              <w:jc w:val="both"/>
+              <w:rPr>
+                <w:rFonts w:asciiTheme="majorHAnsi" w:eastAsia="Times New Roman" w:hAnsiTheme="majorHAnsi" w:cstheme="majorHAnsi"/>
+                <w:szCs w:val="26"/>
+                <w:lang w:val="vi-VN" w:eastAsia="vi-VN"/>
+              </w:rPr>
+            </w:pPr>
+            <w:r>
+              <w:rPr>
+                <w:rFonts w:asciiTheme="majorHAnsi" w:eastAsia="Times New Roman" w:hAnsiTheme="majorHAnsi" w:cstheme="majorHAnsi"/>
+                <w:szCs w:val="26"/>
+                <w:lang w:val="vi-VN" w:eastAsia="vi-VN"/>
+              </w:rPr>
+              <w:t>Nghiên cứu cách xử lý file và lưu khóa trong Java/C++, tham khảo các mô hình giao diện Java Swing trên Internet, xây dựng sơ đồ xử lý dữ liệu và hoàn thiện nội dung báo cáo theo cấu trúc đã thống nhất.</w:t>
+            </w:r>
           </w:p>
         </w:tc>
       </w:tr>
       <w:tr>
-        <w:tc>
-          <w:tcPr>
-            <w:tcW w:w="283" w:type="pct"/>
+        <w:trPr>
+          <w:trHeight w:val="1548"/>
+        </w:trPr>
+        <w:tc>
+          <w:tcPr>
+            <w:tcW w:w="284" w:type="pct"/>
             <w:vMerge/>
             <w:tcBorders>
               <w:left w:val="single" w:sz="8" w:space="0" w:color="auto"/>
@@ -1262,12 +1273,21 @@
           <w:p>
             <w:pPr>
               <w:spacing w:line="26" w:lineRule="atLeast"/>
-              <w:rPr>
-                <w:rFonts w:asciiTheme="majorHAnsi" w:eastAsia="Times New Roman" w:hAnsiTheme="majorHAnsi" w:cstheme="majorHAnsi"/>
-                <w:szCs w:val="26"/>
-                <w:lang w:eastAsia="vi-VN"/>
-              </w:rPr>
-            </w:pPr>
+              <w:jc w:val="both"/>
+              <w:rPr>
+                <w:rFonts w:asciiTheme="majorHAnsi" w:eastAsia="Times New Roman" w:hAnsiTheme="majorHAnsi" w:cstheme="majorHAnsi"/>
+                <w:szCs w:val="26"/>
+                <w:lang w:val="vi-VN" w:eastAsia="vi-VN"/>
+              </w:rPr>
+            </w:pPr>
+            <w:r>
+              <w:rPr>
+                <w:rFonts w:asciiTheme="majorHAnsi" w:eastAsia="Times New Roman" w:hAnsiTheme="majorHAnsi" w:cstheme="majorHAnsi"/>
+                <w:szCs w:val="26"/>
+                <w:lang w:val="vi-VN" w:eastAsia="vi-VN"/>
+              </w:rPr>
+              <w:t>Phụ trách 2.1.3 và 2.1.4, xây dựng kịch bản hoạt động và luồng dữ liệu đầu vào/đầu ra</w:t>
+            </w:r>
           </w:p>
         </w:tc>
         <w:tc>
@@ -1282,19 +1302,31 @@
           <w:p>
             <w:pPr>
               <w:spacing w:line="26" w:lineRule="atLeast"/>
-              <w:rPr>
-                <w:rFonts w:asciiTheme="majorHAnsi" w:eastAsia="Times New Roman" w:hAnsiTheme="majorHAnsi" w:cstheme="majorHAnsi"/>
-                <w:szCs w:val="26"/>
-                <w:lang w:val="vi-VN" w:eastAsia="vi-VN"/>
-              </w:rPr>
-            </w:pPr>
+              <w:jc w:val="both"/>
+              <w:rPr>
+                <w:rFonts w:asciiTheme="majorHAnsi" w:eastAsia="Times New Roman" w:hAnsiTheme="majorHAnsi" w:cstheme="majorHAnsi"/>
+                <w:szCs w:val="26"/>
+                <w:lang w:val="vi-VN" w:eastAsia="vi-VN"/>
+              </w:rPr>
+            </w:pPr>
+            <w:r>
+              <w:rPr>
+                <w:rFonts w:asciiTheme="majorHAnsi" w:eastAsia="Times New Roman" w:hAnsiTheme="majorHAnsi" w:cstheme="majorHAnsi"/>
+                <w:szCs w:val="26"/>
+                <w:lang w:val="vi-VN" w:eastAsia="vi-VN"/>
+              </w:rPr>
+              <w:t>Phân tích yêu cầu hệ thống, xây dựng luồng xử lý từ quá trình sinh khóa, ký số đến xác thực file; tham khảo tài liệu DSA và thảo luận nhóm qua Zalo để hoàn thiện nội dung.</w:t>
+            </w:r>
           </w:p>
         </w:tc>
       </w:tr>
       <w:tr>
-        <w:tc>
-          <w:tcPr>
-            <w:tcW w:w="283" w:type="pct"/>
+        <w:trPr>
+          <w:trHeight w:val="1555"/>
+        </w:trPr>
+        <w:tc>
+          <w:tcPr>
+            <w:tcW w:w="284" w:type="pct"/>
             <w:vMerge/>
             <w:tcBorders>
               <w:left w:val="single" w:sz="8" w:space="0" w:color="auto"/>
@@ -1345,13 +1377,113 @@
             <w:vAlign w:val="center"/>
             <w:hideMark/>
           </w:tcPr>
-          <w:p>
-            <w:pPr>
-              <w:spacing w:line="26" w:lineRule="atLeast"/>
-              <w:rPr>
-                <w:rFonts w:asciiTheme="majorHAnsi" w:eastAsia="Times New Roman" w:hAnsiTheme="majorHAnsi" w:cstheme="majorHAnsi"/>
-                <w:szCs w:val="26"/>
-                <w:lang w:eastAsia="vi-VN"/>
+          <w:tbl>
+            <w:tblPr>
+              <w:tblW w:w="0" w:type="auto"/>
+              <w:tblCellSpacing w:w="15" w:type="dxa"/>
+              <w:tblCellMar>
+                <w:top w:w="15" w:type="dxa"/>
+                <w:left w:w="15" w:type="dxa"/>
+                <w:bottom w:w="15" w:type="dxa"/>
+                <w:right w:w="15" w:type="dxa"/>
+              </w:tblCellMar>
+              <w:tblLook w:val="04A0" w:firstRow="1" w:lastRow="0" w:firstColumn="1" w:lastColumn="0" w:noHBand="0" w:noVBand="1"/>
+            </w:tblPr>
+            <w:tblGrid>
+              <w:gridCol w:w="96"/>
+            </w:tblGrid>
+            <w:tr>
+              <w:trPr>
+                <w:tblCellSpacing w:w="15" w:type="dxa"/>
+              </w:trPr>
+              <w:tc>
+                <w:tcPr>
+                  <w:tcW w:w="0" w:type="auto"/>
+                  <w:vAlign w:val="center"/>
+                  <w:hideMark/>
+                </w:tcPr>
+                <w:p>
+                  <w:pPr>
+                    <w:spacing w:after="0" w:line="26" w:lineRule="atLeast"/>
+                    <w:jc w:val="both"/>
+                    <w:rPr>
+                      <w:rFonts w:asciiTheme="majorHAnsi" w:eastAsia="Times New Roman" w:hAnsiTheme="majorHAnsi" w:cstheme="majorHAnsi"/>
+                      <w:szCs w:val="26"/>
+                      <w:lang w:eastAsia="vi-VN"/>
+                    </w:rPr>
+                  </w:pPr>
+                </w:p>
+              </w:tc>
+            </w:tr>
+          </w:tbl>
+          <w:p>
+            <w:pPr>
+              <w:spacing w:line="26" w:lineRule="atLeast"/>
+              <w:jc w:val="both"/>
+              <w:rPr>
+                <w:rFonts w:asciiTheme="majorHAnsi" w:eastAsia="Times New Roman" w:hAnsiTheme="majorHAnsi" w:cstheme="majorHAnsi"/>
+                <w:vanish/>
+                <w:szCs w:val="26"/>
+                <w:lang w:val="vi-VN" w:eastAsia="vi-VN"/>
+              </w:rPr>
+            </w:pPr>
+          </w:p>
+          <w:tbl>
+            <w:tblPr>
+              <w:tblW w:w="0" w:type="auto"/>
+              <w:tblCellSpacing w:w="15" w:type="dxa"/>
+              <w:tblCellMar>
+                <w:top w:w="15" w:type="dxa"/>
+                <w:left w:w="15" w:type="dxa"/>
+                <w:bottom w:w="15" w:type="dxa"/>
+                <w:right w:w="15" w:type="dxa"/>
+              </w:tblCellMar>
+              <w:tblLook w:val="04A0" w:firstRow="1" w:lastRow="0" w:firstColumn="1" w:lastColumn="0" w:noHBand="0" w:noVBand="1"/>
+            </w:tblPr>
+            <w:tblGrid>
+              <w:gridCol w:w="5294"/>
+            </w:tblGrid>
+            <w:tr>
+              <w:trPr>
+                <w:trHeight w:val="849"/>
+                <w:tblCellSpacing w:w="15" w:type="dxa"/>
+              </w:trPr>
+              <w:tc>
+                <w:tcPr>
+                  <w:tcW w:w="0" w:type="auto"/>
+                  <w:vAlign w:val="center"/>
+                  <w:hideMark/>
+                </w:tcPr>
+                <w:p>
+                  <w:pPr>
+                    <w:spacing w:after="0" w:line="26" w:lineRule="atLeast"/>
+                    <w:jc w:val="both"/>
+                    <w:rPr>
+                      <w:rFonts w:asciiTheme="majorHAnsi" w:eastAsia="Times New Roman" w:hAnsiTheme="majorHAnsi" w:cstheme="majorHAnsi"/>
+                      <w:szCs w:val="26"/>
+                      <w:lang w:eastAsia="vi-VN"/>
+                    </w:rPr>
+                  </w:pPr>
+                  <w:r>
+                    <w:rPr>
+                      <w:rFonts w:asciiTheme="majorHAnsi" w:eastAsia="Times New Roman" w:hAnsiTheme="majorHAnsi" w:cstheme="majorHAnsi"/>
+                      <w:szCs w:val="26"/>
+                      <w:lang w:eastAsia="vi-VN"/>
+                    </w:rPr>
+                    <w:t>Thiết kế kiến trúc hệ thống 2.2.1 và tham gia xây dựng luồng xử lý 2.2.2</w:t>
+                  </w:r>
+                </w:p>
+              </w:tc>
+            </w:tr>
+          </w:tbl>
+          <w:p>
+            <w:pPr>
+              <w:spacing w:line="26" w:lineRule="atLeast"/>
+              <w:jc w:val="both"/>
+              <w:rPr>
+                <w:rFonts w:asciiTheme="majorHAnsi" w:eastAsia="Times New Roman" w:hAnsiTheme="majorHAnsi" w:cstheme="majorHAnsi"/>
+                <w:szCs w:val="26"/>
+                <w:lang w:val="vi-VN" w:eastAsia="vi-VN"/>
               </w:rPr>
             </w:pPr>
           </w:p>
@@ -1368,19 +1500,31 @@
           <w:p>
             <w:pPr>
               <w:spacing w:line="26" w:lineRule="atLeast"/>
-              <w:rPr>
-                <w:rFonts w:asciiTheme="majorHAnsi" w:eastAsia="Times New Roman" w:hAnsiTheme="majorHAnsi" w:cstheme="majorHAnsi"/>
-                <w:szCs w:val="26"/>
-                <w:lang w:val="vi-VN" w:eastAsia="vi-VN"/>
-              </w:rPr>
-            </w:pPr>
+              <w:jc w:val="both"/>
+              <w:rPr>
+                <w:rFonts w:asciiTheme="majorHAnsi" w:eastAsia="Times New Roman" w:hAnsiTheme="majorHAnsi" w:cstheme="majorHAnsi"/>
+                <w:szCs w:val="26"/>
+                <w:lang w:val="vi-VN" w:eastAsia="vi-VN"/>
+              </w:rPr>
+            </w:pPr>
+            <w:r>
+              <w:rPr>
+                <w:rFonts w:asciiTheme="majorHAnsi" w:eastAsia="Times New Roman" w:hAnsiTheme="majorHAnsi" w:cstheme="majorHAnsi"/>
+                <w:szCs w:val="26"/>
+                <w:lang w:val="vi-VN" w:eastAsia="vi-VN"/>
+              </w:rPr>
+              <w:t>Tìm hiểu mô hình hoạt động của chương trình ký số DSA, thiết kế sơ đồ kiến trúc tổng thể và mô tả luồng xử lý dữ liệu giữa các chức năng của hệ thống.</w:t>
+            </w:r>
           </w:p>
         </w:tc>
       </w:tr>
       <w:tr>
-        <w:tc>
-          <w:tcPr>
-            <w:tcW w:w="283" w:type="pct"/>
+        <w:trPr>
+          <w:trHeight w:val="1549"/>
+        </w:trPr>
+        <w:tc>
+          <w:tcPr>
+            <w:tcW w:w="284" w:type="pct"/>
             <w:vMerge/>
             <w:tcBorders>
               <w:left w:val="single" w:sz="8" w:space="0" w:color="auto"/>
@@ -1434,12 +1578,21 @@
           <w:p>
             <w:pPr>
               <w:spacing w:line="26" w:lineRule="atLeast"/>
-              <w:rPr>
-                <w:rFonts w:asciiTheme="majorHAnsi" w:eastAsia="Times New Roman" w:hAnsiTheme="majorHAnsi" w:cstheme="majorHAnsi"/>
-                <w:szCs w:val="26"/>
-                <w:lang w:val="vi-VN" w:eastAsia="vi-VN"/>
-              </w:rPr>
-            </w:pPr>
+              <w:jc w:val="both"/>
+              <w:rPr>
+                <w:rFonts w:asciiTheme="majorHAnsi" w:eastAsia="Times New Roman" w:hAnsiTheme="majorHAnsi" w:cstheme="majorHAnsi"/>
+                <w:szCs w:val="26"/>
+                <w:lang w:val="vi-VN" w:eastAsia="vi-VN"/>
+              </w:rPr>
+            </w:pPr>
+            <w:r>
+              <w:rPr>
+                <w:rFonts w:asciiTheme="majorHAnsi" w:eastAsia="Times New Roman" w:hAnsiTheme="majorHAnsi" w:cstheme="majorHAnsi"/>
+                <w:szCs w:val="26"/>
+                <w:lang w:val="vi-VN" w:eastAsia="vi-VN"/>
+              </w:rPr>
+              <w:t>Thiết kế chức năng ký số, xác thực và quản lý khóa: 2.2.3, 2.2.4, 2.2.5</w:t>
+            </w:r>
           </w:p>
         </w:tc>
         <w:tc>
@@ -1454,19 +1607,31 @@
           <w:p>
             <w:pPr>
               <w:spacing w:line="26" w:lineRule="atLeast"/>
-              <w:rPr>
-                <w:rFonts w:asciiTheme="majorHAnsi" w:eastAsia="Times New Roman" w:hAnsiTheme="majorHAnsi" w:cstheme="majorHAnsi"/>
-                <w:szCs w:val="26"/>
-                <w:lang w:val="vi-VN" w:eastAsia="vi-VN"/>
-              </w:rPr>
-            </w:pPr>
+              <w:jc w:val="both"/>
+              <w:rPr>
+                <w:rFonts w:asciiTheme="majorHAnsi" w:eastAsia="Times New Roman" w:hAnsiTheme="majorHAnsi" w:cstheme="majorHAnsi"/>
+                <w:szCs w:val="26"/>
+                <w:lang w:val="vi-VN" w:eastAsia="vi-VN"/>
+              </w:rPr>
+            </w:pPr>
+            <w:r>
+              <w:rPr>
+                <w:rFonts w:asciiTheme="majorHAnsi" w:eastAsia="Times New Roman" w:hAnsiTheme="majorHAnsi" w:cstheme="majorHAnsi"/>
+                <w:szCs w:val="26"/>
+                <w:lang w:val="vi-VN" w:eastAsia="vi-VN"/>
+              </w:rPr>
+              <w:t>Nghiên cứu nguyên lý hoạt động của thuật toán DSA, xây dựng mô hình xử lý chữ ký số, quá trình xác thực và cơ chế lưu trữ khóa công khai, khóa bí mật.</w:t>
+            </w:r>
           </w:p>
         </w:tc>
       </w:tr>
       <w:tr>
-        <w:tc>
-          <w:tcPr>
-            <w:tcW w:w="283" w:type="pct"/>
+        <w:trPr>
+          <w:trHeight w:val="996"/>
+        </w:trPr>
+        <w:tc>
+          <w:tcPr>
+            <w:tcW w:w="284" w:type="pct"/>
             <w:vMerge/>
             <w:tcBorders>
               <w:left w:val="single" w:sz="8" w:space="0" w:color="auto"/>
@@ -1527,12 +1692,21 @@
           <w:p>
             <w:pPr>
               <w:spacing w:line="26" w:lineRule="atLeast"/>
-              <w:rPr>
-                <w:rFonts w:asciiTheme="majorHAnsi" w:eastAsia="Times New Roman" w:hAnsiTheme="majorHAnsi" w:cstheme="majorHAnsi"/>
-                <w:szCs w:val="26"/>
-                <w:lang w:val="vi-VN" w:eastAsia="vi-VN"/>
-              </w:rPr>
-            </w:pPr>
+              <w:jc w:val="both"/>
+              <w:rPr>
+                <w:rFonts w:asciiTheme="majorHAnsi" w:eastAsia="Times New Roman" w:hAnsiTheme="majorHAnsi" w:cstheme="majorHAnsi"/>
+                <w:szCs w:val="26"/>
+                <w:lang w:val="vi-VN" w:eastAsia="vi-VN"/>
+              </w:rPr>
+            </w:pPr>
+            <w:r>
+              <w:rPr>
+                <w:rFonts w:asciiTheme="majorHAnsi" w:eastAsia="Times New Roman" w:hAnsiTheme="majorHAnsi" w:cstheme="majorHAnsi"/>
+                <w:szCs w:val="26"/>
+                <w:lang w:val="vi-VN" w:eastAsia="vi-VN"/>
+              </w:rPr>
+              <w:t>Phụ trách tổng hợp mục 2.1.1 và 2.1.2, hỗ trợ xây dựng chức năng hệ thống và mô tả use case</w:t>
+            </w:r>
           </w:p>
         </w:tc>
         <w:tc>
@@ -1548,19 +1722,31 @@
           <w:p>
             <w:pPr>
               <w:spacing w:line="26" w:lineRule="atLeast"/>
-              <w:rPr>
-                <w:rFonts w:asciiTheme="majorHAnsi" w:eastAsia="Times New Roman" w:hAnsiTheme="majorHAnsi" w:cstheme="majorHAnsi"/>
-                <w:szCs w:val="26"/>
-                <w:lang w:val="vi-VN" w:eastAsia="vi-VN"/>
-              </w:rPr>
-            </w:pPr>
+              <w:jc w:val="both"/>
+              <w:rPr>
+                <w:rFonts w:asciiTheme="majorHAnsi" w:eastAsia="Times New Roman" w:hAnsiTheme="majorHAnsi" w:cstheme="majorHAnsi"/>
+                <w:szCs w:val="26"/>
+                <w:lang w:val="vi-VN" w:eastAsia="vi-VN"/>
+              </w:rPr>
+            </w:pPr>
+            <w:r>
+              <w:rPr>
+                <w:rFonts w:asciiTheme="majorHAnsi" w:eastAsia="Times New Roman" w:hAnsiTheme="majorHAnsi" w:cstheme="majorHAnsi"/>
+                <w:szCs w:val="26"/>
+                <w:lang w:val="vi-VN" w:eastAsia="vi-VN"/>
+              </w:rPr>
+              <w:t>Đọc tài liệu về hệ thống chữ ký số DSA, phân tích các chức năng chính của chương trình và xây dựng mô tả use case phù hợp với đề tài.</w:t>
+            </w:r>
           </w:p>
         </w:tc>
       </w:tr>
       <w:tr>
-        <w:tc>
-          <w:tcPr>
-            <w:tcW w:w="283" w:type="pct"/>
+        <w:trPr>
+          <w:trHeight w:val="831"/>
+        </w:trPr>
+        <w:tc>
+          <w:tcPr>
+            <w:tcW w:w="284" w:type="pct"/>
             <w:vMerge w:val="restart"/>
             <w:tcBorders>
               <w:top w:val="single" w:sz="8" w:space="0" w:color="auto"/>
@@ -1576,14 +1762,14 @@
               <w:rPr>
                 <w:rFonts w:asciiTheme="majorHAnsi" w:eastAsia="Times New Roman" w:hAnsiTheme="majorHAnsi" w:cstheme="majorHAnsi"/>
                 <w:szCs w:val="26"/>
-                <w:lang w:eastAsia="vi-VN"/>
-              </w:rPr>
-            </w:pPr>
-            <w:r>
-              <w:rPr>
-                <w:rFonts w:asciiTheme="majorHAnsi" w:eastAsia="Times New Roman" w:hAnsiTheme="majorHAnsi" w:cstheme="majorHAnsi"/>
-                <w:szCs w:val="26"/>
-                <w:lang w:eastAsia="vi-VN"/>
+                <w:lang w:val="vi-VN" w:eastAsia="vi-VN"/>
+              </w:rPr>
+            </w:pPr>
+            <w:r>
+              <w:rPr>
+                <w:rFonts w:asciiTheme="majorHAnsi" w:eastAsia="Times New Roman" w:hAnsiTheme="majorHAnsi" w:cstheme="majorHAnsi"/>
+                <w:szCs w:val="26"/>
+                <w:lang w:val="vi-VN" w:eastAsia="vi-VN"/>
               </w:rPr>
               <w:t>3</w:t>
             </w:r>
@@ -1620,6 +1806,7 @@
         <w:tc>
           <w:tcPr>
             <w:tcW w:w="1931" w:type="pct"/>
+            <w:vMerge w:val="restart"/>
             <w:tcBorders>
               <w:top w:val="single" w:sz="8" w:space="0" w:color="auto"/>
             </w:tcBorders>
@@ -1629,17 +1816,27 @@
           <w:p>
             <w:pPr>
               <w:spacing w:line="26" w:lineRule="atLeast"/>
-              <w:rPr>
-                <w:rFonts w:asciiTheme="majorHAnsi" w:eastAsia="Times New Roman" w:hAnsiTheme="majorHAnsi" w:cstheme="majorHAnsi"/>
-                <w:szCs w:val="26"/>
-                <w:lang w:val="vi-VN" w:eastAsia="vi-VN"/>
-              </w:rPr>
-            </w:pPr>
+              <w:jc w:val="both"/>
+              <w:rPr>
+                <w:rFonts w:asciiTheme="majorHAnsi" w:eastAsia="Times New Roman" w:hAnsiTheme="majorHAnsi" w:cstheme="majorHAnsi"/>
+                <w:szCs w:val="26"/>
+                <w:lang w:val="vi-VN" w:eastAsia="vi-VN"/>
+              </w:rPr>
+            </w:pPr>
+            <w:r>
+              <w:rPr>
+                <w:rFonts w:asciiTheme="majorHAnsi" w:eastAsia="Times New Roman" w:hAnsiTheme="majorHAnsi" w:cstheme="majorHAnsi"/>
+                <w:szCs w:val="26"/>
+                <w:lang w:val="vi-VN" w:eastAsia="vi-VN"/>
+              </w:rPr>
+              <w:t>Phụ trách phần 2.4 cài đặt thuật toán và 2.5.1 triển khai hệ thống bằng JAVA</w:t>
+            </w:r>
           </w:p>
         </w:tc>
         <w:tc>
           <w:tcPr>
             <w:tcW w:w="1978" w:type="pct"/>
+            <w:vMerge w:val="restart"/>
             <w:tcBorders>
               <w:top w:val="single" w:sz="8" w:space="0" w:color="auto"/>
               <w:right w:val="single" w:sz="8" w:space="0" w:color="auto"/>
@@ -1650,19 +1847,56 @@
           <w:p>
             <w:pPr>
               <w:spacing w:line="26" w:lineRule="atLeast"/>
-              <w:rPr>
-                <w:rFonts w:asciiTheme="majorHAnsi" w:eastAsia="Times New Roman" w:hAnsiTheme="majorHAnsi" w:cstheme="majorHAnsi"/>
-                <w:szCs w:val="26"/>
-                <w:lang w:val="vi-VN" w:eastAsia="vi-VN"/>
-              </w:rPr>
-            </w:pPr>
+              <w:jc w:val="both"/>
+              <w:rPr>
+                <w:rFonts w:asciiTheme="majorHAnsi" w:eastAsia="Times New Roman" w:hAnsiTheme="majorHAnsi" w:cstheme="majorHAnsi"/>
+                <w:szCs w:val="26"/>
+                <w:lang w:val="vi-VN" w:eastAsia="vi-VN"/>
+              </w:rPr>
+            </w:pPr>
+            <w:r>
+              <w:rPr>
+                <w:rFonts w:asciiTheme="majorHAnsi" w:eastAsia="Times New Roman" w:hAnsiTheme="majorHAnsi" w:cstheme="majorHAnsi"/>
+                <w:szCs w:val="26"/>
+                <w:lang w:val="vi-VN" w:eastAsia="vi-VN"/>
+              </w:rPr>
+              <w:t>Sử dụng Java, BigInteger và MessageDigest để xây dựng thuật toán DSA; thiết kế giao diện Java Swing</w:t>
+            </w:r>
+            <w:r>
+              <w:rPr>
+                <w:rFonts w:asciiTheme="majorHAnsi" w:eastAsia="Times New Roman" w:hAnsiTheme="majorHAnsi" w:cstheme="majorHAnsi"/>
+                <w:szCs w:val="26"/>
+                <w:lang w:val="vi-VN" w:eastAsia="vi-VN"/>
+              </w:rPr>
+              <w:t xml:space="preserve"> </w:t>
+            </w:r>
+            <w:r>
+              <w:rPr>
+                <w:rFonts w:asciiTheme="majorHAnsi" w:eastAsia="Times New Roman" w:hAnsiTheme="majorHAnsi" w:cstheme="majorHAnsi"/>
+                <w:szCs w:val="26"/>
+                <w:lang w:val="vi-VN" w:eastAsia="vi-VN"/>
+              </w:rPr>
+              <w:lastRenderedPageBreak/>
+              <w:t>hoặc Java FX</w:t>
+            </w:r>
+            <w:r>
+              <w:rPr>
+                <w:rFonts w:asciiTheme="majorHAnsi" w:eastAsia="Times New Roman" w:hAnsiTheme="majorHAnsi" w:cstheme="majorHAnsi"/>
+                <w:szCs w:val="26"/>
+                <w:lang w:val="vi-VN" w:eastAsia="vi-VN"/>
+              </w:rPr>
+              <w:t xml:space="preserve"> và triển khai chức năng sinh khóa, ký file và xác thực chữ ký.</w:t>
+            </w:r>
           </w:p>
         </w:tc>
       </w:tr>
       <w:tr>
-        <w:tc>
-          <w:tcPr>
-            <w:tcW w:w="283" w:type="pct"/>
+        <w:trPr>
+          <w:trHeight w:val="543"/>
+        </w:trPr>
+        <w:tc>
+          <w:tcPr>
+            <w:tcW w:w="284" w:type="pct"/>
             <w:vMerge/>
             <w:tcBorders>
               <w:left w:val="single" w:sz="8" w:space="0" w:color="auto"/>
@@ -1710,12 +1944,14 @@
         <w:tc>
           <w:tcPr>
             <w:tcW w:w="1931" w:type="pct"/>
-            <w:vAlign w:val="center"/>
-            <w:hideMark/>
-          </w:tcPr>
-          <w:p>
-            <w:pPr>
-              <w:spacing w:line="26" w:lineRule="atLeast"/>
+            <w:vMerge/>
+            <w:vAlign w:val="center"/>
+            <w:hideMark/>
+          </w:tcPr>
+          <w:p>
+            <w:pPr>
+              <w:spacing w:line="26" w:lineRule="atLeast"/>
+              <w:jc w:val="both"/>
               <w:rPr>
                 <w:rFonts w:asciiTheme="majorHAnsi" w:eastAsia="Times New Roman" w:hAnsiTheme="majorHAnsi" w:cstheme="majorHAnsi"/>
                 <w:szCs w:val="26"/>
@@ -1727,6 +1963,7 @@
         <w:tc>
           <w:tcPr>
             <w:tcW w:w="1978" w:type="pct"/>
+            <w:vMerge/>
             <w:tcBorders>
               <w:right w:val="single" w:sz="8" w:space="0" w:color="auto"/>
             </w:tcBorders>
@@ -1736,6 +1973,7 @@
           <w:p>
             <w:pPr>
               <w:spacing w:line="26" w:lineRule="atLeast"/>
+              <w:jc w:val="both"/>
               <w:rPr>
                 <w:rFonts w:asciiTheme="majorHAnsi" w:eastAsia="Times New Roman" w:hAnsiTheme="majorHAnsi" w:cstheme="majorHAnsi"/>
                 <w:szCs w:val="26"/>
@@ -1746,9 +1984,12 @@
         </w:tc>
       </w:tr>
       <w:tr>
-        <w:tc>
-          <w:tcPr>
-            <w:tcW w:w="283" w:type="pct"/>
+        <w:trPr>
+          <w:trHeight w:val="565"/>
+        </w:trPr>
+        <w:tc>
+          <w:tcPr>
+            <w:tcW w:w="284" w:type="pct"/>
             <w:vMerge/>
             <w:tcBorders>
               <w:left w:val="single" w:sz="8" w:space="0" w:color="auto"/>
@@ -1796,12 +2037,14 @@
         <w:tc>
           <w:tcPr>
             <w:tcW w:w="1931" w:type="pct"/>
-            <w:vAlign w:val="center"/>
-            <w:hideMark/>
-          </w:tcPr>
-          <w:p>
-            <w:pPr>
-              <w:spacing w:line="26" w:lineRule="atLeast"/>
+            <w:vMerge/>
+            <w:vAlign w:val="center"/>
+            <w:hideMark/>
+          </w:tcPr>
+          <w:p>
+            <w:pPr>
+              <w:spacing w:line="26" w:lineRule="atLeast"/>
+              <w:jc w:val="both"/>
               <w:rPr>
                 <w:rFonts w:asciiTheme="majorHAnsi" w:eastAsia="Times New Roman" w:hAnsiTheme="majorHAnsi" w:cstheme="majorHAnsi"/>
                 <w:szCs w:val="26"/>
@@ -1813,6 +2056,7 @@
         <w:tc>
           <w:tcPr>
             <w:tcW w:w="1978" w:type="pct"/>
+            <w:vMerge/>
             <w:tcBorders>
               <w:right w:val="single" w:sz="8" w:space="0" w:color="auto"/>
             </w:tcBorders>
@@ -1822,6 +2066,7 @@
           <w:p>
             <w:pPr>
               <w:spacing w:line="26" w:lineRule="atLeast"/>
+              <w:jc w:val="both"/>
               <w:rPr>
                 <w:rFonts w:asciiTheme="majorHAnsi" w:eastAsia="Times New Roman" w:hAnsiTheme="majorHAnsi" w:cstheme="majorHAnsi"/>
                 <w:szCs w:val="26"/>
@@ -1832,9 +2077,12 @@
         </w:tc>
       </w:tr>
       <w:tr>
-        <w:tc>
-          <w:tcPr>
-            <w:tcW w:w="283" w:type="pct"/>
+        <w:trPr>
+          <w:trHeight w:val="559"/>
+        </w:trPr>
+        <w:tc>
+          <w:tcPr>
+            <w:tcW w:w="284" w:type="pct"/>
             <w:vMerge/>
             <w:tcBorders>
               <w:left w:val="single" w:sz="8" w:space="0" w:color="auto"/>
@@ -1882,45 +2130,83 @@
         <w:tc>
           <w:tcPr>
             <w:tcW w:w="1931" w:type="pct"/>
-            <w:vAlign w:val="center"/>
-            <w:hideMark/>
-          </w:tcPr>
-          <w:p>
-            <w:pPr>
-              <w:spacing w:line="26" w:lineRule="atLeast"/>
-              <w:rPr>
-                <w:rFonts w:asciiTheme="majorHAnsi" w:eastAsia="Times New Roman" w:hAnsiTheme="majorHAnsi" w:cstheme="majorHAnsi"/>
-                <w:szCs w:val="26"/>
-                <w:lang w:val="vi-VN" w:eastAsia="vi-VN"/>
-              </w:rPr>
-            </w:pPr>
+            <w:vMerge w:val="restart"/>
+            <w:vAlign w:val="center"/>
+            <w:hideMark/>
+          </w:tcPr>
+          <w:p>
+            <w:pPr>
+              <w:spacing w:line="26" w:lineRule="atLeast"/>
+              <w:jc w:val="both"/>
+              <w:rPr>
+                <w:rFonts w:asciiTheme="majorHAnsi" w:eastAsia="Times New Roman" w:hAnsiTheme="majorHAnsi" w:cstheme="majorHAnsi"/>
+                <w:szCs w:val="26"/>
+                <w:lang w:val="vi-VN" w:eastAsia="vi-VN"/>
+              </w:rPr>
+            </w:pPr>
+            <w:r>
+              <w:rPr>
+                <w:rFonts w:asciiTheme="majorHAnsi" w:eastAsia="Times New Roman" w:hAnsiTheme="majorHAnsi" w:cstheme="majorHAnsi"/>
+                <w:szCs w:val="26"/>
+                <w:lang w:val="vi-VN" w:eastAsia="vi-VN"/>
+              </w:rPr>
+              <w:t>Phụ trách phần 2.5.2 triể</w:t>
+            </w:r>
+            <w:r>
+              <w:rPr>
+                <w:rFonts w:asciiTheme="majorHAnsi" w:eastAsia="Times New Roman" w:hAnsiTheme="majorHAnsi" w:cstheme="majorHAnsi"/>
+                <w:szCs w:val="26"/>
+                <w:lang w:eastAsia="vi-VN"/>
+              </w:rPr>
+              <w:t>n</w:t>
+            </w:r>
+            <w:r>
+              <w:rPr>
+                <w:rFonts w:asciiTheme="majorHAnsi" w:eastAsia="Times New Roman" w:hAnsiTheme="majorHAnsi" w:cstheme="majorHAnsi"/>
+                <w:szCs w:val="26"/>
+                <w:lang w:val="vi-VN" w:eastAsia="vi-VN"/>
+              </w:rPr>
+              <w:t xml:space="preserve"> khai hệ thống bằng C++</w:t>
+            </w:r>
           </w:p>
         </w:tc>
         <w:tc>
           <w:tcPr>
             <w:tcW w:w="1978" w:type="pct"/>
+            <w:vMerge w:val="restart"/>
             <w:tcBorders>
               <w:right w:val="single" w:sz="8" w:space="0" w:color="auto"/>
             </w:tcBorders>
             <w:vAlign w:val="center"/>
-            <w:hideMark/>
-          </w:tcPr>
-          <w:p>
-            <w:pPr>
-              <w:spacing w:line="26" w:lineRule="atLeast"/>
-              <w:rPr>
-                <w:rFonts w:asciiTheme="majorHAnsi" w:eastAsia="Times New Roman" w:hAnsiTheme="majorHAnsi" w:cstheme="majorHAnsi"/>
-                <w:szCs w:val="26"/>
-                <w:lang w:eastAsia="vi-VN"/>
-              </w:rPr>
-            </w:pPr>
+          </w:tcPr>
+          <w:p>
+            <w:pPr>
+              <w:spacing w:line="26" w:lineRule="atLeast"/>
+              <w:jc w:val="both"/>
+              <w:rPr>
+                <w:rFonts w:asciiTheme="majorHAnsi" w:eastAsia="Times New Roman" w:hAnsiTheme="majorHAnsi" w:cstheme="majorHAnsi"/>
+                <w:szCs w:val="26"/>
+                <w:lang w:val="vi-VN" w:eastAsia="vi-VN"/>
+              </w:rPr>
+            </w:pPr>
+            <w:r>
+              <w:rPr>
+                <w:rFonts w:asciiTheme="majorHAnsi" w:eastAsia="Times New Roman" w:hAnsiTheme="majorHAnsi" w:cstheme="majorHAnsi"/>
+                <w:szCs w:val="26"/>
+                <w:lang w:val="vi-VN" w:eastAsia="vi-VN"/>
+              </w:rPr>
+              <w:t>Sử dụng C++, GMP và OpenSSL để triển khai thuật toán DSA, xây dựng menu chương trình và các chức năng ký số, xác thực chữ ký trên file.</w:t>
+            </w:r>
           </w:p>
         </w:tc>
       </w:tr>
       <w:tr>
-        <w:tc>
-          <w:tcPr>
-            <w:tcW w:w="283" w:type="pct"/>
+        <w:trPr>
+          <w:trHeight w:val="567"/>
+        </w:trPr>
+        <w:tc>
+          <w:tcPr>
+            <w:tcW w:w="284" w:type="pct"/>
             <w:vMerge/>
             <w:tcBorders>
               <w:left w:val="single" w:sz="8" w:space="0" w:color="auto"/>
@@ -1971,6 +2257,7 @@
         <w:tc>
           <w:tcPr>
             <w:tcW w:w="1931" w:type="pct"/>
+            <w:vMerge/>
             <w:tcBorders>
               <w:bottom w:val="single" w:sz="8" w:space="0" w:color="auto"/>
             </w:tcBorders>
@@ -1980,6 +2267,7 @@
           <w:p>
             <w:pPr>
               <w:spacing w:line="26" w:lineRule="atLeast"/>
+              <w:jc w:val="both"/>
               <w:rPr>
                 <w:rFonts w:asciiTheme="majorHAnsi" w:eastAsia="Times New Roman" w:hAnsiTheme="majorHAnsi" w:cstheme="majorHAnsi"/>
                 <w:szCs w:val="26"/>
@@ -1991,6 +2279,7 @@
         <w:tc>
           <w:tcPr>
             <w:tcW w:w="1978" w:type="pct"/>
+            <w:vMerge/>
             <w:tcBorders>
               <w:bottom w:val="single" w:sz="8" w:space="0" w:color="auto"/>
               <w:right w:val="single" w:sz="8" w:space="0" w:color="auto"/>
@@ -2001,6 +2290,7 @@
           <w:p>
             <w:pPr>
               <w:spacing w:line="26" w:lineRule="atLeast"/>
+              <w:jc w:val="both"/>
               <w:rPr>
                 <w:rFonts w:asciiTheme="majorHAnsi" w:eastAsia="Times New Roman" w:hAnsiTheme="majorHAnsi" w:cstheme="majorHAnsi"/>
                 <w:szCs w:val="26"/>
@@ -2011,9 +2301,12 @@
         </w:tc>
       </w:tr>
       <w:tr>
-        <w:tc>
-          <w:tcPr>
-            <w:tcW w:w="283" w:type="pct"/>
+        <w:trPr>
+          <w:trHeight w:val="692"/>
+        </w:trPr>
+        <w:tc>
+          <w:tcPr>
+            <w:tcW w:w="284" w:type="pct"/>
             <w:vMerge w:val="restart"/>
             <w:tcBorders>
               <w:top w:val="single" w:sz="8" w:space="0" w:color="auto"/>
@@ -2029,14 +2322,14 @@
               <w:rPr>
                 <w:rFonts w:asciiTheme="majorHAnsi" w:eastAsia="Times New Roman" w:hAnsiTheme="majorHAnsi" w:cstheme="majorHAnsi"/>
                 <w:szCs w:val="26"/>
-                <w:lang w:eastAsia="vi-VN"/>
-              </w:rPr>
-            </w:pPr>
-            <w:r>
-              <w:rPr>
-                <w:rFonts w:asciiTheme="majorHAnsi" w:eastAsia="Times New Roman" w:hAnsiTheme="majorHAnsi" w:cstheme="majorHAnsi"/>
-                <w:szCs w:val="26"/>
-                <w:lang w:eastAsia="vi-VN"/>
+                <w:lang w:val="vi-VN" w:eastAsia="vi-VN"/>
+              </w:rPr>
+            </w:pPr>
+            <w:r>
+              <w:rPr>
+                <w:rFonts w:asciiTheme="majorHAnsi" w:eastAsia="Times New Roman" w:hAnsiTheme="majorHAnsi" w:cstheme="majorHAnsi"/>
+                <w:szCs w:val="26"/>
+                <w:lang w:val="vi-VN" w:eastAsia="vi-VN"/>
               </w:rPr>
               <w:t>4</w:t>
             </w:r>
@@ -2073,6 +2366,7 @@
         <w:tc>
           <w:tcPr>
             <w:tcW w:w="1931" w:type="pct"/>
+            <w:vMerge w:val="restart"/>
             <w:tcBorders>
               <w:top w:val="single" w:sz="8" w:space="0" w:color="auto"/>
             </w:tcBorders>
@@ -2082,17 +2376,27 @@
           <w:p>
             <w:pPr>
               <w:spacing w:line="26" w:lineRule="atLeast"/>
-              <w:rPr>
-                <w:rFonts w:asciiTheme="majorHAnsi" w:eastAsia="Times New Roman" w:hAnsiTheme="majorHAnsi" w:cstheme="majorHAnsi"/>
-                <w:szCs w:val="26"/>
-                <w:lang w:val="vi-VN" w:eastAsia="vi-VN"/>
-              </w:rPr>
-            </w:pPr>
+              <w:jc w:val="both"/>
+              <w:rPr>
+                <w:rFonts w:asciiTheme="majorHAnsi" w:eastAsia="Times New Roman" w:hAnsiTheme="majorHAnsi" w:cstheme="majorHAnsi"/>
+                <w:szCs w:val="26"/>
+                <w:lang w:val="vi-VN" w:eastAsia="vi-VN"/>
+              </w:rPr>
+            </w:pPr>
+            <w:r>
+              <w:rPr>
+                <w:rFonts w:asciiTheme="majorHAnsi" w:eastAsia="Times New Roman" w:hAnsiTheme="majorHAnsi" w:cstheme="majorHAnsi"/>
+                <w:szCs w:val="26"/>
+                <w:lang w:val="vi-VN" w:eastAsia="vi-VN"/>
+              </w:rPr>
+              <w:t>Phụ trách phần 2.6 Kiểm thử và đánh giá hệ thống</w:t>
+            </w:r>
           </w:p>
         </w:tc>
         <w:tc>
           <w:tcPr>
             <w:tcW w:w="1978" w:type="pct"/>
+            <w:vMerge w:val="restart"/>
             <w:tcBorders>
               <w:top w:val="single" w:sz="8" w:space="0" w:color="auto"/>
               <w:right w:val="single" w:sz="8" w:space="0" w:color="auto"/>
@@ -2103,19 +2407,31 @@
           <w:p>
             <w:pPr>
               <w:spacing w:line="26" w:lineRule="atLeast"/>
-              <w:rPr>
-                <w:rFonts w:asciiTheme="majorHAnsi" w:eastAsia="Times New Roman" w:hAnsiTheme="majorHAnsi" w:cstheme="majorHAnsi"/>
-                <w:szCs w:val="26"/>
-                <w:lang w:val="vi-VN" w:eastAsia="vi-VN"/>
-              </w:rPr>
-            </w:pPr>
+              <w:jc w:val="both"/>
+              <w:rPr>
+                <w:rFonts w:asciiTheme="majorHAnsi" w:eastAsia="Times New Roman" w:hAnsiTheme="majorHAnsi" w:cstheme="majorHAnsi"/>
+                <w:szCs w:val="26"/>
+                <w:lang w:val="vi-VN" w:eastAsia="vi-VN"/>
+              </w:rPr>
+            </w:pPr>
+            <w:r>
+              <w:rPr>
+                <w:rFonts w:asciiTheme="majorHAnsi" w:eastAsia="Times New Roman" w:hAnsiTheme="majorHAnsi" w:cstheme="majorHAnsi"/>
+                <w:szCs w:val="26"/>
+                <w:lang w:val="vi-VN" w:eastAsia="vi-VN"/>
+              </w:rPr>
+              <w:t>Thực hiện kiểm thử chương trình với nhiều loại file khác nhau, ghi nhận kết quả thực nghiệm, đánh giá tính toàn vẹn dữ liệu và so sánh hiệu năng giữa Java và C++.</w:t>
+            </w:r>
           </w:p>
         </w:tc>
       </w:tr>
       <w:tr>
-        <w:tc>
-          <w:tcPr>
-            <w:tcW w:w="283" w:type="pct"/>
+        <w:trPr>
+          <w:trHeight w:val="838"/>
+        </w:trPr>
+        <w:tc>
+          <w:tcPr>
+            <w:tcW w:w="284" w:type="pct"/>
             <w:vMerge/>
             <w:tcBorders>
               <w:left w:val="single" w:sz="8" w:space="0" w:color="auto"/>
@@ -2163,12 +2479,14 @@
         <w:tc>
           <w:tcPr>
             <w:tcW w:w="1931" w:type="pct"/>
-            <w:vAlign w:val="center"/>
-            <w:hideMark/>
-          </w:tcPr>
-          <w:p>
-            <w:pPr>
-              <w:spacing w:line="26" w:lineRule="atLeast"/>
+            <w:vMerge/>
+            <w:vAlign w:val="center"/>
+            <w:hideMark/>
+          </w:tcPr>
+          <w:p>
+            <w:pPr>
+              <w:spacing w:line="26" w:lineRule="atLeast"/>
+              <w:jc w:val="both"/>
               <w:rPr>
                 <w:rFonts w:asciiTheme="majorHAnsi" w:eastAsia="Times New Roman" w:hAnsiTheme="majorHAnsi" w:cstheme="majorHAnsi"/>
                 <w:szCs w:val="26"/>
@@ -2180,6 +2498,7 @@
         <w:tc>
           <w:tcPr>
             <w:tcW w:w="1978" w:type="pct"/>
+            <w:vMerge/>
             <w:tcBorders>
               <w:right w:val="single" w:sz="8" w:space="0" w:color="auto"/>
             </w:tcBorders>
@@ -2189,6 +2508,7 @@
           <w:p>
             <w:pPr>
               <w:spacing w:line="26" w:lineRule="atLeast"/>
+              <w:jc w:val="both"/>
               <w:rPr>
                 <w:rFonts w:asciiTheme="majorHAnsi" w:eastAsia="Times New Roman" w:hAnsiTheme="majorHAnsi" w:cstheme="majorHAnsi"/>
                 <w:szCs w:val="26"/>
@@ -2199,9 +2519,12 @@
         </w:tc>
       </w:tr>
       <w:tr>
-        <w:tc>
-          <w:tcPr>
-            <w:tcW w:w="283" w:type="pct"/>
+        <w:trPr>
+          <w:trHeight w:val="558"/>
+        </w:trPr>
+        <w:tc>
+          <w:tcPr>
+            <w:tcW w:w="284" w:type="pct"/>
             <w:vMerge/>
             <w:tcBorders>
               <w:left w:val="single" w:sz="8" w:space="0" w:color="auto"/>
@@ -2249,23 +2572,34 @@
         <w:tc>
           <w:tcPr>
             <w:tcW w:w="1931" w:type="pct"/>
-            <w:vAlign w:val="center"/>
-            <w:hideMark/>
-          </w:tcPr>
-          <w:p>
-            <w:pPr>
-              <w:spacing w:line="26" w:lineRule="atLeast"/>
-              <w:rPr>
-                <w:rFonts w:asciiTheme="majorHAnsi" w:eastAsia="Times New Roman" w:hAnsiTheme="majorHAnsi" w:cstheme="majorHAnsi"/>
-                <w:szCs w:val="26"/>
-                <w:lang w:val="vi-VN" w:eastAsia="vi-VN"/>
-              </w:rPr>
-            </w:pPr>
+            <w:vMerge w:val="restart"/>
+            <w:vAlign w:val="center"/>
+            <w:hideMark/>
+          </w:tcPr>
+          <w:p>
+            <w:pPr>
+              <w:spacing w:line="26" w:lineRule="atLeast"/>
+              <w:jc w:val="both"/>
+              <w:rPr>
+                <w:rFonts w:asciiTheme="majorHAnsi" w:eastAsia="Times New Roman" w:hAnsiTheme="majorHAnsi" w:cstheme="majorHAnsi"/>
+                <w:szCs w:val="26"/>
+                <w:lang w:val="vi-VN" w:eastAsia="vi-VN"/>
+              </w:rPr>
+            </w:pPr>
+            <w:r>
+              <w:rPr>
+                <w:rFonts w:asciiTheme="majorHAnsi" w:eastAsia="Times New Roman" w:hAnsiTheme="majorHAnsi" w:cstheme="majorHAnsi"/>
+                <w:szCs w:val="26"/>
+                <w:lang w:val="vi-VN" w:eastAsia="vi-VN"/>
+              </w:rPr>
+              <w:t>Hoàn thiện chương 3</w:t>
+            </w:r>
           </w:p>
         </w:tc>
         <w:tc>
           <w:tcPr>
             <w:tcW w:w="1978" w:type="pct"/>
+            <w:vMerge w:val="restart"/>
             <w:tcBorders>
               <w:right w:val="single" w:sz="8" w:space="0" w:color="auto"/>
             </w:tcBorders>
@@ -2275,19 +2609,31 @@
           <w:p>
             <w:pPr>
               <w:spacing w:line="26" w:lineRule="atLeast"/>
-              <w:rPr>
-                <w:rFonts w:asciiTheme="majorHAnsi" w:eastAsia="Times New Roman" w:hAnsiTheme="majorHAnsi" w:cstheme="majorHAnsi"/>
-                <w:szCs w:val="26"/>
-                <w:lang w:val="vi-VN" w:eastAsia="vi-VN"/>
-              </w:rPr>
-            </w:pPr>
+              <w:jc w:val="both"/>
+              <w:rPr>
+                <w:rFonts w:asciiTheme="majorHAnsi" w:eastAsia="Times New Roman" w:hAnsiTheme="majorHAnsi" w:cstheme="majorHAnsi"/>
+                <w:szCs w:val="26"/>
+                <w:lang w:val="vi-VN" w:eastAsia="vi-VN"/>
+              </w:rPr>
+            </w:pPr>
+            <w:r>
+              <w:rPr>
+                <w:rFonts w:asciiTheme="majorHAnsi" w:eastAsia="Times New Roman" w:hAnsiTheme="majorHAnsi" w:cstheme="majorHAnsi"/>
+                <w:szCs w:val="26"/>
+                <w:lang w:val="vi-VN" w:eastAsia="vi-VN"/>
+              </w:rPr>
+              <w:t>Tổng hợp kết quả nghiên cứu và thực nghiệm, chỉnh sửa nội dung chương 3 theo cấu trúc báo cáo và chuẩn hóa định dạng văn bản.</w:t>
+            </w:r>
           </w:p>
         </w:tc>
       </w:tr>
       <w:tr>
-        <w:tc>
-          <w:tcPr>
-            <w:tcW w:w="283" w:type="pct"/>
+        <w:trPr>
+          <w:trHeight w:val="552"/>
+        </w:trPr>
+        <w:tc>
+          <w:tcPr>
+            <w:tcW w:w="284" w:type="pct"/>
             <w:vMerge/>
             <w:tcBorders>
               <w:left w:val="single" w:sz="8" w:space="0" w:color="auto"/>
@@ -2335,12 +2681,14 @@
         <w:tc>
           <w:tcPr>
             <w:tcW w:w="1931" w:type="pct"/>
-            <w:vAlign w:val="center"/>
-            <w:hideMark/>
-          </w:tcPr>
-          <w:p>
-            <w:pPr>
-              <w:spacing w:line="26" w:lineRule="atLeast"/>
+            <w:vMerge/>
+            <w:vAlign w:val="center"/>
+            <w:hideMark/>
+          </w:tcPr>
+          <w:p>
+            <w:pPr>
+              <w:spacing w:line="26" w:lineRule="atLeast"/>
+              <w:jc w:val="both"/>
               <w:rPr>
                 <w:rFonts w:asciiTheme="majorHAnsi" w:eastAsia="Times New Roman" w:hAnsiTheme="majorHAnsi" w:cstheme="majorHAnsi"/>
                 <w:szCs w:val="26"/>
@@ -2352,6 +2700,7 @@
         <w:tc>
           <w:tcPr>
             <w:tcW w:w="1978" w:type="pct"/>
+            <w:vMerge/>
             <w:tcBorders>
               <w:right w:val="single" w:sz="8" w:space="0" w:color="auto"/>
             </w:tcBorders>
@@ -2361,19 +2710,23 @@
           <w:p>
             <w:pPr>
               <w:spacing w:line="26" w:lineRule="atLeast"/>
-              <w:rPr>
-                <w:rFonts w:asciiTheme="majorHAnsi" w:eastAsia="Times New Roman" w:hAnsiTheme="majorHAnsi" w:cstheme="majorHAnsi"/>
-                <w:szCs w:val="26"/>
-                <w:lang w:eastAsia="vi-VN"/>
+              <w:jc w:val="both"/>
+              <w:rPr>
+                <w:rFonts w:asciiTheme="majorHAnsi" w:eastAsia="Times New Roman" w:hAnsiTheme="majorHAnsi" w:cstheme="majorHAnsi"/>
+                <w:szCs w:val="26"/>
+                <w:lang w:val="vi-VN" w:eastAsia="vi-VN"/>
               </w:rPr>
             </w:pPr>
           </w:p>
         </w:tc>
       </w:tr>
       <w:tr>
-        <w:tc>
-          <w:tcPr>
-            <w:tcW w:w="283" w:type="pct"/>
+        <w:trPr>
+          <w:trHeight w:val="560"/>
+        </w:trPr>
+        <w:tc>
+          <w:tcPr>
+            <w:tcW w:w="284" w:type="pct"/>
             <w:vMerge/>
             <w:tcBorders>
               <w:left w:val="single" w:sz="8" w:space="0" w:color="auto"/>
@@ -2425,6 +2778,7 @@
         <w:tc>
           <w:tcPr>
             <w:tcW w:w="1931" w:type="pct"/>
+            <w:vMerge/>
             <w:tcBorders>
               <w:bottom w:val="single" w:sz="8" w:space="0" w:color="auto"/>
             </w:tcBorders>
@@ -2434,6 +2788,7 @@
           <w:p>
             <w:pPr>
               <w:spacing w:line="26" w:lineRule="atLeast"/>
+              <w:jc w:val="both"/>
               <w:rPr>
                 <w:rFonts w:asciiTheme="majorHAnsi" w:eastAsia="Times New Roman" w:hAnsiTheme="majorHAnsi" w:cstheme="majorHAnsi"/>
                 <w:szCs w:val="26"/>
@@ -2445,6 +2800,7 @@
         <w:tc>
           <w:tcPr>
             <w:tcW w:w="1978" w:type="pct"/>
+            <w:vMerge/>
             <w:tcBorders>
               <w:bottom w:val="single" w:sz="8" w:space="0" w:color="auto"/>
               <w:right w:val="single" w:sz="8" w:space="0" w:color="auto"/>
@@ -2455,6 +2811,7 @@
           <w:p>
             <w:pPr>
               <w:spacing w:line="26" w:lineRule="atLeast"/>
+              <w:jc w:val="both"/>
               <w:rPr>
                 <w:rFonts w:asciiTheme="majorHAnsi" w:eastAsia="Times New Roman" w:hAnsiTheme="majorHAnsi" w:cstheme="majorHAnsi"/>
                 <w:szCs w:val="26"/>
@@ -2465,9 +2822,12 @@
         </w:tc>
       </w:tr>
       <w:tr>
-        <w:tc>
-          <w:tcPr>
-            <w:tcW w:w="283" w:type="pct"/>
+        <w:trPr>
+          <w:trHeight w:val="1108"/>
+        </w:trPr>
+        <w:tc>
+          <w:tcPr>
+            <w:tcW w:w="284" w:type="pct"/>
             <w:vMerge w:val="restart"/>
             <w:tcBorders>
               <w:top w:val="single" w:sz="8" w:space="0" w:color="auto"/>
@@ -2483,14 +2843,14 @@
               <w:rPr>
                 <w:rFonts w:asciiTheme="majorHAnsi" w:eastAsia="Times New Roman" w:hAnsiTheme="majorHAnsi" w:cstheme="majorHAnsi"/>
                 <w:szCs w:val="26"/>
-                <w:lang w:eastAsia="vi-VN"/>
-              </w:rPr>
-            </w:pPr>
-            <w:r>
-              <w:rPr>
-                <w:rFonts w:asciiTheme="majorHAnsi" w:eastAsia="Times New Roman" w:hAnsiTheme="majorHAnsi" w:cstheme="majorHAnsi"/>
-                <w:szCs w:val="26"/>
-                <w:lang w:eastAsia="vi-VN"/>
+                <w:lang w:val="vi-VN" w:eastAsia="vi-VN"/>
+              </w:rPr>
+            </w:pPr>
+            <w:r>
+              <w:rPr>
+                <w:rFonts w:asciiTheme="majorHAnsi" w:eastAsia="Times New Roman" w:hAnsiTheme="majorHAnsi" w:cstheme="majorHAnsi"/>
+                <w:szCs w:val="26"/>
+                <w:lang w:val="vi-VN" w:eastAsia="vi-VN"/>
               </w:rPr>
               <w:t>5</w:t>
             </w:r>
@@ -2536,12 +2896,21 @@
           <w:p>
             <w:pPr>
               <w:spacing w:line="26" w:lineRule="atLeast"/>
-              <w:rPr>
-                <w:rFonts w:asciiTheme="majorHAnsi" w:eastAsia="Times New Roman" w:hAnsiTheme="majorHAnsi" w:cstheme="majorHAnsi"/>
-                <w:szCs w:val="26"/>
-                <w:lang w:val="vi-VN" w:eastAsia="vi-VN"/>
-              </w:rPr>
-            </w:pPr>
+              <w:jc w:val="both"/>
+              <w:rPr>
+                <w:rFonts w:asciiTheme="majorHAnsi" w:eastAsia="Times New Roman" w:hAnsiTheme="majorHAnsi" w:cstheme="majorHAnsi"/>
+                <w:szCs w:val="26"/>
+                <w:lang w:val="vi-VN" w:eastAsia="vi-VN"/>
+              </w:rPr>
+            </w:pPr>
+            <w:r>
+              <w:rPr>
+                <w:rFonts w:asciiTheme="majorHAnsi" w:eastAsia="Times New Roman" w:hAnsiTheme="majorHAnsi" w:cstheme="majorHAnsi"/>
+                <w:szCs w:val="26"/>
+                <w:lang w:val="vi-VN" w:eastAsia="vi-VN"/>
+              </w:rPr>
+              <w:t>Hoàn thiện và kết nối các phần đơn lẻ của báo cáo</w:t>
+            </w:r>
           </w:p>
         </w:tc>
         <w:tc>
@@ -2557,19 +2926,39 @@
           <w:p>
             <w:pPr>
               <w:spacing w:line="26" w:lineRule="atLeast"/>
-              <w:rPr>
-                <w:rFonts w:asciiTheme="majorHAnsi" w:eastAsia="Times New Roman" w:hAnsiTheme="majorHAnsi" w:cstheme="majorHAnsi"/>
-                <w:szCs w:val="26"/>
-                <w:lang w:val="vi-VN" w:eastAsia="vi-VN"/>
-              </w:rPr>
-            </w:pPr>
+              <w:jc w:val="both"/>
+              <w:rPr>
+                <w:rFonts w:asciiTheme="majorHAnsi" w:eastAsia="Times New Roman" w:hAnsiTheme="majorHAnsi" w:cstheme="majorHAnsi"/>
+                <w:szCs w:val="26"/>
+                <w:lang w:val="vi-VN" w:eastAsia="vi-VN"/>
+              </w:rPr>
+            </w:pPr>
+            <w:r>
+              <w:rPr>
+                <w:rFonts w:asciiTheme="majorHAnsi" w:eastAsia="Times New Roman" w:hAnsiTheme="majorHAnsi" w:cstheme="majorHAnsi"/>
+                <w:szCs w:val="26"/>
+                <w:lang w:val="vi-VN" w:eastAsia="vi-VN"/>
+              </w:rPr>
+              <w:t>T</w:t>
+            </w:r>
+            <w:r>
+              <w:rPr>
+                <w:rFonts w:asciiTheme="majorHAnsi" w:eastAsia="Times New Roman" w:hAnsiTheme="majorHAnsi" w:cstheme="majorHAnsi"/>
+                <w:szCs w:val="26"/>
+                <w:lang w:val="vi-VN" w:eastAsia="vi-VN"/>
+              </w:rPr>
+              <w:t>ổng hợp toàn bộ nội dung báo cáo từ các thành viên, chỉnh sửa định dạng, kiểm tra tính thống nhất và hoàn thiện bản báo cáo cuối cùng.</w:t>
+            </w:r>
           </w:p>
         </w:tc>
       </w:tr>
       <w:tr>
-        <w:tc>
-          <w:tcPr>
-            <w:tcW w:w="283" w:type="pct"/>
+        <w:trPr>
+          <w:trHeight w:val="547"/>
+        </w:trPr>
+        <w:tc>
+          <w:tcPr>
+            <w:tcW w:w="284" w:type="pct"/>
             <w:vMerge/>
             <w:tcBorders>
               <w:left w:val="single" w:sz="8" w:space="0" w:color="auto"/>
@@ -2616,23 +3005,34 @@
         <w:tc>
           <w:tcPr>
             <w:tcW w:w="1931" w:type="pct"/>
-            <w:vAlign w:val="center"/>
-            <w:hideMark/>
-          </w:tcPr>
-          <w:p>
-            <w:pPr>
-              <w:spacing w:line="26" w:lineRule="atLeast"/>
-              <w:rPr>
-                <w:rFonts w:asciiTheme="majorHAnsi" w:eastAsia="Times New Roman" w:hAnsiTheme="majorHAnsi" w:cstheme="majorHAnsi"/>
-                <w:szCs w:val="26"/>
-                <w:lang w:val="vi-VN" w:eastAsia="vi-VN"/>
-              </w:rPr>
-            </w:pPr>
+            <w:vMerge w:val="restart"/>
+            <w:vAlign w:val="center"/>
+            <w:hideMark/>
+          </w:tcPr>
+          <w:p>
+            <w:pPr>
+              <w:spacing w:line="26" w:lineRule="atLeast"/>
+              <w:jc w:val="both"/>
+              <w:rPr>
+                <w:rFonts w:asciiTheme="majorHAnsi" w:eastAsia="Times New Roman" w:hAnsiTheme="majorHAnsi" w:cstheme="majorHAnsi"/>
+                <w:szCs w:val="26"/>
+                <w:lang w:val="vi-VN" w:eastAsia="vi-VN"/>
+              </w:rPr>
+            </w:pPr>
+            <w:r>
+              <w:rPr>
+                <w:rFonts w:asciiTheme="majorHAnsi" w:eastAsia="Times New Roman" w:hAnsiTheme="majorHAnsi" w:cstheme="majorHAnsi"/>
+                <w:szCs w:val="26"/>
+                <w:lang w:val="vi-VN" w:eastAsia="vi-VN"/>
+              </w:rPr>
+              <w:t>Phụ trách tiếp tục kiểm thử và hoàn thiện sản phẩm DEMO</w:t>
+            </w:r>
           </w:p>
         </w:tc>
         <w:tc>
           <w:tcPr>
             <w:tcW w:w="1978" w:type="pct"/>
+            <w:vMerge w:val="restart"/>
             <w:tcBorders>
               <w:right w:val="single" w:sz="8" w:space="0" w:color="auto"/>
             </w:tcBorders>
@@ -2642,19 +3042,31 @@
           <w:p>
             <w:pPr>
               <w:spacing w:line="26" w:lineRule="atLeast"/>
-              <w:rPr>
-                <w:rFonts w:asciiTheme="majorHAnsi" w:eastAsia="Times New Roman" w:hAnsiTheme="majorHAnsi" w:cstheme="majorHAnsi"/>
-                <w:szCs w:val="26"/>
-                <w:lang w:val="vi-VN" w:eastAsia="vi-VN"/>
-              </w:rPr>
-            </w:pPr>
+              <w:jc w:val="both"/>
+              <w:rPr>
+                <w:rFonts w:asciiTheme="majorHAnsi" w:eastAsia="Times New Roman" w:hAnsiTheme="majorHAnsi" w:cstheme="majorHAnsi"/>
+                <w:szCs w:val="26"/>
+                <w:lang w:val="vi-VN" w:eastAsia="vi-VN"/>
+              </w:rPr>
+            </w:pPr>
+            <w:r>
+              <w:rPr>
+                <w:rFonts w:asciiTheme="majorHAnsi" w:eastAsia="Times New Roman" w:hAnsiTheme="majorHAnsi" w:cstheme="majorHAnsi"/>
+                <w:szCs w:val="26"/>
+                <w:lang w:val="vi-VN" w:eastAsia="vi-VN"/>
+              </w:rPr>
+              <w:t>Tiếp tục chạy thử DEMO hệ thống, kiểm tra lỗi phát sinh và hỗ trợ hoàn thiện chương trình trước khi nộp.</w:t>
+            </w:r>
           </w:p>
         </w:tc>
       </w:tr>
       <w:tr>
-        <w:tc>
-          <w:tcPr>
-            <w:tcW w:w="283" w:type="pct"/>
+        <w:trPr>
+          <w:trHeight w:val="555"/>
+        </w:trPr>
+        <w:tc>
+          <w:tcPr>
+            <w:tcW w:w="284" w:type="pct"/>
             <w:vMerge/>
             <w:tcBorders>
               <w:left w:val="single" w:sz="8" w:space="0" w:color="auto"/>
@@ -2701,12 +3113,14 @@
         <w:tc>
           <w:tcPr>
             <w:tcW w:w="1931" w:type="pct"/>
-            <w:vAlign w:val="center"/>
-            <w:hideMark/>
-          </w:tcPr>
-          <w:p>
-            <w:pPr>
-              <w:spacing w:line="26" w:lineRule="atLeast"/>
+            <w:vMerge/>
+            <w:vAlign w:val="center"/>
+            <w:hideMark/>
+          </w:tcPr>
+          <w:p>
+            <w:pPr>
+              <w:spacing w:line="26" w:lineRule="atLeast"/>
+              <w:jc w:val="both"/>
               <w:rPr>
                 <w:rFonts w:asciiTheme="majorHAnsi" w:eastAsia="Times New Roman" w:hAnsiTheme="majorHAnsi" w:cstheme="majorHAnsi"/>
                 <w:szCs w:val="26"/>
@@ -2718,6 +3132,7 @@
         <w:tc>
           <w:tcPr>
             <w:tcW w:w="1978" w:type="pct"/>
+            <w:vMerge/>
             <w:tcBorders>
               <w:right w:val="single" w:sz="8" w:space="0" w:color="auto"/>
             </w:tcBorders>
@@ -2727,6 +3142,7 @@
           <w:p>
             <w:pPr>
               <w:spacing w:line="26" w:lineRule="atLeast"/>
+              <w:jc w:val="both"/>
               <w:rPr>
                 <w:rFonts w:asciiTheme="majorHAnsi" w:eastAsia="Times New Roman" w:hAnsiTheme="majorHAnsi" w:cstheme="majorHAnsi"/>
                 <w:szCs w:val="26"/>
@@ -2737,9 +3153,12 @@
         </w:tc>
       </w:tr>
       <w:tr>
-        <w:tc>
-          <w:tcPr>
-            <w:tcW w:w="283" w:type="pct"/>
+        <w:trPr>
+          <w:trHeight w:val="563"/>
+        </w:trPr>
+        <w:tc>
+          <w:tcPr>
+            <w:tcW w:w="284" w:type="pct"/>
             <w:vMerge/>
             <w:tcBorders>
               <w:left w:val="single" w:sz="8" w:space="0" w:color="auto"/>
@@ -2786,12 +3205,14 @@
         <w:tc>
           <w:tcPr>
             <w:tcW w:w="1931" w:type="pct"/>
-            <w:vAlign w:val="center"/>
-            <w:hideMark/>
-          </w:tcPr>
-          <w:p>
-            <w:pPr>
-              <w:spacing w:line="26" w:lineRule="atLeast"/>
+            <w:vMerge/>
+            <w:vAlign w:val="center"/>
+            <w:hideMark/>
+          </w:tcPr>
+          <w:p>
+            <w:pPr>
+              <w:spacing w:line="26" w:lineRule="atLeast"/>
+              <w:jc w:val="both"/>
               <w:rPr>
                 <w:rFonts w:asciiTheme="majorHAnsi" w:eastAsia="Times New Roman" w:hAnsiTheme="majorHAnsi" w:cstheme="majorHAnsi"/>
                 <w:szCs w:val="26"/>
@@ -2803,6 +3224,7 @@
         <w:tc>
           <w:tcPr>
             <w:tcW w:w="1978" w:type="pct"/>
+            <w:vMerge/>
             <w:tcBorders>
               <w:right w:val="single" w:sz="8" w:space="0" w:color="auto"/>
             </w:tcBorders>
@@ -2812,6 +3234,7 @@
           <w:p>
             <w:pPr>
               <w:spacing w:line="26" w:lineRule="atLeast"/>
+              <w:jc w:val="both"/>
               <w:rPr>
                 <w:rFonts w:asciiTheme="majorHAnsi" w:eastAsia="Times New Roman" w:hAnsiTheme="majorHAnsi" w:cstheme="majorHAnsi"/>
                 <w:szCs w:val="26"/>
@@ -2822,9 +3245,12 @@
         </w:tc>
       </w:tr>
       <w:tr>
-        <w:tc>
-          <w:tcPr>
-            <w:tcW w:w="283" w:type="pct"/>
+        <w:trPr>
+          <w:trHeight w:val="1124"/>
+        </w:trPr>
+        <w:tc>
+          <w:tcPr>
+            <w:tcW w:w="284" w:type="pct"/>
             <w:vMerge/>
             <w:tcBorders>
               <w:left w:val="single" w:sz="8" w:space="0" w:color="auto"/>
@@ -2884,12 +3310,21 @@
           <w:p>
             <w:pPr>
               <w:spacing w:line="26" w:lineRule="atLeast"/>
-              <w:rPr>
-                <w:rFonts w:asciiTheme="majorHAnsi" w:eastAsia="Times New Roman" w:hAnsiTheme="majorHAnsi" w:cstheme="majorHAnsi"/>
-                <w:szCs w:val="26"/>
-                <w:lang w:val="vi-VN" w:eastAsia="vi-VN"/>
-              </w:rPr>
-            </w:pPr>
+              <w:jc w:val="both"/>
+              <w:rPr>
+                <w:rFonts w:asciiTheme="majorHAnsi" w:eastAsia="Times New Roman" w:hAnsiTheme="majorHAnsi" w:cstheme="majorHAnsi"/>
+                <w:szCs w:val="26"/>
+                <w:lang w:val="vi-VN" w:eastAsia="vi-VN"/>
+              </w:rPr>
+            </w:pPr>
+            <w:r>
+              <w:rPr>
+                <w:rFonts w:asciiTheme="majorHAnsi" w:eastAsia="Times New Roman" w:hAnsiTheme="majorHAnsi" w:cstheme="majorHAnsi"/>
+                <w:szCs w:val="26"/>
+                <w:lang w:val="vi-VN" w:eastAsia="vi-VN"/>
+              </w:rPr>
+              <w:t>Phụ trách đi in và kểm tra lại báo cáo</w:t>
+            </w:r>
           </w:p>
         </w:tc>
         <w:tc>
@@ -2905,12 +3340,21 @@
           <w:p>
             <w:pPr>
               <w:spacing w:line="26" w:lineRule="atLeast"/>
-              <w:rPr>
-                <w:rFonts w:asciiTheme="majorHAnsi" w:eastAsia="Times New Roman" w:hAnsiTheme="majorHAnsi" w:cstheme="majorHAnsi"/>
-                <w:szCs w:val="26"/>
-                <w:lang w:val="vi-VN" w:eastAsia="vi-VN"/>
-              </w:rPr>
-            </w:pPr>
+              <w:jc w:val="both"/>
+              <w:rPr>
+                <w:rFonts w:asciiTheme="majorHAnsi" w:eastAsia="Times New Roman" w:hAnsiTheme="majorHAnsi" w:cstheme="majorHAnsi"/>
+                <w:szCs w:val="26"/>
+                <w:lang w:val="vi-VN" w:eastAsia="vi-VN"/>
+              </w:rPr>
+            </w:pPr>
+            <w:r>
+              <w:rPr>
+                <w:rFonts w:asciiTheme="majorHAnsi" w:eastAsia="Times New Roman" w:hAnsiTheme="majorHAnsi" w:cstheme="majorHAnsi"/>
+                <w:szCs w:val="26"/>
+                <w:lang w:val="vi-VN" w:eastAsia="vi-VN"/>
+              </w:rPr>
+              <w:t>Kiểm tra lỗi chính tả, định dạng và nội dung kỹ thuật trong báo cáo, đảm bảo đúng yêu cầu trình bày.</w:t>
+            </w:r>
           </w:p>
         </w:tc>
       </w:tr>
@@ -2944,53 +3388,12 @@
         </w:rPr>
         <w:tab/>
       </w:r>
-      <w:proofErr w:type="spellStart"/>
       <w:r>
         <w:rPr>
           <w:rFonts w:asciiTheme="majorHAnsi" w:hAnsiTheme="majorHAnsi" w:cstheme="majorHAnsi"/>
           <w:szCs w:val="26"/>
         </w:rPr>
-        <w:t>Ngày</w:t>
-      </w:r>
-      <w:proofErr w:type="spellEnd"/>
-      <w:r>
-        <w:rPr>
-          <w:rFonts w:asciiTheme="majorHAnsi" w:hAnsiTheme="majorHAnsi" w:cstheme="majorHAnsi"/>
-          <w:szCs w:val="26"/>
-        </w:rPr>
-        <w:t xml:space="preserve"> …. </w:t>
-      </w:r>
-      <w:proofErr w:type="spellStart"/>
-      <w:r>
-        <w:rPr>
-          <w:rFonts w:asciiTheme="majorHAnsi" w:hAnsiTheme="majorHAnsi" w:cstheme="majorHAnsi"/>
-          <w:szCs w:val="26"/>
-        </w:rPr>
-        <w:t>tháng</w:t>
-      </w:r>
-      <w:proofErr w:type="spellEnd"/>
-      <w:r>
-        <w:rPr>
-          <w:rFonts w:asciiTheme="majorHAnsi" w:hAnsiTheme="majorHAnsi" w:cstheme="majorHAnsi"/>
-          <w:szCs w:val="26"/>
-        </w:rPr>
-        <w:t xml:space="preserve"> …. </w:t>
-      </w:r>
-      <w:proofErr w:type="spellStart"/>
-      <w:r>
-        <w:rPr>
-          <w:rFonts w:asciiTheme="majorHAnsi" w:hAnsiTheme="majorHAnsi" w:cstheme="majorHAnsi"/>
-          <w:szCs w:val="26"/>
-        </w:rPr>
-        <w:t>năm</w:t>
-      </w:r>
-      <w:proofErr w:type="spellEnd"/>
-      <w:r>
-        <w:rPr>
-          <w:rFonts w:asciiTheme="majorHAnsi" w:hAnsiTheme="majorHAnsi" w:cstheme="majorHAnsi"/>
-          <w:szCs w:val="26"/>
-        </w:rPr>
-        <w:t xml:space="preserve"> 2026</w:t>
+        <w:t>Ngày …. tháng …. năm 2026</w:t>
       </w:r>
     </w:p>
     <w:p>
@@ -3042,71 +3445,7 @@
           <w:rFonts w:asciiTheme="majorHAnsi" w:hAnsiTheme="majorHAnsi" w:cstheme="majorHAnsi"/>
           <w:szCs w:val="26"/>
         </w:rPr>
-        <w:t>(</w:t>
-      </w:r>
-      <w:proofErr w:type="spellStart"/>
-      <w:r>
-        <w:rPr>
-          <w:rFonts w:asciiTheme="majorHAnsi" w:hAnsiTheme="majorHAnsi" w:cstheme="majorHAnsi"/>
-          <w:szCs w:val="26"/>
-        </w:rPr>
-        <w:t>Ký</w:t>
-      </w:r>
-      <w:proofErr w:type="spellEnd"/>
-      <w:r>
-        <w:rPr>
-          <w:rFonts w:asciiTheme="majorHAnsi" w:hAnsiTheme="majorHAnsi" w:cstheme="majorHAnsi"/>
-          <w:szCs w:val="26"/>
-        </w:rPr>
-        <w:t xml:space="preserve">, </w:t>
-      </w:r>
-      <w:proofErr w:type="spellStart"/>
-      <w:r>
-        <w:rPr>
-          <w:rFonts w:asciiTheme="majorHAnsi" w:hAnsiTheme="majorHAnsi" w:cstheme="majorHAnsi"/>
-          <w:szCs w:val="26"/>
-        </w:rPr>
-        <w:t>ghi</w:t>
-      </w:r>
-      <w:proofErr w:type="spellEnd"/>
-      <w:r>
-        <w:rPr>
-          <w:rFonts w:asciiTheme="majorHAnsi" w:hAnsiTheme="majorHAnsi" w:cstheme="majorHAnsi"/>
-          <w:szCs w:val="26"/>
-        </w:rPr>
-        <w:t xml:space="preserve"> rõ </w:t>
-      </w:r>
-      <w:proofErr w:type="spellStart"/>
-      <w:r>
-        <w:rPr>
-          <w:rFonts w:asciiTheme="majorHAnsi" w:hAnsiTheme="majorHAnsi" w:cstheme="majorHAnsi"/>
-          <w:szCs w:val="26"/>
-        </w:rPr>
-        <w:t>họ</w:t>
-      </w:r>
-      <w:proofErr w:type="spellEnd"/>
-      <w:r>
-        <w:rPr>
-          <w:rFonts w:asciiTheme="majorHAnsi" w:hAnsiTheme="majorHAnsi" w:cstheme="majorHAnsi"/>
-          <w:szCs w:val="26"/>
-        </w:rPr>
-        <w:t xml:space="preserve"> </w:t>
-      </w:r>
-      <w:proofErr w:type="spellStart"/>
-      <w:r>
-        <w:rPr>
-          <w:rFonts w:asciiTheme="majorHAnsi" w:hAnsiTheme="majorHAnsi" w:cstheme="majorHAnsi"/>
-          <w:szCs w:val="26"/>
-        </w:rPr>
-        <w:t>tên</w:t>
-      </w:r>
-      <w:proofErr w:type="spellEnd"/>
-      <w:r>
-        <w:rPr>
-          <w:rFonts w:asciiTheme="majorHAnsi" w:hAnsiTheme="majorHAnsi" w:cstheme="majorHAnsi"/>
-          <w:szCs w:val="26"/>
-        </w:rPr>
-        <w:t>)</w:t>
+        <w:t>(Ký, ghi rõ họ tên)</w:t>
       </w:r>
     </w:p>
     <w:p>
@@ -3168,17 +3507,8 @@
           <w:rFonts w:asciiTheme="majorHAnsi" w:hAnsiTheme="majorHAnsi" w:cstheme="majorHAnsi"/>
           <w:szCs w:val="26"/>
         </w:rPr>
-        <w:t xml:space="preserve">Phạm Văn </w:t>
+        <w:t>Phạm Văn Hiệp</w:t>
       </w:r>
-      <w:proofErr w:type="spellStart"/>
-      <w:r>
-        <w:rPr>
-          <w:rFonts w:asciiTheme="majorHAnsi" w:hAnsiTheme="majorHAnsi" w:cstheme="majorHAnsi"/>
-          <w:szCs w:val="26"/>
-        </w:rPr>
-        <w:t>Hiệp</w:t>
-      </w:r>
-      <w:proofErr w:type="spellEnd"/>
     </w:p>
     <w:sectPr>
       <w:pgSz w:w="16838" w:h="11906" w:orient="landscape" w:code="9"/>
@@ -3866,7 +4196,6 @@
       <w:kern w:val="0"/>
       <w:sz w:val="26"/>
       <w:szCs w:val="22"/>
-      <w:lang w:val="en-US"/>
       <w14:ligatures w14:val="none"/>
     </w:rPr>
   </w:style>
@@ -3890,7 +4219,6 @@
       <w:kern w:val="2"/>
       <w:sz w:val="40"/>
       <w:szCs w:val="40"/>
-      <w:lang w:val="vi-VN"/>
       <w14:ligatures w14:val="standardContextual"/>
     </w:rPr>
   </w:style>
@@ -3916,7 +4244,6 @@
       <w:kern w:val="2"/>
       <w:sz w:val="32"/>
       <w:szCs w:val="32"/>
-      <w:lang w:val="vi-VN"/>
       <w14:ligatures w14:val="standardContextual"/>
     </w:rPr>
   </w:style>
@@ -3942,7 +4269,6 @@
       <w:kern w:val="2"/>
       <w:sz w:val="28"/>
       <w:szCs w:val="28"/>
-      <w:lang w:val="vi-VN"/>
       <w14:ligatures w14:val="standardContextual"/>
     </w:rPr>
   </w:style>
@@ -3970,7 +4296,6 @@
       <w:kern w:val="2"/>
       <w:sz w:val="24"/>
       <w:szCs w:val="24"/>
-      <w:lang w:val="vi-VN"/>
       <w14:ligatures w14:val="standardContextual"/>
     </w:rPr>
   </w:style>
@@ -3996,7 +4321,6 @@
       <w:kern w:val="2"/>
       <w:sz w:val="24"/>
       <w:szCs w:val="24"/>
-      <w:lang w:val="vi-VN"/>
       <w14:ligatures w14:val="standardContextual"/>
     </w:rPr>
   </w:style>
@@ -4024,7 +4348,6 @@
       <w:kern w:val="2"/>
       <w:sz w:val="24"/>
       <w:szCs w:val="24"/>
-      <w:lang w:val="vi-VN"/>
       <w14:ligatures w14:val="standardContextual"/>
     </w:rPr>
   </w:style>
@@ -4050,7 +4373,6 @@
       <w:kern w:val="2"/>
       <w:sz w:val="24"/>
       <w:szCs w:val="24"/>
-      <w:lang w:val="vi-VN"/>
       <w14:ligatures w14:val="standardContextual"/>
     </w:rPr>
   </w:style>
@@ -4078,7 +4400,6 @@
       <w:kern w:val="2"/>
       <w:sz w:val="24"/>
       <w:szCs w:val="24"/>
-      <w:lang w:val="vi-VN"/>
       <w14:ligatures w14:val="standardContextual"/>
     </w:rPr>
   </w:style>
@@ -4104,14 +4425,12 @@
       <w:kern w:val="2"/>
       <w:sz w:val="24"/>
       <w:szCs w:val="24"/>
-      <w:lang w:val="vi-VN"/>
       <w14:ligatures w14:val="standardContextual"/>
     </w:rPr>
   </w:style>
   <w:style w:type="character" w:default="1" w:styleId="DefaultParagraphFont">
     <w:name w:val="Default Paragraph Font"/>
     <w:uiPriority w:val="1"/>
-    <w:semiHidden/>
     <w:unhideWhenUsed/>
   </w:style>
   <w:style w:type="table" w:default="1" w:styleId="TableNormal">
@@ -4272,7 +4591,6 @@
       <w:kern w:val="28"/>
       <w:sz w:val="56"/>
       <w:szCs w:val="56"/>
-      <w:lang w:val="vi-VN"/>
       <w14:ligatures w14:val="standardContextual"/>
     </w:rPr>
   </w:style>
@@ -4311,7 +4629,6 @@
       <w:kern w:val="2"/>
       <w:sz w:val="28"/>
       <w:szCs w:val="28"/>
-      <w:lang w:val="vi-VN"/>
       <w14:ligatures w14:val="standardContextual"/>
     </w:rPr>
   </w:style>
@@ -4349,7 +4666,6 @@
       <w:kern w:val="2"/>
       <w:sz w:val="24"/>
       <w:szCs w:val="24"/>
-      <w:lang w:val="vi-VN"/>
       <w14:ligatures w14:val="standardContextual"/>
     </w:rPr>
   </w:style>
@@ -4381,7 +4697,6 @@
       <w:kern w:val="2"/>
       <w:sz w:val="24"/>
       <w:szCs w:val="24"/>
-      <w:lang w:val="vi-VN"/>
       <w14:ligatures w14:val="standardContextual"/>
     </w:rPr>
   </w:style>
@@ -4422,7 +4737,6 @@
       <w:kern w:val="2"/>
       <w:sz w:val="24"/>
       <w:szCs w:val="24"/>
-      <w:lang w:val="vi-VN"/>
       <w14:ligatures w14:val="standardContextual"/>
     </w:rPr>
   </w:style>

--- a/Phiếu phân công nhiệm vụ 1.docx
+++ b/Phiếu phân công nhiệm vụ 1.docx
@@ -81,7 +81,6 @@
         <w:rPr>
           <w:rFonts w:asciiTheme="majorHAnsi" w:hAnsiTheme="majorHAnsi" w:cstheme="majorHAnsi"/>
           <w:szCs w:val="26"/>
-          <w:lang w:val="en-US"/>
         </w:rPr>
         <w:t>18</w:t>
       </w:r>
@@ -367,10 +366,10 @@
         <w:tblLook w:val="04A0" w:firstRow="1" w:lastRow="0" w:firstColumn="1" w:lastColumn="0" w:noHBand="0" w:noVBand="1"/>
       </w:tblPr>
       <w:tblGrid>
-        <w:gridCol w:w="809"/>
+        <w:gridCol w:w="811"/>
         <w:gridCol w:w="2303"/>
-        <w:gridCol w:w="5510"/>
-        <w:gridCol w:w="5644"/>
+        <w:gridCol w:w="5511"/>
+        <w:gridCol w:w="5646"/>
       </w:tblGrid>
       <w:tr>
         <w:trPr>
@@ -381,7 +380,7 @@
             <w:tcW w:w="284" w:type="pct"/>
             <w:tcBorders>
               <w:top w:val="single" w:sz="8" w:space="0" w:color="auto"/>
-              <w:left w:val="single" w:sz="8" w:space="0" w:color="auto"/>
+              <w:left w:val="single" w:sz="4" w:space="0" w:color="auto"/>
               <w:bottom w:val="single" w:sz="8" w:space="0" w:color="auto"/>
             </w:tcBorders>
             <w:vAlign w:val="center"/>
@@ -389,7 +388,7 @@
           </w:tcPr>
           <w:p>
             <w:pPr>
-              <w:spacing w:line="26" w:lineRule="atLeast"/>
+              <w:spacing w:before="60" w:after="60" w:line="26" w:lineRule="atLeast"/>
               <w:rPr>
                 <w:rFonts w:asciiTheme="majorHAnsi" w:eastAsia="Times New Roman" w:hAnsiTheme="majorHAnsi" w:cstheme="majorHAnsi"/>
                 <w:b/>
@@ -422,7 +421,7 @@
           </w:tcPr>
           <w:p>
             <w:pPr>
-              <w:spacing w:line="26" w:lineRule="atLeast"/>
+              <w:spacing w:before="60" w:after="60" w:line="26" w:lineRule="atLeast"/>
               <w:rPr>
                 <w:rFonts w:asciiTheme="majorHAnsi" w:eastAsia="Times New Roman" w:hAnsiTheme="majorHAnsi" w:cstheme="majorHAnsi"/>
                 <w:b/>
@@ -455,7 +454,7 @@
           </w:tcPr>
           <w:p>
             <w:pPr>
-              <w:spacing w:line="26" w:lineRule="atLeast"/>
+              <w:spacing w:before="60" w:after="60" w:line="26" w:lineRule="atLeast"/>
               <w:rPr>
                 <w:rFonts w:asciiTheme="majorHAnsi" w:eastAsia="Times New Roman" w:hAnsiTheme="majorHAnsi" w:cstheme="majorHAnsi"/>
                 <w:b/>
@@ -489,7 +488,7 @@
           </w:tcPr>
           <w:p>
             <w:pPr>
-              <w:spacing w:line="26" w:lineRule="atLeast"/>
+              <w:spacing w:before="60" w:after="60" w:line="26" w:lineRule="atLeast"/>
               <w:rPr>
                 <w:rFonts w:asciiTheme="majorHAnsi" w:eastAsia="Times New Roman" w:hAnsiTheme="majorHAnsi" w:cstheme="majorHAnsi"/>
                 <w:b/>
@@ -521,93 +520,99 @@
             <w:vMerge w:val="restart"/>
             <w:tcBorders>
               <w:top w:val="single" w:sz="8" w:space="0" w:color="auto"/>
+              <w:left w:val="single" w:sz="4" w:space="0" w:color="auto"/>
+            </w:tcBorders>
+            <w:vAlign w:val="center"/>
+            <w:hideMark/>
+          </w:tcPr>
+          <w:p>
+            <w:pPr>
+              <w:spacing w:before="60" w:after="60" w:line="26" w:lineRule="atLeast"/>
+              <w:jc w:val="center"/>
+              <w:rPr>
+                <w:rFonts w:asciiTheme="majorHAnsi" w:eastAsia="Times New Roman" w:hAnsiTheme="majorHAnsi" w:cstheme="majorHAnsi"/>
+                <w:szCs w:val="26"/>
+                <w:lang w:val="vi-VN" w:eastAsia="vi-VN"/>
+              </w:rPr>
+            </w:pPr>
+            <w:r>
+              <w:rPr>
+                <w:rFonts w:asciiTheme="majorHAnsi" w:eastAsia="Times New Roman" w:hAnsiTheme="majorHAnsi" w:cstheme="majorHAnsi"/>
+                <w:szCs w:val="26"/>
+                <w:lang w:val="vi-VN" w:eastAsia="vi-VN"/>
+              </w:rPr>
+              <w:t>1</w:t>
+            </w:r>
+          </w:p>
+        </w:tc>
+        <w:tc>
+          <w:tcPr>
+            <w:tcW w:w="807" w:type="pct"/>
+            <w:tcBorders>
+              <w:top w:val="single" w:sz="8" w:space="0" w:color="auto"/>
+              <w:right w:val="single" w:sz="4" w:space="0" w:color="auto"/>
+            </w:tcBorders>
+            <w:vAlign w:val="center"/>
+            <w:hideMark/>
+          </w:tcPr>
+          <w:p>
+            <w:pPr>
+              <w:spacing w:before="60" w:after="60" w:line="26" w:lineRule="atLeast"/>
+              <w:rPr>
+                <w:rFonts w:asciiTheme="majorHAnsi" w:eastAsia="Times New Roman" w:hAnsiTheme="majorHAnsi" w:cstheme="majorHAnsi"/>
+                <w:szCs w:val="26"/>
+                <w:lang w:val="vi-VN" w:eastAsia="vi-VN"/>
+              </w:rPr>
+            </w:pPr>
+            <w:r>
+              <w:rPr>
+                <w:rFonts w:asciiTheme="majorHAnsi" w:eastAsia="Times New Roman" w:hAnsiTheme="majorHAnsi" w:cstheme="majorHAnsi"/>
+                <w:szCs w:val="26"/>
+                <w:lang w:val="vi-VN" w:eastAsia="vi-VN"/>
+              </w:rPr>
+              <w:t>Giàng Seo Chính</w:t>
+            </w:r>
+          </w:p>
+        </w:tc>
+        <w:tc>
+          <w:tcPr>
+            <w:tcW w:w="1931" w:type="pct"/>
+            <w:tcBorders>
+              <w:top w:val="single" w:sz="8" w:space="0" w:color="auto"/>
+              <w:left w:val="single" w:sz="4" w:space="0" w:color="auto"/>
+              <w:bottom w:val="single" w:sz="4" w:space="0" w:color="auto"/>
+              <w:right w:val="single" w:sz="8" w:space="0" w:color="auto"/>
+            </w:tcBorders>
+            <w:vAlign w:val="center"/>
+            <w:hideMark/>
+          </w:tcPr>
+          <w:p>
+            <w:pPr>
+              <w:spacing w:before="60" w:after="60" w:line="26" w:lineRule="atLeast"/>
+              <w:jc w:val="both"/>
+              <w:rPr>
+                <w:rFonts w:asciiTheme="majorHAnsi" w:eastAsia="Times New Roman" w:hAnsiTheme="majorHAnsi" w:cstheme="majorHAnsi"/>
+                <w:szCs w:val="26"/>
+                <w:lang w:val="vi-VN" w:eastAsia="vi-VN"/>
+              </w:rPr>
+            </w:pPr>
+            <w:r>
+              <w:rPr>
+                <w:rFonts w:asciiTheme="majorHAnsi" w:eastAsia="Times New Roman" w:hAnsiTheme="majorHAnsi" w:cstheme="majorHAnsi"/>
+                <w:szCs w:val="26"/>
+                <w:lang w:val="vi-VN" w:eastAsia="vi-VN"/>
+              </w:rPr>
+              <w:t>Phân công nhiêm vụ cho các thành viên trong nhóm, xây dụng cấu trúc báo cáo, hoàn thiện các phiếu báo cáo.</w:t>
+            </w:r>
+          </w:p>
+        </w:tc>
+        <w:tc>
+          <w:tcPr>
+            <w:tcW w:w="1978" w:type="pct"/>
+            <w:tcBorders>
+              <w:top w:val="single" w:sz="8" w:space="0" w:color="auto"/>
               <w:left w:val="single" w:sz="8" w:space="0" w:color="auto"/>
-            </w:tcBorders>
-            <w:vAlign w:val="center"/>
-            <w:hideMark/>
-          </w:tcPr>
-          <w:p>
-            <w:pPr>
-              <w:spacing w:line="26" w:lineRule="atLeast"/>
-              <w:jc w:val="center"/>
-              <w:rPr>
-                <w:rFonts w:asciiTheme="majorHAnsi" w:eastAsia="Times New Roman" w:hAnsiTheme="majorHAnsi" w:cstheme="majorHAnsi"/>
-                <w:szCs w:val="26"/>
-                <w:lang w:val="vi-VN" w:eastAsia="vi-VN"/>
-              </w:rPr>
-            </w:pPr>
-            <w:r>
-              <w:rPr>
-                <w:rFonts w:asciiTheme="majorHAnsi" w:eastAsia="Times New Roman" w:hAnsiTheme="majorHAnsi" w:cstheme="majorHAnsi"/>
-                <w:szCs w:val="26"/>
-                <w:lang w:val="vi-VN" w:eastAsia="vi-VN"/>
-              </w:rPr>
-              <w:t>1</w:t>
-            </w:r>
-          </w:p>
-        </w:tc>
-        <w:tc>
-          <w:tcPr>
-            <w:tcW w:w="807" w:type="pct"/>
-            <w:tcBorders>
-              <w:top w:val="single" w:sz="8" w:space="0" w:color="auto"/>
-            </w:tcBorders>
-            <w:vAlign w:val="center"/>
-            <w:hideMark/>
-          </w:tcPr>
-          <w:p>
-            <w:pPr>
-              <w:spacing w:line="26" w:lineRule="atLeast"/>
-              <w:rPr>
-                <w:rFonts w:asciiTheme="majorHAnsi" w:eastAsia="Times New Roman" w:hAnsiTheme="majorHAnsi" w:cstheme="majorHAnsi"/>
-                <w:szCs w:val="26"/>
-                <w:lang w:val="vi-VN" w:eastAsia="vi-VN"/>
-              </w:rPr>
-            </w:pPr>
-            <w:r>
-              <w:rPr>
-                <w:rFonts w:asciiTheme="majorHAnsi" w:eastAsia="Times New Roman" w:hAnsiTheme="majorHAnsi" w:cstheme="majorHAnsi"/>
-                <w:szCs w:val="26"/>
-                <w:lang w:val="vi-VN" w:eastAsia="vi-VN"/>
-              </w:rPr>
-              <w:t>Giàng Seo Chính</w:t>
-            </w:r>
-          </w:p>
-        </w:tc>
-        <w:tc>
-          <w:tcPr>
-            <w:tcW w:w="1931" w:type="pct"/>
-            <w:tcBorders>
-              <w:top w:val="single" w:sz="8" w:space="0" w:color="auto"/>
-            </w:tcBorders>
-            <w:vAlign w:val="center"/>
-            <w:hideMark/>
-          </w:tcPr>
-          <w:p>
-            <w:pPr>
-              <w:spacing w:line="26" w:lineRule="atLeast"/>
-              <w:jc w:val="both"/>
-              <w:rPr>
-                <w:rFonts w:asciiTheme="majorHAnsi" w:eastAsia="Times New Roman" w:hAnsiTheme="majorHAnsi" w:cstheme="majorHAnsi"/>
-                <w:szCs w:val="26"/>
-                <w:lang w:val="vi-VN" w:eastAsia="vi-VN"/>
-              </w:rPr>
-            </w:pPr>
-            <w:r>
-              <w:rPr>
-                <w:rFonts w:asciiTheme="majorHAnsi" w:eastAsia="Times New Roman" w:hAnsiTheme="majorHAnsi" w:cstheme="majorHAnsi"/>
-                <w:szCs w:val="26"/>
-                <w:lang w:val="vi-VN" w:eastAsia="vi-VN"/>
-              </w:rPr>
-              <w:t>Phân công nhiêm vụ cho các thành viên trong nhóm, xây dụng cấu trúc báo cáo, hoàn thiện các phiếu báo cáo.</w:t>
-            </w:r>
-          </w:p>
-        </w:tc>
-        <w:tc>
-          <w:tcPr>
-            <w:tcW w:w="1978" w:type="pct"/>
-            <w:tcBorders>
-              <w:top w:val="single" w:sz="8" w:space="0" w:color="auto"/>
+              <w:bottom w:val="single" w:sz="8" w:space="0" w:color="auto"/>
               <w:right w:val="single" w:sz="8" w:space="0" w:color="auto"/>
             </w:tcBorders>
             <w:vAlign w:val="center"/>
@@ -615,7 +620,7 @@
           </w:tcPr>
           <w:p>
             <w:pPr>
-              <w:spacing w:line="26" w:lineRule="atLeast"/>
+              <w:spacing w:before="60" w:after="60" w:line="26" w:lineRule="atLeast"/>
               <w:jc w:val="both"/>
               <w:rPr>
                 <w:rFonts w:asciiTheme="majorHAnsi" w:eastAsia="Times New Roman" w:hAnsiTheme="majorHAnsi" w:cstheme="majorHAnsi"/>
@@ -643,14 +648,14 @@
             <w:tcW w:w="284" w:type="pct"/>
             <w:vMerge/>
             <w:tcBorders>
-              <w:left w:val="single" w:sz="8" w:space="0" w:color="auto"/>
-            </w:tcBorders>
-            <w:vAlign w:val="center"/>
-            <w:hideMark/>
-          </w:tcPr>
-          <w:p>
-            <w:pPr>
-              <w:spacing w:line="26" w:lineRule="atLeast"/>
+              <w:left w:val="single" w:sz="4" w:space="0" w:color="auto"/>
+            </w:tcBorders>
+            <w:vAlign w:val="center"/>
+            <w:hideMark/>
+          </w:tcPr>
+          <w:p>
+            <w:pPr>
+              <w:spacing w:before="60" w:after="60" w:line="26" w:lineRule="atLeast"/>
               <w:jc w:val="center"/>
               <w:rPr>
                 <w:rFonts w:asciiTheme="majorHAnsi" w:eastAsia="Times New Roman" w:hAnsiTheme="majorHAnsi" w:cstheme="majorHAnsi"/>
@@ -668,7 +673,7 @@
           </w:tcPr>
           <w:p>
             <w:pPr>
-              <w:spacing w:line="26" w:lineRule="atLeast"/>
+              <w:spacing w:before="60" w:after="60" w:line="26" w:lineRule="atLeast"/>
               <w:rPr>
                 <w:rFonts w:asciiTheme="majorHAnsi" w:eastAsia="Times New Roman" w:hAnsiTheme="majorHAnsi" w:cstheme="majorHAnsi"/>
                 <w:szCs w:val="26"/>
@@ -688,12 +693,15 @@
         <w:tc>
           <w:tcPr>
             <w:tcW w:w="1931" w:type="pct"/>
-            <w:vAlign w:val="center"/>
-            <w:hideMark/>
-          </w:tcPr>
-          <w:p>
-            <w:pPr>
-              <w:spacing w:line="26" w:lineRule="atLeast"/>
+            <w:tcBorders>
+              <w:top w:val="single" w:sz="4" w:space="0" w:color="auto"/>
+            </w:tcBorders>
+            <w:vAlign w:val="center"/>
+            <w:hideMark/>
+          </w:tcPr>
+          <w:p>
+            <w:pPr>
+              <w:spacing w:before="60" w:after="60" w:line="26" w:lineRule="atLeast"/>
               <w:jc w:val="both"/>
               <w:rPr>
                 <w:rFonts w:asciiTheme="majorHAnsi" w:eastAsia="Times New Roman" w:hAnsiTheme="majorHAnsi" w:cstheme="majorHAnsi"/>
@@ -715,6 +723,7 @@
           <w:tcPr>
             <w:tcW w:w="1978" w:type="pct"/>
             <w:tcBorders>
+              <w:top w:val="single" w:sz="8" w:space="0" w:color="auto"/>
               <w:right w:val="single" w:sz="8" w:space="0" w:color="auto"/>
             </w:tcBorders>
             <w:vAlign w:val="center"/>
@@ -722,7 +731,7 @@
           </w:tcPr>
           <w:p>
             <w:pPr>
-              <w:spacing w:line="26" w:lineRule="atLeast"/>
+              <w:spacing w:before="60" w:after="60" w:line="26" w:lineRule="atLeast"/>
               <w:jc w:val="both"/>
               <w:rPr>
                 <w:rFonts w:asciiTheme="majorHAnsi" w:eastAsia="Times New Roman" w:hAnsiTheme="majorHAnsi" w:cstheme="majorHAnsi"/>
@@ -750,14 +759,14 @@
             <w:tcW w:w="284" w:type="pct"/>
             <w:vMerge/>
             <w:tcBorders>
-              <w:left w:val="single" w:sz="8" w:space="0" w:color="auto"/>
-            </w:tcBorders>
-            <w:vAlign w:val="center"/>
-            <w:hideMark/>
-          </w:tcPr>
-          <w:p>
-            <w:pPr>
-              <w:spacing w:line="26" w:lineRule="atLeast"/>
+              <w:left w:val="single" w:sz="4" w:space="0" w:color="auto"/>
+            </w:tcBorders>
+            <w:vAlign w:val="center"/>
+            <w:hideMark/>
+          </w:tcPr>
+          <w:p>
+            <w:pPr>
+              <w:spacing w:before="60" w:after="60" w:line="26" w:lineRule="atLeast"/>
               <w:jc w:val="center"/>
               <w:rPr>
                 <w:rFonts w:asciiTheme="majorHAnsi" w:eastAsia="Times New Roman" w:hAnsiTheme="majorHAnsi" w:cstheme="majorHAnsi"/>
@@ -775,7 +784,7 @@
           </w:tcPr>
           <w:p>
             <w:pPr>
-              <w:spacing w:line="26" w:lineRule="atLeast"/>
+              <w:spacing w:before="60" w:after="60" w:line="26" w:lineRule="atLeast"/>
               <w:rPr>
                 <w:rFonts w:asciiTheme="majorHAnsi" w:eastAsia="Times New Roman" w:hAnsiTheme="majorHAnsi" w:cstheme="majorHAnsi"/>
                 <w:szCs w:val="26"/>
@@ -800,7 +809,7 @@
           </w:tcPr>
           <w:p>
             <w:pPr>
-              <w:spacing w:line="26" w:lineRule="atLeast"/>
+              <w:spacing w:before="60" w:after="60" w:line="26" w:lineRule="atLeast"/>
               <w:jc w:val="both"/>
               <w:rPr>
                 <w:rFonts w:asciiTheme="majorHAnsi" w:eastAsia="Times New Roman" w:hAnsiTheme="majorHAnsi" w:cstheme="majorHAnsi"/>
@@ -829,7 +838,7 @@
           </w:tcPr>
           <w:p>
             <w:pPr>
-              <w:spacing w:line="26" w:lineRule="atLeast"/>
+              <w:spacing w:before="60" w:after="60" w:line="26" w:lineRule="atLeast"/>
               <w:jc w:val="both"/>
               <w:rPr>
                 <w:rFonts w:asciiTheme="majorHAnsi" w:eastAsia="Times New Roman" w:hAnsiTheme="majorHAnsi" w:cstheme="majorHAnsi"/>
@@ -857,14 +866,14 @@
             <w:tcW w:w="284" w:type="pct"/>
             <w:vMerge/>
             <w:tcBorders>
-              <w:left w:val="single" w:sz="8" w:space="0" w:color="auto"/>
-            </w:tcBorders>
-            <w:vAlign w:val="center"/>
-            <w:hideMark/>
-          </w:tcPr>
-          <w:p>
-            <w:pPr>
-              <w:spacing w:line="26" w:lineRule="atLeast"/>
+              <w:left w:val="single" w:sz="4" w:space="0" w:color="auto"/>
+            </w:tcBorders>
+            <w:vAlign w:val="center"/>
+            <w:hideMark/>
+          </w:tcPr>
+          <w:p>
+            <w:pPr>
+              <w:spacing w:before="60" w:after="60" w:line="26" w:lineRule="atLeast"/>
               <w:jc w:val="center"/>
               <w:rPr>
                 <w:rFonts w:asciiTheme="majorHAnsi" w:eastAsia="Times New Roman" w:hAnsiTheme="majorHAnsi" w:cstheme="majorHAnsi"/>
@@ -882,7 +891,7 @@
           </w:tcPr>
           <w:p>
             <w:pPr>
-              <w:spacing w:line="26" w:lineRule="atLeast"/>
+              <w:spacing w:before="60" w:after="60" w:line="26" w:lineRule="atLeast"/>
               <w:rPr>
                 <w:rFonts w:asciiTheme="majorHAnsi" w:eastAsia="Times New Roman" w:hAnsiTheme="majorHAnsi" w:cstheme="majorHAnsi"/>
                 <w:szCs w:val="26"/>
@@ -907,7 +916,7 @@
           </w:tcPr>
           <w:p>
             <w:pPr>
-              <w:spacing w:line="26" w:lineRule="atLeast"/>
+              <w:spacing w:before="60" w:after="60" w:line="26" w:lineRule="atLeast"/>
               <w:jc w:val="both"/>
               <w:rPr>
                 <w:rFonts w:asciiTheme="majorHAnsi" w:eastAsia="Times New Roman" w:hAnsiTheme="majorHAnsi" w:cstheme="majorHAnsi"/>
@@ -936,7 +945,7 @@
           </w:tcPr>
           <w:p>
             <w:pPr>
-              <w:spacing w:line="26" w:lineRule="atLeast"/>
+              <w:spacing w:before="60" w:after="60" w:line="26" w:lineRule="atLeast"/>
               <w:jc w:val="both"/>
               <w:rPr>
                 <w:rFonts w:asciiTheme="majorHAnsi" w:eastAsia="Times New Roman" w:hAnsiTheme="majorHAnsi" w:cstheme="majorHAnsi"/>
@@ -964,7 +973,7 @@
             <w:tcW w:w="284" w:type="pct"/>
             <w:vMerge/>
             <w:tcBorders>
-              <w:left w:val="single" w:sz="8" w:space="0" w:color="auto"/>
+              <w:left w:val="single" w:sz="4" w:space="0" w:color="auto"/>
               <w:bottom w:val="single" w:sz="8" w:space="0" w:color="auto"/>
             </w:tcBorders>
             <w:vAlign w:val="center"/>
@@ -972,7 +981,7 @@
           </w:tcPr>
           <w:p>
             <w:pPr>
-              <w:spacing w:line="26" w:lineRule="atLeast"/>
+              <w:spacing w:before="60" w:after="60" w:line="26" w:lineRule="atLeast"/>
               <w:jc w:val="center"/>
               <w:rPr>
                 <w:rFonts w:asciiTheme="majorHAnsi" w:eastAsia="Times New Roman" w:hAnsiTheme="majorHAnsi" w:cstheme="majorHAnsi"/>
@@ -993,7 +1002,7 @@
           </w:tcPr>
           <w:p>
             <w:pPr>
-              <w:spacing w:line="26" w:lineRule="atLeast"/>
+              <w:spacing w:before="60" w:after="60" w:line="26" w:lineRule="atLeast"/>
               <w:rPr>
                 <w:rFonts w:asciiTheme="majorHAnsi" w:eastAsia="Times New Roman" w:hAnsiTheme="majorHAnsi" w:cstheme="majorHAnsi"/>
                 <w:szCs w:val="26"/>
@@ -1021,7 +1030,7 @@
           </w:tcPr>
           <w:p>
             <w:pPr>
-              <w:spacing w:line="26" w:lineRule="atLeast"/>
+              <w:spacing w:before="60" w:after="60" w:line="26" w:lineRule="atLeast"/>
               <w:jc w:val="both"/>
               <w:rPr>
                 <w:rFonts w:asciiTheme="majorHAnsi" w:eastAsia="Times New Roman" w:hAnsiTheme="majorHAnsi" w:cstheme="majorHAnsi"/>
@@ -1051,7 +1060,7 @@
           </w:tcPr>
           <w:p>
             <w:pPr>
-              <w:spacing w:line="26" w:lineRule="atLeast"/>
+              <w:spacing w:before="60" w:after="60" w:line="26" w:lineRule="atLeast"/>
               <w:jc w:val="both"/>
               <w:rPr>
                 <w:rFonts w:asciiTheme="majorHAnsi" w:eastAsia="Times New Roman" w:hAnsiTheme="majorHAnsi" w:cstheme="majorHAnsi"/>
@@ -1087,7 +1096,7 @@
           </w:tcPr>
           <w:p>
             <w:pPr>
-              <w:spacing w:line="26" w:lineRule="atLeast"/>
+              <w:spacing w:before="60" w:after="60" w:line="26" w:lineRule="atLeast"/>
               <w:jc w:val="center"/>
               <w:rPr>
                 <w:rFonts w:asciiTheme="majorHAnsi" w:eastAsia="Times New Roman" w:hAnsiTheme="majorHAnsi" w:cstheme="majorHAnsi"/>
@@ -1117,7 +1126,7 @@
           </w:tcPr>
           <w:p>
             <w:pPr>
-              <w:spacing w:line="26" w:lineRule="atLeast"/>
+              <w:spacing w:before="60" w:after="60" w:line="26" w:lineRule="atLeast"/>
               <w:rPr>
                 <w:rFonts w:asciiTheme="majorHAnsi" w:eastAsia="Times New Roman" w:hAnsiTheme="majorHAnsi" w:cstheme="majorHAnsi"/>
                 <w:szCs w:val="26"/>
@@ -1145,7 +1154,7 @@
           </w:tcPr>
           <w:p>
             <w:pPr>
-              <w:spacing w:line="26" w:lineRule="atLeast"/>
+              <w:spacing w:before="60" w:after="60" w:line="26" w:lineRule="atLeast"/>
               <w:jc w:val="both"/>
               <w:rPr>
                 <w:rFonts w:asciiTheme="majorHAnsi" w:eastAsia="Times New Roman" w:hAnsiTheme="majorHAnsi" w:cstheme="majorHAnsi"/>
@@ -1164,7 +1173,7 @@
           </w:p>
           <w:p>
             <w:pPr>
-              <w:spacing w:line="26" w:lineRule="atLeast"/>
+              <w:spacing w:before="60" w:after="60" w:line="26" w:lineRule="atLeast"/>
               <w:jc w:val="both"/>
               <w:rPr>
                 <w:rFonts w:asciiTheme="majorHAnsi" w:eastAsia="Times New Roman" w:hAnsiTheme="majorHAnsi" w:cstheme="majorHAnsi"/>
@@ -1194,7 +1203,7 @@
           </w:tcPr>
           <w:p>
             <w:pPr>
-              <w:spacing w:line="26" w:lineRule="atLeast"/>
+              <w:spacing w:before="60" w:after="60" w:line="26" w:lineRule="atLeast"/>
               <w:jc w:val="both"/>
               <w:rPr>
                 <w:rFonts w:asciiTheme="majorHAnsi" w:eastAsia="Times New Roman" w:hAnsiTheme="majorHAnsi" w:cstheme="majorHAnsi"/>
@@ -1229,7 +1238,7 @@
           </w:tcPr>
           <w:p>
             <w:pPr>
-              <w:spacing w:line="26" w:lineRule="atLeast"/>
+              <w:spacing w:before="60" w:after="60" w:line="26" w:lineRule="atLeast"/>
               <w:jc w:val="center"/>
               <w:rPr>
                 <w:rFonts w:asciiTheme="majorHAnsi" w:eastAsia="Times New Roman" w:hAnsiTheme="majorHAnsi" w:cstheme="majorHAnsi"/>
@@ -1247,7 +1256,7 @@
           </w:tcPr>
           <w:p>
             <w:pPr>
-              <w:spacing w:line="26" w:lineRule="atLeast"/>
+              <w:spacing w:before="60" w:after="60" w:line="26" w:lineRule="atLeast"/>
               <w:rPr>
                 <w:rFonts w:asciiTheme="majorHAnsi" w:eastAsia="Times New Roman" w:hAnsiTheme="majorHAnsi" w:cstheme="majorHAnsi"/>
                 <w:szCs w:val="26"/>
@@ -1272,7 +1281,7 @@
           </w:tcPr>
           <w:p>
             <w:pPr>
-              <w:spacing w:line="26" w:lineRule="atLeast"/>
+              <w:spacing w:before="60" w:after="60" w:line="26" w:lineRule="atLeast"/>
               <w:jc w:val="both"/>
               <w:rPr>
                 <w:rFonts w:asciiTheme="majorHAnsi" w:eastAsia="Times New Roman" w:hAnsiTheme="majorHAnsi" w:cstheme="majorHAnsi"/>
@@ -1301,7 +1310,7 @@
           </w:tcPr>
           <w:p>
             <w:pPr>
-              <w:spacing w:line="26" w:lineRule="atLeast"/>
+              <w:spacing w:before="60" w:after="60" w:line="26" w:lineRule="atLeast"/>
               <w:jc w:val="both"/>
               <w:rPr>
                 <w:rFonts w:asciiTheme="majorHAnsi" w:eastAsia="Times New Roman" w:hAnsiTheme="majorHAnsi" w:cstheme="majorHAnsi"/>
@@ -1336,7 +1345,7 @@
           </w:tcPr>
           <w:p>
             <w:pPr>
-              <w:spacing w:line="26" w:lineRule="atLeast"/>
+              <w:spacing w:before="60" w:after="60" w:line="26" w:lineRule="atLeast"/>
               <w:jc w:val="center"/>
               <w:rPr>
                 <w:rFonts w:asciiTheme="majorHAnsi" w:eastAsia="Times New Roman" w:hAnsiTheme="majorHAnsi" w:cstheme="majorHAnsi"/>
@@ -1354,7 +1363,7 @@
           </w:tcPr>
           <w:p>
             <w:pPr>
-              <w:spacing w:line="26" w:lineRule="atLeast"/>
+              <w:spacing w:before="60" w:after="60" w:line="26" w:lineRule="atLeast"/>
               <w:rPr>
                 <w:rFonts w:asciiTheme="majorHAnsi" w:eastAsia="Times New Roman" w:hAnsiTheme="majorHAnsi" w:cstheme="majorHAnsi"/>
                 <w:szCs w:val="26"/>
@@ -1404,7 +1413,7 @@
                 </w:tcPr>
                 <w:p>
                   <w:pPr>
-                    <w:spacing w:after="0" w:line="26" w:lineRule="atLeast"/>
+                    <w:spacing w:before="60" w:after="60" w:line="26" w:lineRule="atLeast"/>
                     <w:jc w:val="both"/>
                     <w:rPr>
                       <w:rFonts w:asciiTheme="majorHAnsi" w:eastAsia="Times New Roman" w:hAnsiTheme="majorHAnsi" w:cstheme="majorHAnsi"/>
@@ -1418,7 +1427,7 @@
           </w:tbl>
           <w:p>
             <w:pPr>
-              <w:spacing w:line="26" w:lineRule="atLeast"/>
+              <w:spacing w:before="60" w:after="60" w:line="26" w:lineRule="atLeast"/>
               <w:jc w:val="both"/>
               <w:rPr>
                 <w:rFonts w:asciiTheme="majorHAnsi" w:eastAsia="Times New Roman" w:hAnsiTheme="majorHAnsi" w:cstheme="majorHAnsi"/>
@@ -1456,7 +1465,7 @@
                 </w:tcPr>
                 <w:p>
                   <w:pPr>
-                    <w:spacing w:after="0" w:line="26" w:lineRule="atLeast"/>
+                    <w:spacing w:before="60" w:after="60" w:line="26" w:lineRule="atLeast"/>
                     <w:jc w:val="both"/>
                     <w:rPr>
                       <w:rFonts w:asciiTheme="majorHAnsi" w:eastAsia="Times New Roman" w:hAnsiTheme="majorHAnsi" w:cstheme="majorHAnsi"/>
@@ -1478,7 +1487,7 @@
           </w:tbl>
           <w:p>
             <w:pPr>
-              <w:spacing w:line="26" w:lineRule="atLeast"/>
+              <w:spacing w:before="60" w:after="60" w:line="26" w:lineRule="atLeast"/>
               <w:jc w:val="both"/>
               <w:rPr>
                 <w:rFonts w:asciiTheme="majorHAnsi" w:eastAsia="Times New Roman" w:hAnsiTheme="majorHAnsi" w:cstheme="majorHAnsi"/>
@@ -1499,7 +1508,7 @@
           </w:tcPr>
           <w:p>
             <w:pPr>
-              <w:spacing w:line="26" w:lineRule="atLeast"/>
+              <w:spacing w:before="60" w:after="60" w:line="26" w:lineRule="atLeast"/>
               <w:jc w:val="both"/>
               <w:rPr>
                 <w:rFonts w:asciiTheme="majorHAnsi" w:eastAsia="Times New Roman" w:hAnsiTheme="majorHAnsi" w:cstheme="majorHAnsi"/>
@@ -1534,7 +1543,7 @@
           </w:tcPr>
           <w:p>
             <w:pPr>
-              <w:spacing w:line="26" w:lineRule="atLeast"/>
+              <w:spacing w:before="60" w:after="60" w:line="26" w:lineRule="atLeast"/>
               <w:jc w:val="center"/>
               <w:rPr>
                 <w:rFonts w:asciiTheme="majorHAnsi" w:eastAsia="Times New Roman" w:hAnsiTheme="majorHAnsi" w:cstheme="majorHAnsi"/>
@@ -1552,7 +1561,7 @@
           </w:tcPr>
           <w:p>
             <w:pPr>
-              <w:spacing w:line="26" w:lineRule="atLeast"/>
+              <w:spacing w:before="60" w:after="60" w:line="26" w:lineRule="atLeast"/>
               <w:rPr>
                 <w:rFonts w:asciiTheme="majorHAnsi" w:eastAsia="Times New Roman" w:hAnsiTheme="majorHAnsi" w:cstheme="majorHAnsi"/>
                 <w:szCs w:val="26"/>
@@ -1577,7 +1586,7 @@
           </w:tcPr>
           <w:p>
             <w:pPr>
-              <w:spacing w:line="26" w:lineRule="atLeast"/>
+              <w:spacing w:before="60" w:after="60" w:line="26" w:lineRule="atLeast"/>
               <w:jc w:val="both"/>
               <w:rPr>
                 <w:rFonts w:asciiTheme="majorHAnsi" w:eastAsia="Times New Roman" w:hAnsiTheme="majorHAnsi" w:cstheme="majorHAnsi"/>
@@ -1606,7 +1615,7 @@
           </w:tcPr>
           <w:p>
             <w:pPr>
-              <w:spacing w:line="26" w:lineRule="atLeast"/>
+              <w:spacing w:before="60" w:after="60" w:line="26" w:lineRule="atLeast"/>
               <w:jc w:val="both"/>
               <w:rPr>
                 <w:rFonts w:asciiTheme="majorHAnsi" w:eastAsia="Times New Roman" w:hAnsiTheme="majorHAnsi" w:cstheme="majorHAnsi"/>
@@ -1642,7 +1651,7 @@
           </w:tcPr>
           <w:p>
             <w:pPr>
-              <w:spacing w:line="26" w:lineRule="atLeast"/>
+              <w:spacing w:before="60" w:after="60" w:line="26" w:lineRule="atLeast"/>
               <w:jc w:val="center"/>
               <w:rPr>
                 <w:rFonts w:asciiTheme="majorHAnsi" w:eastAsia="Times New Roman" w:hAnsiTheme="majorHAnsi" w:cstheme="majorHAnsi"/>
@@ -1663,7 +1672,7 @@
           </w:tcPr>
           <w:p>
             <w:pPr>
-              <w:spacing w:line="26" w:lineRule="atLeast"/>
+              <w:spacing w:before="60" w:after="60" w:line="26" w:lineRule="atLeast"/>
               <w:rPr>
                 <w:rFonts w:asciiTheme="majorHAnsi" w:eastAsia="Times New Roman" w:hAnsiTheme="majorHAnsi" w:cstheme="majorHAnsi"/>
                 <w:szCs w:val="26"/>
@@ -1691,7 +1700,7 @@
           </w:tcPr>
           <w:p>
             <w:pPr>
-              <w:spacing w:line="26" w:lineRule="atLeast"/>
+              <w:spacing w:before="60" w:after="60" w:line="26" w:lineRule="atLeast"/>
               <w:jc w:val="both"/>
               <w:rPr>
                 <w:rFonts w:asciiTheme="majorHAnsi" w:eastAsia="Times New Roman" w:hAnsiTheme="majorHAnsi" w:cstheme="majorHAnsi"/>
@@ -1721,7 +1730,7 @@
           </w:tcPr>
           <w:p>
             <w:pPr>
-              <w:spacing w:line="26" w:lineRule="atLeast"/>
+              <w:spacing w:before="60" w:after="60" w:line="26" w:lineRule="atLeast"/>
               <w:jc w:val="both"/>
               <w:rPr>
                 <w:rFonts w:asciiTheme="majorHAnsi" w:eastAsia="Times New Roman" w:hAnsiTheme="majorHAnsi" w:cstheme="majorHAnsi"/>
@@ -1757,7 +1766,7 @@
           </w:tcPr>
           <w:p>
             <w:pPr>
-              <w:spacing w:line="26" w:lineRule="atLeast"/>
+              <w:spacing w:before="60" w:after="60" w:line="26" w:lineRule="atLeast"/>
               <w:jc w:val="center"/>
               <w:rPr>
                 <w:rFonts w:asciiTheme="majorHAnsi" w:eastAsia="Times New Roman" w:hAnsiTheme="majorHAnsi" w:cstheme="majorHAnsi"/>
@@ -1786,7 +1795,7 @@
           </w:tcPr>
           <w:p>
             <w:pPr>
-              <w:spacing w:line="26" w:lineRule="atLeast"/>
+              <w:spacing w:before="60" w:after="60" w:line="26" w:lineRule="atLeast"/>
               <w:rPr>
                 <w:rFonts w:asciiTheme="majorHAnsi" w:eastAsia="Times New Roman" w:hAnsiTheme="majorHAnsi" w:cstheme="majorHAnsi"/>
                 <w:szCs w:val="26"/>
@@ -1806,7 +1815,6 @@
         <w:tc>
           <w:tcPr>
             <w:tcW w:w="1931" w:type="pct"/>
-            <w:vMerge w:val="restart"/>
             <w:tcBorders>
               <w:top w:val="single" w:sz="8" w:space="0" w:color="auto"/>
             </w:tcBorders>
@@ -1815,7 +1823,7 @@
           </w:tcPr>
           <w:p>
             <w:pPr>
-              <w:spacing w:line="26" w:lineRule="atLeast"/>
+              <w:spacing w:before="60" w:after="60" w:line="26" w:lineRule="atLeast"/>
               <w:jc w:val="both"/>
               <w:rPr>
                 <w:rFonts w:asciiTheme="majorHAnsi" w:eastAsia="Times New Roman" w:hAnsiTheme="majorHAnsi" w:cstheme="majorHAnsi"/>
@@ -1829,14 +1837,29 @@
                 <w:szCs w:val="26"/>
                 <w:lang w:val="vi-VN" w:eastAsia="vi-VN"/>
               </w:rPr>
-              <w:t>Phụ trách phần 2.4 cài đặt thuật toán và 2.5.1 triển khai hệ thống bằng JAVA</w:t>
+              <w:t xml:space="preserve">Phụ trách phần </w:t>
+            </w:r>
+            <w:r>
+              <w:rPr>
+                <w:rFonts w:asciiTheme="majorHAnsi" w:eastAsia="Times New Roman" w:hAnsiTheme="majorHAnsi" w:cstheme="majorHAnsi"/>
+                <w:szCs w:val="26"/>
+                <w:lang w:val="vi-VN" w:eastAsia="vi-VN"/>
+              </w:rPr>
+              <w:t>code giao diện và các hàm sinh tham số, các hàm sinh khóa, hàm mã hóa và giả mã bằng C++</w:t>
+            </w:r>
+            <w:r>
+              <w:rPr>
+                <w:rFonts w:asciiTheme="majorHAnsi" w:eastAsia="Times New Roman" w:hAnsiTheme="majorHAnsi" w:cstheme="majorHAnsi"/>
+                <w:szCs w:val="26"/>
+                <w:lang w:val="vi-VN" w:eastAsia="vi-VN"/>
+              </w:rPr>
+              <w:t xml:space="preserve"> </w:t>
             </w:r>
           </w:p>
         </w:tc>
         <w:tc>
           <w:tcPr>
             <w:tcW w:w="1978" w:type="pct"/>
-            <w:vMerge w:val="restart"/>
             <w:tcBorders>
               <w:top w:val="single" w:sz="8" w:space="0" w:color="auto"/>
               <w:right w:val="single" w:sz="8" w:space="0" w:color="auto"/>
@@ -1846,7 +1869,7 @@
           </w:tcPr>
           <w:p>
             <w:pPr>
-              <w:spacing w:line="26" w:lineRule="atLeast"/>
+              <w:spacing w:before="60" w:after="60" w:line="26" w:lineRule="atLeast"/>
               <w:jc w:val="both"/>
               <w:rPr>
                 <w:rFonts w:asciiTheme="majorHAnsi" w:eastAsia="Times New Roman" w:hAnsiTheme="majorHAnsi" w:cstheme="majorHAnsi"/>
@@ -1860,15 +1883,7 @@
                 <w:szCs w:val="26"/>
                 <w:lang w:val="vi-VN" w:eastAsia="vi-VN"/>
               </w:rPr>
-              <w:t>Sử dụng Java, BigInteger và MessageDigest để xây dựng thuật toán DSA; thiết kế giao diện Java Swing</w:t>
-            </w:r>
-            <w:r>
-              <w:rPr>
-                <w:rFonts w:asciiTheme="majorHAnsi" w:eastAsia="Times New Roman" w:hAnsiTheme="majorHAnsi" w:cstheme="majorHAnsi"/>
-                <w:szCs w:val="26"/>
-                <w:lang w:val="vi-VN" w:eastAsia="vi-VN"/>
-              </w:rPr>
-              <w:t xml:space="preserve"> </w:t>
+              <w:t xml:space="preserve">Sử dụng ngôn ngữ C++, thư viện GMP/OpenSSL để xây dựng các hàm xử lý số lớn, nghiên cứu thuật toán </w:t>
             </w:r>
             <w:r>
               <w:rPr>
@@ -1877,15 +1892,25 @@
                 <w:lang w:val="vi-VN" w:eastAsia="vi-VN"/>
               </w:rPr>
               <w:lastRenderedPageBreak/>
-              <w:t>hoặc Java FX</w:t>
-            </w:r>
-            <w:r>
-              <w:rPr>
-                <w:rFonts w:asciiTheme="majorHAnsi" w:eastAsia="Times New Roman" w:hAnsiTheme="majorHAnsi" w:cstheme="majorHAnsi"/>
-                <w:szCs w:val="26"/>
-                <w:lang w:val="vi-VN" w:eastAsia="vi-VN"/>
-              </w:rPr>
-              <w:t xml:space="preserve"> và triển khai chức năng sinh khóa, ký file và xác thực chữ ký.</w:t>
+              <w:t xml:space="preserve">DSA và tham khảo các mô hình giao diện </w:t>
+            </w:r>
+            <w:proofErr w:type="spellStart"/>
+            <w:r>
+              <w:rPr>
+                <w:rFonts w:asciiTheme="majorHAnsi" w:eastAsia="Times New Roman" w:hAnsiTheme="majorHAnsi" w:cstheme="majorHAnsi"/>
+                <w:szCs w:val="26"/>
+                <w:lang w:val="vi-VN" w:eastAsia="vi-VN"/>
+              </w:rPr>
+              <w:t>console</w:t>
+            </w:r>
+            <w:proofErr w:type="spellEnd"/>
+            <w:r>
+              <w:rPr>
+                <w:rFonts w:asciiTheme="majorHAnsi" w:eastAsia="Times New Roman" w:hAnsiTheme="majorHAnsi" w:cstheme="majorHAnsi"/>
+                <w:szCs w:val="26"/>
+                <w:lang w:val="vi-VN" w:eastAsia="vi-VN"/>
+              </w:rPr>
+              <w:t xml:space="preserve"> hoặc GUI trên Internet để hoàn thiện chương trình.</w:t>
             </w:r>
           </w:p>
         </w:tc>
@@ -1906,7 +1931,7 @@
           </w:tcPr>
           <w:p>
             <w:pPr>
-              <w:spacing w:line="26" w:lineRule="atLeast"/>
+              <w:spacing w:before="60" w:after="60" w:line="26" w:lineRule="atLeast"/>
               <w:jc w:val="center"/>
               <w:rPr>
                 <w:rFonts w:asciiTheme="majorHAnsi" w:eastAsia="Times New Roman" w:hAnsiTheme="majorHAnsi" w:cstheme="majorHAnsi"/>
@@ -1924,7 +1949,7 @@
           </w:tcPr>
           <w:p>
             <w:pPr>
-              <w:spacing w:line="26" w:lineRule="atLeast"/>
+              <w:spacing w:before="60" w:after="60" w:line="26" w:lineRule="atLeast"/>
               <w:rPr>
                 <w:rFonts w:asciiTheme="majorHAnsi" w:eastAsia="Times New Roman" w:hAnsiTheme="majorHAnsi" w:cstheme="majorHAnsi"/>
                 <w:szCs w:val="26"/>
@@ -1944,13 +1969,12 @@
         <w:tc>
           <w:tcPr>
             <w:tcW w:w="1931" w:type="pct"/>
-            <w:vMerge/>
-            <w:vAlign w:val="center"/>
-            <w:hideMark/>
-          </w:tcPr>
-          <w:p>
-            <w:pPr>
-              <w:spacing w:line="26" w:lineRule="atLeast"/>
+            <w:vAlign w:val="center"/>
+            <w:hideMark/>
+          </w:tcPr>
+          <w:p>
+            <w:pPr>
+              <w:spacing w:before="60" w:after="60" w:line="26" w:lineRule="atLeast"/>
               <w:jc w:val="both"/>
               <w:rPr>
                 <w:rFonts w:asciiTheme="majorHAnsi" w:eastAsia="Times New Roman" w:hAnsiTheme="majorHAnsi" w:cstheme="majorHAnsi"/>
@@ -1958,12 +1982,19 @@
                 <w:lang w:val="vi-VN" w:eastAsia="vi-VN"/>
               </w:rPr>
             </w:pPr>
+            <w:r>
+              <w:rPr>
+                <w:rFonts w:asciiTheme="majorHAnsi" w:eastAsia="Times New Roman" w:hAnsiTheme="majorHAnsi" w:cstheme="majorHAnsi"/>
+                <w:szCs w:val="26"/>
+                <w:lang w:val="vi-VN" w:eastAsia="vi-VN"/>
+              </w:rPr>
+              <w:t>Xây dựng giao diện hệ thống bằng JAVA</w:t>
+            </w:r>
           </w:p>
         </w:tc>
         <w:tc>
           <w:tcPr>
             <w:tcW w:w="1978" w:type="pct"/>
-            <w:vMerge/>
             <w:tcBorders>
               <w:right w:val="single" w:sz="8" w:space="0" w:color="auto"/>
             </w:tcBorders>
@@ -1972,7 +2003,7 @@
           </w:tcPr>
           <w:p>
             <w:pPr>
-              <w:spacing w:line="26" w:lineRule="atLeast"/>
+              <w:spacing w:before="60" w:after="60" w:line="26" w:lineRule="atLeast"/>
               <w:jc w:val="both"/>
               <w:rPr>
                 <w:rFonts w:asciiTheme="majorHAnsi" w:eastAsia="Times New Roman" w:hAnsiTheme="majorHAnsi" w:cstheme="majorHAnsi"/>
@@ -1980,6 +2011,14 @@
                 <w:lang w:val="vi-VN" w:eastAsia="vi-VN"/>
               </w:rPr>
             </w:pPr>
+            <w:r>
+              <w:rPr>
+                <w:rFonts w:asciiTheme="majorHAnsi" w:eastAsia="Times New Roman" w:hAnsiTheme="majorHAnsi" w:cstheme="majorHAnsi"/>
+                <w:szCs w:val="26"/>
+                <w:lang w:val="vi-VN" w:eastAsia="vi-VN"/>
+              </w:rPr>
+              <w:t>Sử dụng Java Swing hoặc JavaFX để thiết kế giao diện người dùng, tham khảo các mẫu giao diện quản lý và thực hiện kết nối các chức năng ký số, xác thực với giao diện chương trình.</w:t>
+            </w:r>
           </w:p>
         </w:tc>
       </w:tr>
@@ -1999,7 +2038,7 @@
           </w:tcPr>
           <w:p>
             <w:pPr>
-              <w:spacing w:line="26" w:lineRule="atLeast"/>
+              <w:spacing w:before="60" w:after="60" w:line="26" w:lineRule="atLeast"/>
               <w:jc w:val="center"/>
               <w:rPr>
                 <w:rFonts w:asciiTheme="majorHAnsi" w:eastAsia="Times New Roman" w:hAnsiTheme="majorHAnsi" w:cstheme="majorHAnsi"/>
@@ -2017,7 +2056,7 @@
           </w:tcPr>
           <w:p>
             <w:pPr>
-              <w:spacing w:line="26" w:lineRule="atLeast"/>
+              <w:spacing w:before="60" w:after="60" w:line="26" w:lineRule="atLeast"/>
               <w:rPr>
                 <w:rFonts w:asciiTheme="majorHAnsi" w:eastAsia="Times New Roman" w:hAnsiTheme="majorHAnsi" w:cstheme="majorHAnsi"/>
                 <w:szCs w:val="26"/>
@@ -2037,13 +2076,12 @@
         <w:tc>
           <w:tcPr>
             <w:tcW w:w="1931" w:type="pct"/>
-            <w:vMerge/>
-            <w:vAlign w:val="center"/>
-            <w:hideMark/>
-          </w:tcPr>
-          <w:p>
-            <w:pPr>
-              <w:spacing w:line="26" w:lineRule="atLeast"/>
+            <w:vAlign w:val="center"/>
+            <w:hideMark/>
+          </w:tcPr>
+          <w:p>
+            <w:pPr>
+              <w:spacing w:before="60" w:after="60" w:line="26" w:lineRule="atLeast"/>
               <w:jc w:val="both"/>
               <w:rPr>
                 <w:rFonts w:asciiTheme="majorHAnsi" w:eastAsia="Times New Roman" w:hAnsiTheme="majorHAnsi" w:cstheme="majorHAnsi"/>
@@ -2051,12 +2089,19 @@
                 <w:lang w:val="vi-VN" w:eastAsia="vi-VN"/>
               </w:rPr>
             </w:pPr>
+            <w:r>
+              <w:rPr>
+                <w:rFonts w:asciiTheme="majorHAnsi" w:eastAsia="Times New Roman" w:hAnsiTheme="majorHAnsi" w:cstheme="majorHAnsi"/>
+                <w:szCs w:val="26"/>
+                <w:lang w:val="vi-VN" w:eastAsia="vi-VN"/>
+              </w:rPr>
+              <w:t>Xây dựng hàm sinh các tham số, sinh khóa bằng JAVA</w:t>
+            </w:r>
           </w:p>
         </w:tc>
         <w:tc>
           <w:tcPr>
             <w:tcW w:w="1978" w:type="pct"/>
-            <w:vMerge/>
             <w:tcBorders>
               <w:right w:val="single" w:sz="8" w:space="0" w:color="auto"/>
             </w:tcBorders>
@@ -2065,7 +2110,7 @@
           </w:tcPr>
           <w:p>
             <w:pPr>
-              <w:spacing w:line="26" w:lineRule="atLeast"/>
+              <w:spacing w:before="60" w:after="60" w:line="26" w:lineRule="atLeast"/>
               <w:jc w:val="both"/>
               <w:rPr>
                 <w:rFonts w:asciiTheme="majorHAnsi" w:eastAsia="Times New Roman" w:hAnsiTheme="majorHAnsi" w:cstheme="majorHAnsi"/>
@@ -2073,6 +2118,14 @@
                 <w:lang w:val="vi-VN" w:eastAsia="vi-VN"/>
               </w:rPr>
             </w:pPr>
+            <w:r>
+              <w:rPr>
+                <w:rFonts w:asciiTheme="majorHAnsi" w:eastAsia="Times New Roman" w:hAnsiTheme="majorHAnsi" w:cstheme="majorHAnsi"/>
+                <w:szCs w:val="26"/>
+                <w:lang w:val="vi-VN" w:eastAsia="vi-VN"/>
+              </w:rPr>
+              <w:t>Nghiên cứu cơ chế sinh tham số p, q, g và khóa công khai/bí mật của DSA bằng Java, sử dụng BigInteger và SecureRandom để triển khai thuật toán.</w:t>
+            </w:r>
           </w:p>
         </w:tc>
       </w:tr>
@@ -2092,7 +2145,7 @@
           </w:tcPr>
           <w:p>
             <w:pPr>
-              <w:spacing w:line="26" w:lineRule="atLeast"/>
+              <w:spacing w:before="60" w:after="60" w:line="26" w:lineRule="atLeast"/>
               <w:jc w:val="center"/>
               <w:rPr>
                 <w:rFonts w:asciiTheme="majorHAnsi" w:eastAsia="Times New Roman" w:hAnsiTheme="majorHAnsi" w:cstheme="majorHAnsi"/>
@@ -2110,7 +2163,7 @@
           </w:tcPr>
           <w:p>
             <w:pPr>
-              <w:spacing w:line="26" w:lineRule="atLeast"/>
+              <w:spacing w:before="60" w:after="60" w:line="26" w:lineRule="atLeast"/>
               <w:rPr>
                 <w:rFonts w:asciiTheme="majorHAnsi" w:eastAsia="Times New Roman" w:hAnsiTheme="majorHAnsi" w:cstheme="majorHAnsi"/>
                 <w:szCs w:val="26"/>
@@ -2130,13 +2183,12 @@
         <w:tc>
           <w:tcPr>
             <w:tcW w:w="1931" w:type="pct"/>
-            <w:vMerge w:val="restart"/>
-            <w:vAlign w:val="center"/>
-            <w:hideMark/>
-          </w:tcPr>
-          <w:p>
-            <w:pPr>
-              <w:spacing w:line="26" w:lineRule="atLeast"/>
+            <w:vAlign w:val="center"/>
+            <w:hideMark/>
+          </w:tcPr>
+          <w:p>
+            <w:pPr>
+              <w:spacing w:before="60" w:after="60" w:line="26" w:lineRule="atLeast"/>
               <w:jc w:val="both"/>
               <w:rPr>
                 <w:rFonts w:asciiTheme="majorHAnsi" w:eastAsia="Times New Roman" w:hAnsiTheme="majorHAnsi" w:cstheme="majorHAnsi"/>
@@ -2150,30 +2202,53 @@
                 <w:szCs w:val="26"/>
                 <w:lang w:val="vi-VN" w:eastAsia="vi-VN"/>
               </w:rPr>
-              <w:t>Phụ trách phần 2.5.2 triể</w:t>
-            </w:r>
-            <w:r>
-              <w:rPr>
-                <w:rFonts w:asciiTheme="majorHAnsi" w:eastAsia="Times New Roman" w:hAnsiTheme="majorHAnsi" w:cstheme="majorHAnsi"/>
-                <w:szCs w:val="26"/>
-                <w:lang w:eastAsia="vi-VN"/>
-              </w:rPr>
-              <w:t>n</w:t>
-            </w:r>
-            <w:r>
-              <w:rPr>
-                <w:rFonts w:asciiTheme="majorHAnsi" w:eastAsia="Times New Roman" w:hAnsiTheme="majorHAnsi" w:cstheme="majorHAnsi"/>
-                <w:szCs w:val="26"/>
-                <w:lang w:val="vi-VN" w:eastAsia="vi-VN"/>
-              </w:rPr>
-              <w:t xml:space="preserve"> khai hệ thống bằng C++</w:t>
+              <w:t xml:space="preserve">Phụ trách phần </w:t>
+            </w:r>
+            <w:r>
+              <w:rPr>
+                <w:rFonts w:asciiTheme="majorHAnsi" w:eastAsia="Times New Roman" w:hAnsiTheme="majorHAnsi" w:cstheme="majorHAnsi"/>
+                <w:szCs w:val="26"/>
+                <w:lang w:val="vi-VN" w:eastAsia="vi-VN"/>
+              </w:rPr>
+              <w:t>xử lý</w:t>
+            </w:r>
+            <w:r>
+              <w:rPr>
+                <w:rFonts w:asciiTheme="majorHAnsi" w:eastAsia="Times New Roman" w:hAnsiTheme="majorHAnsi" w:cstheme="majorHAnsi"/>
+                <w:szCs w:val="26"/>
+                <w:lang w:val="vi-VN" w:eastAsia="vi-VN"/>
+              </w:rPr>
+              <w:t xml:space="preserve"> đầu vào và đầu ra bằng</w:t>
+            </w:r>
+            <w:r>
+              <w:rPr>
+                <w:rFonts w:asciiTheme="majorHAnsi" w:eastAsia="Times New Roman" w:hAnsiTheme="majorHAnsi" w:cstheme="majorHAnsi"/>
+                <w:szCs w:val="26"/>
+                <w:lang w:val="vi-VN" w:eastAsia="vi-VN"/>
+              </w:rPr>
+              <w:t xml:space="preserve"> file</w:t>
+            </w:r>
+            <w:r>
+              <w:rPr>
+                <w:rFonts w:asciiTheme="majorHAnsi" w:eastAsia="Times New Roman" w:hAnsiTheme="majorHAnsi" w:cstheme="majorHAnsi"/>
+                <w:szCs w:val="26"/>
+                <w:lang w:val="vi-VN" w:eastAsia="vi-VN"/>
+              </w:rPr>
+              <w:t xml:space="preserve">, xử lý và lưu khóa trong code </w:t>
+            </w:r>
+            <w:r>
+              <w:rPr>
+                <w:rFonts w:asciiTheme="majorHAnsi" w:eastAsia="Times New Roman" w:hAnsiTheme="majorHAnsi" w:cstheme="majorHAnsi"/>
+                <w:szCs w:val="26"/>
+                <w:lang w:val="vi-VN" w:eastAsia="vi-VN"/>
+              </w:rPr>
+              <w:t>C++</w:t>
             </w:r>
           </w:p>
         </w:tc>
         <w:tc>
           <w:tcPr>
             <w:tcW w:w="1978" w:type="pct"/>
-            <w:vMerge w:val="restart"/>
             <w:tcBorders>
               <w:right w:val="single" w:sz="8" w:space="0" w:color="auto"/>
             </w:tcBorders>
@@ -2181,7 +2256,7 @@
           </w:tcPr>
           <w:p>
             <w:pPr>
-              <w:spacing w:line="26" w:lineRule="atLeast"/>
+              <w:spacing w:before="60" w:after="60" w:line="26" w:lineRule="atLeast"/>
               <w:jc w:val="both"/>
               <w:rPr>
                 <w:rFonts w:asciiTheme="majorHAnsi" w:eastAsia="Times New Roman" w:hAnsiTheme="majorHAnsi" w:cstheme="majorHAnsi"/>
@@ -2195,7 +2270,7 @@
                 <w:szCs w:val="26"/>
                 <w:lang w:val="vi-VN" w:eastAsia="vi-VN"/>
               </w:rPr>
-              <w:t>Sử dụng C++, GMP và OpenSSL để triển khai thuật toán DSA, xây dựng menu chương trình và các chức năng ký số, xác thực chữ ký trên file.</w:t>
+              <w:t>Tìm hiểu cách thao tác file trong C++, xây dựng chức năng đọc/ghi dữ liệu, lưu khóa công khai và khóa bí mật dưới dạng file, kiểm tra tính toàn vẹn dữ liệu trong quá trình xử lý.</w:t>
             </w:r>
           </w:p>
         </w:tc>
@@ -2216,7 +2291,7 @@
           </w:tcPr>
           <w:p>
             <w:pPr>
-              <w:spacing w:line="26" w:lineRule="atLeast"/>
+              <w:spacing w:before="60" w:after="60" w:line="26" w:lineRule="atLeast"/>
               <w:jc w:val="center"/>
               <w:rPr>
                 <w:rFonts w:asciiTheme="majorHAnsi" w:eastAsia="Times New Roman" w:hAnsiTheme="majorHAnsi" w:cstheme="majorHAnsi"/>
@@ -2237,7 +2312,7 @@
           </w:tcPr>
           <w:p>
             <w:pPr>
-              <w:spacing w:line="26" w:lineRule="atLeast"/>
+              <w:spacing w:before="60" w:after="60" w:line="26" w:lineRule="atLeast"/>
               <w:rPr>
                 <w:rFonts w:asciiTheme="majorHAnsi" w:eastAsia="Times New Roman" w:hAnsiTheme="majorHAnsi" w:cstheme="majorHAnsi"/>
                 <w:szCs w:val="26"/>
@@ -2257,7 +2332,6 @@
         <w:tc>
           <w:tcPr>
             <w:tcW w:w="1931" w:type="pct"/>
-            <w:vMerge/>
             <w:tcBorders>
               <w:bottom w:val="single" w:sz="8" w:space="0" w:color="auto"/>
             </w:tcBorders>
@@ -2266,7 +2340,7 @@
           </w:tcPr>
           <w:p>
             <w:pPr>
-              <w:spacing w:line="26" w:lineRule="atLeast"/>
+              <w:spacing w:before="60" w:after="60" w:line="26" w:lineRule="atLeast"/>
               <w:jc w:val="both"/>
               <w:rPr>
                 <w:rFonts w:asciiTheme="majorHAnsi" w:eastAsia="Times New Roman" w:hAnsiTheme="majorHAnsi" w:cstheme="majorHAnsi"/>
@@ -2274,12 +2348,19 @@
                 <w:lang w:val="vi-VN" w:eastAsia="vi-VN"/>
               </w:rPr>
             </w:pPr>
+            <w:r>
+              <w:rPr>
+                <w:rFonts w:asciiTheme="majorHAnsi" w:eastAsia="Times New Roman" w:hAnsiTheme="majorHAnsi" w:cstheme="majorHAnsi"/>
+                <w:szCs w:val="26"/>
+                <w:lang w:val="vi-VN" w:eastAsia="vi-VN"/>
+              </w:rPr>
+              <w:t>Xây dựng mã hóa và giải mã bằng JAVA</w:t>
+            </w:r>
           </w:p>
         </w:tc>
         <w:tc>
           <w:tcPr>
             <w:tcW w:w="1978" w:type="pct"/>
-            <w:vMerge/>
             <w:tcBorders>
               <w:bottom w:val="single" w:sz="8" w:space="0" w:color="auto"/>
               <w:right w:val="single" w:sz="8" w:space="0" w:color="auto"/>
@@ -2289,7 +2370,7 @@
           </w:tcPr>
           <w:p>
             <w:pPr>
-              <w:spacing w:line="26" w:lineRule="atLeast"/>
+              <w:spacing w:before="60" w:after="60" w:line="26" w:lineRule="atLeast"/>
               <w:jc w:val="both"/>
               <w:rPr>
                 <w:rFonts w:asciiTheme="majorHAnsi" w:eastAsia="Times New Roman" w:hAnsiTheme="majorHAnsi" w:cstheme="majorHAnsi"/>
@@ -2297,6 +2378,14 @@
                 <w:lang w:val="vi-VN" w:eastAsia="vi-VN"/>
               </w:rPr>
             </w:pPr>
+            <w:r>
+              <w:rPr>
+                <w:rFonts w:asciiTheme="majorHAnsi" w:eastAsia="Times New Roman" w:hAnsiTheme="majorHAnsi" w:cstheme="majorHAnsi"/>
+                <w:szCs w:val="26"/>
+                <w:lang w:val="vi-VN" w:eastAsia="vi-VN"/>
+              </w:rPr>
+              <w:t>Sử dụng Java và các thư viện bảo mật để xây dựng chức năng mã hóa, giải mã và xác thực dữ liệu, tham khảo tài liệu thuật toán DSA và kiểm thử bằng nhiều bộ dữ liệu khác nhau.</w:t>
+            </w:r>
           </w:p>
         </w:tc>
       </w:tr>
@@ -2317,7 +2406,7 @@
           </w:tcPr>
           <w:p>
             <w:pPr>
-              <w:spacing w:line="26" w:lineRule="atLeast"/>
+              <w:spacing w:before="60" w:after="60" w:line="26" w:lineRule="atLeast"/>
               <w:jc w:val="center"/>
               <w:rPr>
                 <w:rFonts w:asciiTheme="majorHAnsi" w:eastAsia="Times New Roman" w:hAnsiTheme="majorHAnsi" w:cstheme="majorHAnsi"/>
@@ -2346,7 +2435,7 @@
           </w:tcPr>
           <w:p>
             <w:pPr>
-              <w:spacing w:line="26" w:lineRule="atLeast"/>
+              <w:spacing w:before="60" w:after="60" w:line="26" w:lineRule="atLeast"/>
               <w:rPr>
                 <w:rFonts w:asciiTheme="majorHAnsi" w:eastAsia="Times New Roman" w:hAnsiTheme="majorHAnsi" w:cstheme="majorHAnsi"/>
                 <w:szCs w:val="26"/>
@@ -2366,7 +2455,6 @@
         <w:tc>
           <w:tcPr>
             <w:tcW w:w="1931" w:type="pct"/>
-            <w:vMerge w:val="restart"/>
             <w:tcBorders>
               <w:top w:val="single" w:sz="8" w:space="0" w:color="auto"/>
             </w:tcBorders>
@@ -2375,7 +2463,7 @@
           </w:tcPr>
           <w:p>
             <w:pPr>
-              <w:spacing w:line="26" w:lineRule="atLeast"/>
+              <w:spacing w:before="60" w:after="60" w:line="26" w:lineRule="atLeast"/>
               <w:jc w:val="both"/>
               <w:rPr>
                 <w:rFonts w:asciiTheme="majorHAnsi" w:eastAsia="Times New Roman" w:hAnsiTheme="majorHAnsi" w:cstheme="majorHAnsi"/>
@@ -2389,14 +2477,13 @@
                 <w:szCs w:val="26"/>
                 <w:lang w:val="vi-VN" w:eastAsia="vi-VN"/>
               </w:rPr>
-              <w:t>Phụ trách phần 2.6 Kiểm thử và đánh giá hệ thống</w:t>
+              <w:t>Phụ trách kiểm thử hệ thống C++</w:t>
             </w:r>
           </w:p>
         </w:tc>
         <w:tc>
           <w:tcPr>
             <w:tcW w:w="1978" w:type="pct"/>
-            <w:vMerge w:val="restart"/>
             <w:tcBorders>
               <w:top w:val="single" w:sz="8" w:space="0" w:color="auto"/>
               <w:right w:val="single" w:sz="8" w:space="0" w:color="auto"/>
@@ -2406,7 +2493,7 @@
           </w:tcPr>
           <w:p>
             <w:pPr>
-              <w:spacing w:line="26" w:lineRule="atLeast"/>
+              <w:spacing w:before="60" w:after="60" w:line="26" w:lineRule="atLeast"/>
               <w:jc w:val="both"/>
               <w:rPr>
                 <w:rFonts w:asciiTheme="majorHAnsi" w:eastAsia="Times New Roman" w:hAnsiTheme="majorHAnsi" w:cstheme="majorHAnsi"/>
@@ -2420,7 +2507,15 @@
                 <w:szCs w:val="26"/>
                 <w:lang w:val="vi-VN" w:eastAsia="vi-VN"/>
               </w:rPr>
-              <w:t>Thực hiện kiểm thử chương trình với nhiều loại file khác nhau, ghi nhận kết quả thực nghiệm, đánh giá tính toàn vẹn dữ liệu và so sánh hiệu năng giữa Java và C++.</w:t>
+              <w:t xml:space="preserve">Thực hiện kiểm thử chương trình với nhiều loại file khác nhau, ghi nhận kết quả thực nghiệm, đánh giá tính toàn vẹn dữ liệu </w:t>
+            </w:r>
+            <w:r>
+              <w:rPr>
+                <w:rFonts w:asciiTheme="majorHAnsi" w:eastAsia="Times New Roman" w:hAnsiTheme="majorHAnsi" w:cstheme="majorHAnsi"/>
+                <w:szCs w:val="26"/>
+                <w:lang w:val="vi-VN" w:eastAsia="vi-VN"/>
+              </w:rPr>
+              <w:t>của hệ thống C++</w:t>
             </w:r>
           </w:p>
         </w:tc>
@@ -2441,7 +2536,7 @@
           </w:tcPr>
           <w:p>
             <w:pPr>
-              <w:spacing w:line="26" w:lineRule="atLeast"/>
+              <w:spacing w:before="60" w:after="60" w:line="26" w:lineRule="atLeast"/>
               <w:jc w:val="center"/>
               <w:rPr>
                 <w:rFonts w:asciiTheme="majorHAnsi" w:eastAsia="Times New Roman" w:hAnsiTheme="majorHAnsi" w:cstheme="majorHAnsi"/>
@@ -2459,7 +2554,7 @@
           </w:tcPr>
           <w:p>
             <w:pPr>
-              <w:spacing w:line="26" w:lineRule="atLeast"/>
+              <w:spacing w:before="60" w:after="60" w:line="26" w:lineRule="atLeast"/>
               <w:rPr>
                 <w:rFonts w:asciiTheme="majorHAnsi" w:eastAsia="Times New Roman" w:hAnsiTheme="majorHAnsi" w:cstheme="majorHAnsi"/>
                 <w:szCs w:val="26"/>
@@ -2479,13 +2574,12 @@
         <w:tc>
           <w:tcPr>
             <w:tcW w:w="1931" w:type="pct"/>
-            <w:vMerge/>
-            <w:vAlign w:val="center"/>
-            <w:hideMark/>
-          </w:tcPr>
-          <w:p>
-            <w:pPr>
-              <w:spacing w:line="26" w:lineRule="atLeast"/>
+            <w:vAlign w:val="center"/>
+            <w:hideMark/>
+          </w:tcPr>
+          <w:p>
+            <w:pPr>
+              <w:spacing w:before="60" w:after="60" w:line="26" w:lineRule="atLeast"/>
               <w:jc w:val="both"/>
               <w:rPr>
                 <w:rFonts w:asciiTheme="majorHAnsi" w:eastAsia="Times New Roman" w:hAnsiTheme="majorHAnsi" w:cstheme="majorHAnsi"/>
@@ -2493,12 +2587,27 @@
                 <w:lang w:val="vi-VN" w:eastAsia="vi-VN"/>
               </w:rPr>
             </w:pPr>
+            <w:r>
+              <w:rPr>
+                <w:rFonts w:asciiTheme="majorHAnsi" w:eastAsia="Times New Roman" w:hAnsiTheme="majorHAnsi" w:cstheme="majorHAnsi"/>
+                <w:szCs w:val="26"/>
+                <w:lang w:val="vi-VN" w:eastAsia="vi-VN"/>
+              </w:rPr>
+              <w:t xml:space="preserve">Phụ trách kiểm thử hệ thống </w:t>
+            </w:r>
+            <w:r>
+              <w:rPr>
+                <w:rFonts w:asciiTheme="majorHAnsi" w:eastAsia="Times New Roman" w:hAnsiTheme="majorHAnsi" w:cstheme="majorHAnsi"/>
+                <w:szCs w:val="26"/>
+                <w:lang w:val="vi-VN" w:eastAsia="vi-VN"/>
+              </w:rPr>
+              <w:t>JAVA</w:t>
+            </w:r>
           </w:p>
         </w:tc>
         <w:tc>
           <w:tcPr>
             <w:tcW w:w="1978" w:type="pct"/>
-            <w:vMerge/>
             <w:tcBorders>
               <w:right w:val="single" w:sz="8" w:space="0" w:color="auto"/>
             </w:tcBorders>
@@ -2507,7 +2616,7 @@
           </w:tcPr>
           <w:p>
             <w:pPr>
-              <w:spacing w:line="26" w:lineRule="atLeast"/>
+              <w:spacing w:before="60" w:after="60" w:line="26" w:lineRule="atLeast"/>
               <w:jc w:val="both"/>
               <w:rPr>
                 <w:rFonts w:asciiTheme="majorHAnsi" w:eastAsia="Times New Roman" w:hAnsiTheme="majorHAnsi" w:cstheme="majorHAnsi"/>
@@ -2515,6 +2624,14 @@
                 <w:lang w:val="vi-VN" w:eastAsia="vi-VN"/>
               </w:rPr>
             </w:pPr>
+            <w:r>
+              <w:rPr>
+                <w:rFonts w:asciiTheme="majorHAnsi" w:eastAsia="Times New Roman" w:hAnsiTheme="majorHAnsi" w:cstheme="majorHAnsi"/>
+                <w:szCs w:val="26"/>
+                <w:lang w:val="vi-VN" w:eastAsia="vi-VN"/>
+              </w:rPr>
+              <w:t>Tiến hành chạy các test case để hoàn thiện hệ thống JAVA</w:t>
+            </w:r>
           </w:p>
         </w:tc>
       </w:tr>
@@ -2534,7 +2651,7 @@
           </w:tcPr>
           <w:p>
             <w:pPr>
-              <w:spacing w:line="26" w:lineRule="atLeast"/>
+              <w:spacing w:before="60" w:after="60" w:line="26" w:lineRule="atLeast"/>
               <w:jc w:val="center"/>
               <w:rPr>
                 <w:rFonts w:asciiTheme="majorHAnsi" w:eastAsia="Times New Roman" w:hAnsiTheme="majorHAnsi" w:cstheme="majorHAnsi"/>
@@ -2552,7 +2669,7 @@
           </w:tcPr>
           <w:p>
             <w:pPr>
-              <w:spacing w:line="26" w:lineRule="atLeast"/>
+              <w:spacing w:before="60" w:after="60" w:line="26" w:lineRule="atLeast"/>
               <w:rPr>
                 <w:rFonts w:asciiTheme="majorHAnsi" w:eastAsia="Times New Roman" w:hAnsiTheme="majorHAnsi" w:cstheme="majorHAnsi"/>
                 <w:szCs w:val="26"/>
@@ -2572,13 +2689,12 @@
         <w:tc>
           <w:tcPr>
             <w:tcW w:w="1931" w:type="pct"/>
-            <w:vMerge w:val="restart"/>
-            <w:vAlign w:val="center"/>
-            <w:hideMark/>
-          </w:tcPr>
-          <w:p>
-            <w:pPr>
-              <w:spacing w:line="26" w:lineRule="atLeast"/>
+            <w:vAlign w:val="center"/>
+            <w:hideMark/>
+          </w:tcPr>
+          <w:p>
+            <w:pPr>
+              <w:spacing w:before="60" w:after="60" w:line="26" w:lineRule="atLeast"/>
               <w:jc w:val="both"/>
               <w:rPr>
                 <w:rFonts w:asciiTheme="majorHAnsi" w:eastAsia="Times New Roman" w:hAnsiTheme="majorHAnsi" w:cstheme="majorHAnsi"/>
@@ -2592,14 +2708,13 @@
                 <w:szCs w:val="26"/>
                 <w:lang w:val="vi-VN" w:eastAsia="vi-VN"/>
               </w:rPr>
-              <w:t>Hoàn thiện chương 3</w:t>
+              <w:t>Phụ trách hoàn thiện 3.1 các kết quả đạt được</w:t>
             </w:r>
           </w:p>
         </w:tc>
         <w:tc>
           <w:tcPr>
             <w:tcW w:w="1978" w:type="pct"/>
-            <w:vMerge w:val="restart"/>
             <w:tcBorders>
               <w:right w:val="single" w:sz="8" w:space="0" w:color="auto"/>
             </w:tcBorders>
@@ -2608,7 +2723,7 @@
           </w:tcPr>
           <w:p>
             <w:pPr>
-              <w:spacing w:line="26" w:lineRule="atLeast"/>
+              <w:spacing w:before="60" w:after="60" w:line="26" w:lineRule="atLeast"/>
               <w:jc w:val="both"/>
               <w:rPr>
                 <w:rFonts w:asciiTheme="majorHAnsi" w:eastAsia="Times New Roman" w:hAnsiTheme="majorHAnsi" w:cstheme="majorHAnsi"/>
@@ -2643,7 +2758,7 @@
           </w:tcPr>
           <w:p>
             <w:pPr>
-              <w:spacing w:line="26" w:lineRule="atLeast"/>
+              <w:spacing w:before="60" w:after="60" w:line="26" w:lineRule="atLeast"/>
               <w:jc w:val="center"/>
               <w:rPr>
                 <w:rFonts w:asciiTheme="majorHAnsi" w:eastAsia="Times New Roman" w:hAnsiTheme="majorHAnsi" w:cstheme="majorHAnsi"/>
@@ -2661,7 +2776,7 @@
           </w:tcPr>
           <w:p>
             <w:pPr>
-              <w:spacing w:line="26" w:lineRule="atLeast"/>
+              <w:spacing w:before="60" w:after="60" w:line="26" w:lineRule="atLeast"/>
               <w:rPr>
                 <w:rFonts w:asciiTheme="majorHAnsi" w:eastAsia="Times New Roman" w:hAnsiTheme="majorHAnsi" w:cstheme="majorHAnsi"/>
                 <w:szCs w:val="26"/>
@@ -2681,13 +2796,12 @@
         <w:tc>
           <w:tcPr>
             <w:tcW w:w="1931" w:type="pct"/>
-            <w:vMerge/>
-            <w:vAlign w:val="center"/>
-            <w:hideMark/>
-          </w:tcPr>
-          <w:p>
-            <w:pPr>
-              <w:spacing w:line="26" w:lineRule="atLeast"/>
+            <w:vAlign w:val="center"/>
+            <w:hideMark/>
+          </w:tcPr>
+          <w:p>
+            <w:pPr>
+              <w:spacing w:before="60" w:after="60" w:line="26" w:lineRule="atLeast"/>
               <w:jc w:val="both"/>
               <w:rPr>
                 <w:rFonts w:asciiTheme="majorHAnsi" w:eastAsia="Times New Roman" w:hAnsiTheme="majorHAnsi" w:cstheme="majorHAnsi"/>
@@ -2695,12 +2809,61 @@
                 <w:lang w:val="vi-VN" w:eastAsia="vi-VN"/>
               </w:rPr>
             </w:pPr>
+            <w:r>
+              <w:rPr>
+                <w:rFonts w:asciiTheme="majorHAnsi" w:eastAsia="Times New Roman" w:hAnsiTheme="majorHAnsi" w:cstheme="majorHAnsi"/>
+                <w:szCs w:val="26"/>
+                <w:lang w:val="vi-VN" w:eastAsia="vi-VN"/>
+              </w:rPr>
+              <w:t>Phụ trách hoàn thiện 3.</w:t>
+            </w:r>
+            <w:r>
+              <w:rPr>
+                <w:rFonts w:asciiTheme="majorHAnsi" w:eastAsia="Times New Roman" w:hAnsiTheme="majorHAnsi" w:cstheme="majorHAnsi"/>
+                <w:szCs w:val="26"/>
+                <w:lang w:val="vi-VN" w:eastAsia="vi-VN"/>
+              </w:rPr>
+              <w:t>2</w:t>
+            </w:r>
+            <w:r>
+              <w:rPr>
+                <w:rFonts w:asciiTheme="majorHAnsi" w:eastAsia="Times New Roman" w:hAnsiTheme="majorHAnsi" w:cstheme="majorHAnsi"/>
+                <w:szCs w:val="26"/>
+                <w:lang w:val="vi-VN" w:eastAsia="vi-VN"/>
+              </w:rPr>
+              <w:t xml:space="preserve"> </w:t>
+            </w:r>
+            <w:r>
+              <w:rPr>
+                <w:rFonts w:asciiTheme="majorHAnsi" w:eastAsia="Times New Roman" w:hAnsiTheme="majorHAnsi" w:cstheme="majorHAnsi"/>
+                <w:szCs w:val="26"/>
+                <w:lang w:val="vi-VN" w:eastAsia="vi-VN"/>
+              </w:rPr>
+              <w:t xml:space="preserve">tổng hợp các khó khăn và bài </w:t>
+            </w:r>
+            <w:proofErr w:type="spellStart"/>
+            <w:r>
+              <w:rPr>
+                <w:rFonts w:asciiTheme="majorHAnsi" w:eastAsia="Times New Roman" w:hAnsiTheme="majorHAnsi" w:cstheme="majorHAnsi"/>
+                <w:szCs w:val="26"/>
+                <w:lang w:val="vi-VN" w:eastAsia="vi-VN"/>
+              </w:rPr>
+              <w:t>hợn</w:t>
+            </w:r>
+            <w:proofErr w:type="spellEnd"/>
+            <w:r>
+              <w:rPr>
+                <w:rFonts w:asciiTheme="majorHAnsi" w:eastAsia="Times New Roman" w:hAnsiTheme="majorHAnsi" w:cstheme="majorHAnsi"/>
+                <w:szCs w:val="26"/>
+                <w:lang w:val="vi-VN" w:eastAsia="vi-VN"/>
+              </w:rPr>
+              <w:t xml:space="preserve"> kinh nghiệm</w:t>
+            </w:r>
           </w:p>
         </w:tc>
         <w:tc>
           <w:tcPr>
             <w:tcW w:w="1978" w:type="pct"/>
-            <w:vMerge/>
             <w:tcBorders>
               <w:right w:val="single" w:sz="8" w:space="0" w:color="auto"/>
             </w:tcBorders>
@@ -2709,7 +2872,7 @@
           </w:tcPr>
           <w:p>
             <w:pPr>
-              <w:spacing w:line="26" w:lineRule="atLeast"/>
+              <w:spacing w:before="60" w:after="60" w:line="26" w:lineRule="atLeast"/>
               <w:jc w:val="both"/>
               <w:rPr>
                 <w:rFonts w:asciiTheme="majorHAnsi" w:eastAsia="Times New Roman" w:hAnsiTheme="majorHAnsi" w:cstheme="majorHAnsi"/>
@@ -2717,6 +2880,22 @@
                 <w:lang w:val="vi-VN" w:eastAsia="vi-VN"/>
               </w:rPr>
             </w:pPr>
+            <w:r>
+              <w:rPr>
+                <w:rFonts w:asciiTheme="majorHAnsi" w:eastAsia="Times New Roman" w:hAnsiTheme="majorHAnsi" w:cstheme="majorHAnsi"/>
+                <w:szCs w:val="26"/>
+                <w:lang w:val="vi-VN" w:eastAsia="vi-VN"/>
+              </w:rPr>
+              <w:t xml:space="preserve">Tổng hợp </w:t>
+            </w:r>
+            <w:r>
+              <w:rPr>
+                <w:rFonts w:asciiTheme="majorHAnsi" w:eastAsia="Times New Roman" w:hAnsiTheme="majorHAnsi" w:cstheme="majorHAnsi"/>
+                <w:szCs w:val="26"/>
+                <w:lang w:val="vi-VN" w:eastAsia="vi-VN"/>
+              </w:rPr>
+              <w:t>các khó khan của nhóm trong quá trình tìm hiểu và phát triển đề tài</w:t>
+            </w:r>
           </w:p>
         </w:tc>
       </w:tr>
@@ -2737,7 +2916,7 @@
           </w:tcPr>
           <w:p>
             <w:pPr>
-              <w:spacing w:line="26" w:lineRule="atLeast"/>
+              <w:spacing w:before="60" w:after="60" w:line="26" w:lineRule="atLeast"/>
               <w:jc w:val="center"/>
               <w:rPr>
                 <w:rFonts w:asciiTheme="majorHAnsi" w:eastAsia="Times New Roman" w:hAnsiTheme="majorHAnsi" w:cstheme="majorHAnsi"/>
@@ -2758,7 +2937,7 @@
           </w:tcPr>
           <w:p>
             <w:pPr>
-              <w:spacing w:line="26" w:lineRule="atLeast"/>
+              <w:spacing w:before="60" w:after="60" w:line="26" w:lineRule="atLeast"/>
               <w:rPr>
                 <w:rFonts w:asciiTheme="majorHAnsi" w:eastAsia="Times New Roman" w:hAnsiTheme="majorHAnsi" w:cstheme="majorHAnsi"/>
                 <w:szCs w:val="26"/>
@@ -2778,7 +2957,6 @@
         <w:tc>
           <w:tcPr>
             <w:tcW w:w="1931" w:type="pct"/>
-            <w:vMerge/>
             <w:tcBorders>
               <w:bottom w:val="single" w:sz="8" w:space="0" w:color="auto"/>
             </w:tcBorders>
@@ -2787,7 +2965,7 @@
           </w:tcPr>
           <w:p>
             <w:pPr>
-              <w:spacing w:line="26" w:lineRule="atLeast"/>
+              <w:spacing w:before="60" w:after="60" w:line="26" w:lineRule="atLeast"/>
               <w:jc w:val="both"/>
               <w:rPr>
                 <w:rFonts w:asciiTheme="majorHAnsi" w:eastAsia="Times New Roman" w:hAnsiTheme="majorHAnsi" w:cstheme="majorHAnsi"/>
@@ -2795,12 +2973,19 @@
                 <w:lang w:val="vi-VN" w:eastAsia="vi-VN"/>
               </w:rPr>
             </w:pPr>
+            <w:r>
+              <w:rPr>
+                <w:rFonts w:asciiTheme="majorHAnsi" w:eastAsia="Times New Roman" w:hAnsiTheme="majorHAnsi" w:cstheme="majorHAnsi"/>
+                <w:szCs w:val="26"/>
+                <w:lang w:val="vi-VN" w:eastAsia="vi-VN"/>
+              </w:rPr>
+              <w:t>Phụ trách hoàn thiện 3.3 Các đề xuất và hướng phát triển của đề tài</w:t>
+            </w:r>
           </w:p>
         </w:tc>
         <w:tc>
           <w:tcPr>
             <w:tcW w:w="1978" w:type="pct"/>
-            <w:vMerge/>
             <w:tcBorders>
               <w:bottom w:val="single" w:sz="8" w:space="0" w:color="auto"/>
               <w:right w:val="single" w:sz="8" w:space="0" w:color="auto"/>
@@ -2810,7 +2995,7 @@
           </w:tcPr>
           <w:p>
             <w:pPr>
-              <w:spacing w:line="26" w:lineRule="atLeast"/>
+              <w:spacing w:before="60" w:after="60" w:line="26" w:lineRule="atLeast"/>
               <w:jc w:val="both"/>
               <w:rPr>
                 <w:rFonts w:asciiTheme="majorHAnsi" w:eastAsia="Times New Roman" w:hAnsiTheme="majorHAnsi" w:cstheme="majorHAnsi"/>
@@ -2818,6 +3003,30 @@
                 <w:lang w:val="vi-VN" w:eastAsia="vi-VN"/>
               </w:rPr>
             </w:pPr>
+            <w:r>
+              <w:rPr>
+                <w:rFonts w:asciiTheme="majorHAnsi" w:eastAsia="Times New Roman" w:hAnsiTheme="majorHAnsi" w:cstheme="majorHAnsi"/>
+                <w:szCs w:val="26"/>
+                <w:lang w:val="vi-VN" w:eastAsia="vi-VN"/>
+              </w:rPr>
+              <w:t xml:space="preserve">Tổng hợp </w:t>
+            </w:r>
+            <w:r>
+              <w:rPr>
+                <w:rFonts w:asciiTheme="majorHAnsi" w:eastAsia="Times New Roman" w:hAnsiTheme="majorHAnsi" w:cstheme="majorHAnsi"/>
+                <w:szCs w:val="26"/>
+                <w:lang w:val="vi-VN" w:eastAsia="vi-VN"/>
+              </w:rPr>
+              <w:t>đề xuất</w:t>
+            </w:r>
+            <w:r>
+              <w:rPr>
+                <w:rFonts w:asciiTheme="majorHAnsi" w:eastAsia="Times New Roman" w:hAnsiTheme="majorHAnsi" w:cstheme="majorHAnsi"/>
+                <w:szCs w:val="26"/>
+                <w:lang w:val="vi-VN" w:eastAsia="vi-VN"/>
+              </w:rPr>
+              <w:t xml:space="preserve"> của nhóm trong quá trình tìm hiểu và phát triển đề tài</w:t>
+            </w:r>
           </w:p>
         </w:tc>
       </w:tr>
@@ -2838,7 +3047,7 @@
           </w:tcPr>
           <w:p>
             <w:pPr>
-              <w:spacing w:line="26" w:lineRule="atLeast"/>
+              <w:spacing w:before="60" w:after="60" w:line="26" w:lineRule="atLeast"/>
               <w:jc w:val="center"/>
               <w:rPr>
                 <w:rFonts w:asciiTheme="majorHAnsi" w:eastAsia="Times New Roman" w:hAnsiTheme="majorHAnsi" w:cstheme="majorHAnsi"/>
@@ -2867,7 +3076,7 @@
           </w:tcPr>
           <w:p>
             <w:pPr>
-              <w:spacing w:line="26" w:lineRule="atLeast"/>
+              <w:spacing w:before="60" w:after="60" w:line="26" w:lineRule="atLeast"/>
               <w:rPr>
                 <w:rFonts w:asciiTheme="majorHAnsi" w:eastAsia="Times New Roman" w:hAnsiTheme="majorHAnsi" w:cstheme="majorHAnsi"/>
                 <w:szCs w:val="26"/>
@@ -2895,7 +3104,7 @@
           </w:tcPr>
           <w:p>
             <w:pPr>
-              <w:spacing w:line="26" w:lineRule="atLeast"/>
+              <w:spacing w:before="60" w:after="60" w:line="26" w:lineRule="atLeast"/>
               <w:jc w:val="both"/>
               <w:rPr>
                 <w:rFonts w:asciiTheme="majorHAnsi" w:eastAsia="Times New Roman" w:hAnsiTheme="majorHAnsi" w:cstheme="majorHAnsi"/>
@@ -2925,7 +3134,7 @@
           </w:tcPr>
           <w:p>
             <w:pPr>
-              <w:spacing w:line="26" w:lineRule="atLeast"/>
+              <w:spacing w:before="60" w:after="60" w:line="26" w:lineRule="atLeast"/>
               <w:jc w:val="both"/>
               <w:rPr>
                 <w:rFonts w:asciiTheme="majorHAnsi" w:eastAsia="Times New Roman" w:hAnsiTheme="majorHAnsi" w:cstheme="majorHAnsi"/>
@@ -2939,15 +3148,7 @@
                 <w:szCs w:val="26"/>
                 <w:lang w:val="vi-VN" w:eastAsia="vi-VN"/>
               </w:rPr>
-              <w:t>T</w:t>
-            </w:r>
-            <w:r>
-              <w:rPr>
-                <w:rFonts w:asciiTheme="majorHAnsi" w:eastAsia="Times New Roman" w:hAnsiTheme="majorHAnsi" w:cstheme="majorHAnsi"/>
-                <w:szCs w:val="26"/>
-                <w:lang w:val="vi-VN" w:eastAsia="vi-VN"/>
-              </w:rPr>
-              <w:t>ổng hợp toàn bộ nội dung báo cáo từ các thành viên, chỉnh sửa định dạng, kiểm tra tính thống nhất và hoàn thiện bản báo cáo cuối cùng.</w:t>
+              <w:t>Tổng hợp toàn bộ nội dung báo cáo từ các thành viên, chỉnh sửa định dạng, kiểm tra tính thống nhất và hoàn thiện bản báo cáo cuối cùng.</w:t>
             </w:r>
           </w:p>
         </w:tc>
@@ -2968,7 +3169,7 @@
           </w:tcPr>
           <w:p>
             <w:pPr>
-              <w:spacing w:line="26" w:lineRule="atLeast"/>
+              <w:spacing w:before="60" w:after="60" w:line="26" w:lineRule="atLeast"/>
               <w:rPr>
                 <w:rFonts w:asciiTheme="majorHAnsi" w:eastAsia="Times New Roman" w:hAnsiTheme="majorHAnsi" w:cstheme="majorHAnsi"/>
                 <w:szCs w:val="26"/>
@@ -2985,7 +3186,7 @@
           </w:tcPr>
           <w:p>
             <w:pPr>
-              <w:spacing w:line="26" w:lineRule="atLeast"/>
+              <w:spacing w:before="60" w:after="60" w:line="26" w:lineRule="atLeast"/>
               <w:rPr>
                 <w:rFonts w:asciiTheme="majorHAnsi" w:eastAsia="Times New Roman" w:hAnsiTheme="majorHAnsi" w:cstheme="majorHAnsi"/>
                 <w:szCs w:val="26"/>
@@ -3005,13 +3206,12 @@
         <w:tc>
           <w:tcPr>
             <w:tcW w:w="1931" w:type="pct"/>
-            <w:vMerge w:val="restart"/>
-            <w:vAlign w:val="center"/>
-            <w:hideMark/>
-          </w:tcPr>
-          <w:p>
-            <w:pPr>
-              <w:spacing w:line="26" w:lineRule="atLeast"/>
+            <w:vAlign w:val="center"/>
+            <w:hideMark/>
+          </w:tcPr>
+          <w:p>
+            <w:pPr>
+              <w:spacing w:before="60" w:after="60" w:line="26" w:lineRule="atLeast"/>
               <w:jc w:val="both"/>
               <w:rPr>
                 <w:rFonts w:asciiTheme="majorHAnsi" w:eastAsia="Times New Roman" w:hAnsiTheme="majorHAnsi" w:cstheme="majorHAnsi"/>
@@ -3025,14 +3225,21 @@
                 <w:szCs w:val="26"/>
                 <w:lang w:val="vi-VN" w:eastAsia="vi-VN"/>
               </w:rPr>
-              <w:t>Phụ trách tiếp tục kiểm thử và hoàn thiện sản phẩm DEMO</w:t>
+              <w:t xml:space="preserve">Phụ trách tiếp tục kiểm thử và hoàn thiện sản phẩm </w:t>
+            </w:r>
+            <w:r>
+              <w:rPr>
+                <w:rFonts w:asciiTheme="majorHAnsi" w:eastAsia="Times New Roman" w:hAnsiTheme="majorHAnsi" w:cstheme="majorHAnsi"/>
+                <w:szCs w:val="26"/>
+                <w:lang w:val="vi-VN" w:eastAsia="vi-VN"/>
+              </w:rPr>
+              <w:t>bằng JAVA</w:t>
             </w:r>
           </w:p>
         </w:tc>
         <w:tc>
           <w:tcPr>
             <w:tcW w:w="1978" w:type="pct"/>
-            <w:vMerge w:val="restart"/>
             <w:tcBorders>
               <w:right w:val="single" w:sz="8" w:space="0" w:color="auto"/>
             </w:tcBorders>
@@ -3041,7 +3248,7 @@
           </w:tcPr>
           <w:p>
             <w:pPr>
-              <w:spacing w:line="26" w:lineRule="atLeast"/>
+              <w:spacing w:before="60" w:after="60" w:line="26" w:lineRule="atLeast"/>
               <w:jc w:val="both"/>
               <w:rPr>
                 <w:rFonts w:asciiTheme="majorHAnsi" w:eastAsia="Times New Roman" w:hAnsiTheme="majorHAnsi" w:cstheme="majorHAnsi"/>
@@ -3076,7 +3283,7 @@
           </w:tcPr>
           <w:p>
             <w:pPr>
-              <w:spacing w:line="26" w:lineRule="atLeast"/>
+              <w:spacing w:before="60" w:after="60" w:line="26" w:lineRule="atLeast"/>
               <w:rPr>
                 <w:rFonts w:asciiTheme="majorHAnsi" w:eastAsia="Times New Roman" w:hAnsiTheme="majorHAnsi" w:cstheme="majorHAnsi"/>
                 <w:szCs w:val="26"/>
@@ -3093,7 +3300,7 @@
           </w:tcPr>
           <w:p>
             <w:pPr>
-              <w:spacing w:line="26" w:lineRule="atLeast"/>
+              <w:spacing w:before="60" w:after="60" w:line="26" w:lineRule="atLeast"/>
               <w:rPr>
                 <w:rFonts w:asciiTheme="majorHAnsi" w:eastAsia="Times New Roman" w:hAnsiTheme="majorHAnsi" w:cstheme="majorHAnsi"/>
                 <w:szCs w:val="26"/>
@@ -3113,13 +3320,12 @@
         <w:tc>
           <w:tcPr>
             <w:tcW w:w="1931" w:type="pct"/>
-            <w:vMerge/>
-            <w:vAlign w:val="center"/>
-            <w:hideMark/>
-          </w:tcPr>
-          <w:p>
-            <w:pPr>
-              <w:spacing w:line="26" w:lineRule="atLeast"/>
+            <w:vAlign w:val="center"/>
+            <w:hideMark/>
+          </w:tcPr>
+          <w:p>
+            <w:pPr>
+              <w:spacing w:before="60" w:after="60" w:line="26" w:lineRule="atLeast"/>
               <w:jc w:val="both"/>
               <w:rPr>
                 <w:rFonts w:asciiTheme="majorHAnsi" w:eastAsia="Times New Roman" w:hAnsiTheme="majorHAnsi" w:cstheme="majorHAnsi"/>
@@ -3127,12 +3333,19 @@
                 <w:lang w:val="vi-VN" w:eastAsia="vi-VN"/>
               </w:rPr>
             </w:pPr>
+            <w:r>
+              <w:rPr>
+                <w:rFonts w:asciiTheme="majorHAnsi" w:eastAsia="Times New Roman" w:hAnsiTheme="majorHAnsi" w:cstheme="majorHAnsi"/>
+                <w:szCs w:val="26"/>
+                <w:lang w:val="vi-VN" w:eastAsia="vi-VN"/>
+              </w:rPr>
+              <w:t>Phụ trách tiếp tục kiểm thử và hoàn thiện sản phẩm bằng JAVA</w:t>
+            </w:r>
           </w:p>
         </w:tc>
         <w:tc>
           <w:tcPr>
             <w:tcW w:w="1978" w:type="pct"/>
-            <w:vMerge/>
             <w:tcBorders>
               <w:right w:val="single" w:sz="8" w:space="0" w:color="auto"/>
             </w:tcBorders>
@@ -3141,7 +3354,7 @@
           </w:tcPr>
           <w:p>
             <w:pPr>
-              <w:spacing w:line="26" w:lineRule="atLeast"/>
+              <w:spacing w:before="60" w:after="60" w:line="26" w:lineRule="atLeast"/>
               <w:jc w:val="both"/>
               <w:rPr>
                 <w:rFonts w:asciiTheme="majorHAnsi" w:eastAsia="Times New Roman" w:hAnsiTheme="majorHAnsi" w:cstheme="majorHAnsi"/>
@@ -3149,6 +3362,14 @@
                 <w:lang w:val="vi-VN" w:eastAsia="vi-VN"/>
               </w:rPr>
             </w:pPr>
+            <w:r>
+              <w:rPr>
+                <w:rFonts w:asciiTheme="majorHAnsi" w:eastAsia="Times New Roman" w:hAnsiTheme="majorHAnsi" w:cstheme="majorHAnsi"/>
+                <w:szCs w:val="26"/>
+                <w:lang w:val="vi-VN" w:eastAsia="vi-VN"/>
+              </w:rPr>
+              <w:t>Tiếp tục chạy thử DEMO hệ thống, kiểm tra lỗi phát sinh và hỗ trợ hoàn thiện chương trình trước khi nộp.</w:t>
+            </w:r>
           </w:p>
         </w:tc>
       </w:tr>
@@ -3168,7 +3389,7 @@
           </w:tcPr>
           <w:p>
             <w:pPr>
-              <w:spacing w:line="26" w:lineRule="atLeast"/>
+              <w:spacing w:before="60" w:after="60" w:line="26" w:lineRule="atLeast"/>
               <w:rPr>
                 <w:rFonts w:asciiTheme="majorHAnsi" w:eastAsia="Times New Roman" w:hAnsiTheme="majorHAnsi" w:cstheme="majorHAnsi"/>
                 <w:szCs w:val="26"/>
@@ -3185,7 +3406,7 @@
           </w:tcPr>
           <w:p>
             <w:pPr>
-              <w:spacing w:line="26" w:lineRule="atLeast"/>
+              <w:spacing w:before="60" w:after="60" w:line="26" w:lineRule="atLeast"/>
               <w:rPr>
                 <w:rFonts w:asciiTheme="majorHAnsi" w:eastAsia="Times New Roman" w:hAnsiTheme="majorHAnsi" w:cstheme="majorHAnsi"/>
                 <w:szCs w:val="26"/>
@@ -3205,13 +3426,12 @@
         <w:tc>
           <w:tcPr>
             <w:tcW w:w="1931" w:type="pct"/>
-            <w:vMerge/>
-            <w:vAlign w:val="center"/>
-            <w:hideMark/>
-          </w:tcPr>
-          <w:p>
-            <w:pPr>
-              <w:spacing w:line="26" w:lineRule="atLeast"/>
+            <w:vAlign w:val="center"/>
+            <w:hideMark/>
+          </w:tcPr>
+          <w:p>
+            <w:pPr>
+              <w:spacing w:before="60" w:after="60" w:line="26" w:lineRule="atLeast"/>
               <w:jc w:val="both"/>
               <w:rPr>
                 <w:rFonts w:asciiTheme="majorHAnsi" w:eastAsia="Times New Roman" w:hAnsiTheme="majorHAnsi" w:cstheme="majorHAnsi"/>
@@ -3219,12 +3439,27 @@
                 <w:lang w:val="vi-VN" w:eastAsia="vi-VN"/>
               </w:rPr>
             </w:pPr>
+            <w:r>
+              <w:rPr>
+                <w:rFonts w:asciiTheme="majorHAnsi" w:eastAsia="Times New Roman" w:hAnsiTheme="majorHAnsi" w:cstheme="majorHAnsi"/>
+                <w:szCs w:val="26"/>
+                <w:lang w:val="vi-VN" w:eastAsia="vi-VN"/>
+              </w:rPr>
+              <w:t xml:space="preserve">Phụ trách tiếp tục kiểm thử và hoàn thiện sản phẩm </w:t>
+            </w:r>
+            <w:r>
+              <w:rPr>
+                <w:rFonts w:asciiTheme="majorHAnsi" w:eastAsia="Times New Roman" w:hAnsiTheme="majorHAnsi" w:cstheme="majorHAnsi"/>
+                <w:szCs w:val="26"/>
+                <w:lang w:val="vi-VN" w:eastAsia="vi-VN"/>
+              </w:rPr>
+              <w:t>bằng C++</w:t>
+            </w:r>
           </w:p>
         </w:tc>
         <w:tc>
           <w:tcPr>
             <w:tcW w:w="1978" w:type="pct"/>
-            <w:vMerge/>
             <w:tcBorders>
               <w:right w:val="single" w:sz="8" w:space="0" w:color="auto"/>
             </w:tcBorders>
@@ -3233,7 +3468,7 @@
           </w:tcPr>
           <w:p>
             <w:pPr>
-              <w:spacing w:line="26" w:lineRule="atLeast"/>
+              <w:spacing w:before="60" w:after="60" w:line="26" w:lineRule="atLeast"/>
               <w:jc w:val="both"/>
               <w:rPr>
                 <w:rFonts w:asciiTheme="majorHAnsi" w:eastAsia="Times New Roman" w:hAnsiTheme="majorHAnsi" w:cstheme="majorHAnsi"/>
@@ -3241,6 +3476,14 @@
                 <w:lang w:val="vi-VN" w:eastAsia="vi-VN"/>
               </w:rPr>
             </w:pPr>
+            <w:r>
+              <w:rPr>
+                <w:rFonts w:asciiTheme="majorHAnsi" w:eastAsia="Times New Roman" w:hAnsiTheme="majorHAnsi" w:cstheme="majorHAnsi"/>
+                <w:szCs w:val="26"/>
+                <w:lang w:val="vi-VN" w:eastAsia="vi-VN"/>
+              </w:rPr>
+              <w:t>Tiếp tục chạy thử DEMO hệ thống, kiểm tra lỗi phát sinh và hỗ trợ hoàn thiện chương trình trước khi nộp.</w:t>
+            </w:r>
           </w:p>
         </w:tc>
       </w:tr>
@@ -3261,7 +3504,7 @@
           </w:tcPr>
           <w:p>
             <w:pPr>
-              <w:spacing w:line="26" w:lineRule="atLeast"/>
+              <w:spacing w:before="60" w:after="60" w:line="26" w:lineRule="atLeast"/>
               <w:rPr>
                 <w:rFonts w:asciiTheme="majorHAnsi" w:eastAsia="Times New Roman" w:hAnsiTheme="majorHAnsi" w:cstheme="majorHAnsi"/>
                 <w:szCs w:val="26"/>
@@ -3281,7 +3524,7 @@
           </w:tcPr>
           <w:p>
             <w:pPr>
-              <w:spacing w:line="26" w:lineRule="atLeast"/>
+              <w:spacing w:before="60" w:after="60" w:line="26" w:lineRule="atLeast"/>
               <w:rPr>
                 <w:rFonts w:asciiTheme="majorHAnsi" w:eastAsia="Times New Roman" w:hAnsiTheme="majorHAnsi" w:cstheme="majorHAnsi"/>
                 <w:szCs w:val="26"/>
@@ -3309,7 +3552,7 @@
           </w:tcPr>
           <w:p>
             <w:pPr>
-              <w:spacing w:line="26" w:lineRule="atLeast"/>
+              <w:spacing w:before="60" w:after="60" w:line="26" w:lineRule="atLeast"/>
               <w:jc w:val="both"/>
               <w:rPr>
                 <w:rFonts w:asciiTheme="majorHAnsi" w:eastAsia="Times New Roman" w:hAnsiTheme="majorHAnsi" w:cstheme="majorHAnsi"/>
@@ -3339,7 +3582,7 @@
           </w:tcPr>
           <w:p>
             <w:pPr>
-              <w:spacing w:line="26" w:lineRule="atLeast"/>
+              <w:spacing w:before="60" w:after="60" w:line="26" w:lineRule="atLeast"/>
               <w:jc w:val="both"/>
               <w:rPr>
                 <w:rFonts w:asciiTheme="majorHAnsi" w:eastAsia="Times New Roman" w:hAnsiTheme="majorHAnsi" w:cstheme="majorHAnsi"/>

--- a/Phiếu phân công nhiệm vụ 1.docx
+++ b/Phiếu phân công nhiệm vụ 1.docx
@@ -1450,7 +1450,7 @@
               <w:tblLook w:val="04A0" w:firstRow="1" w:lastRow="0" w:firstColumn="1" w:lastColumn="0" w:noHBand="0" w:noVBand="1"/>
             </w:tblPr>
             <w:tblGrid>
-              <w:gridCol w:w="5294"/>
+              <w:gridCol w:w="5295"/>
             </w:tblGrid>
             <w:tr>
               <w:trPr>
@@ -1892,25 +1892,7 @@
                 <w:lang w:val="vi-VN" w:eastAsia="vi-VN"/>
               </w:rPr>
               <w:lastRenderedPageBreak/>
-              <w:t xml:space="preserve">DSA và tham khảo các mô hình giao diện </w:t>
-            </w:r>
-            <w:proofErr w:type="spellStart"/>
-            <w:r>
-              <w:rPr>
-                <w:rFonts w:asciiTheme="majorHAnsi" w:eastAsia="Times New Roman" w:hAnsiTheme="majorHAnsi" w:cstheme="majorHAnsi"/>
-                <w:szCs w:val="26"/>
-                <w:lang w:val="vi-VN" w:eastAsia="vi-VN"/>
-              </w:rPr>
-              <w:t>console</w:t>
-            </w:r>
-            <w:proofErr w:type="spellEnd"/>
-            <w:r>
-              <w:rPr>
-                <w:rFonts w:asciiTheme="majorHAnsi" w:eastAsia="Times New Roman" w:hAnsiTheme="majorHAnsi" w:cstheme="majorHAnsi"/>
-                <w:szCs w:val="26"/>
-                <w:lang w:val="vi-VN" w:eastAsia="vi-VN"/>
-              </w:rPr>
-              <w:t xml:space="preserve"> hoặc GUI trên Internet để hoàn thiện chương trình.</w:t>
+              <w:t>DSA và tham khảo các mô hình giao diện console hoặc GUI trên Internet để hoàn thiện chương trình.</w:t>
             </w:r>
           </w:p>
         </w:tc>
@@ -2193,56 +2175,16 @@
               <w:rPr>
                 <w:rFonts w:asciiTheme="majorHAnsi" w:eastAsia="Times New Roman" w:hAnsiTheme="majorHAnsi" w:cstheme="majorHAnsi"/>
                 <w:szCs w:val="26"/>
-                <w:lang w:val="vi-VN" w:eastAsia="vi-VN"/>
-              </w:rPr>
-            </w:pPr>
-            <w:r>
-              <w:rPr>
-                <w:rFonts w:asciiTheme="majorHAnsi" w:eastAsia="Times New Roman" w:hAnsiTheme="majorHAnsi" w:cstheme="majorHAnsi"/>
-                <w:szCs w:val="26"/>
-                <w:lang w:val="vi-VN" w:eastAsia="vi-VN"/>
-              </w:rPr>
-              <w:t xml:space="preserve">Phụ trách phần </w:t>
-            </w:r>
-            <w:r>
-              <w:rPr>
-                <w:rFonts w:asciiTheme="majorHAnsi" w:eastAsia="Times New Roman" w:hAnsiTheme="majorHAnsi" w:cstheme="majorHAnsi"/>
-                <w:szCs w:val="26"/>
-                <w:lang w:val="vi-VN" w:eastAsia="vi-VN"/>
-              </w:rPr>
-              <w:t>xử lý</w:t>
-            </w:r>
-            <w:r>
-              <w:rPr>
-                <w:rFonts w:asciiTheme="majorHAnsi" w:eastAsia="Times New Roman" w:hAnsiTheme="majorHAnsi" w:cstheme="majorHAnsi"/>
-                <w:szCs w:val="26"/>
-                <w:lang w:val="vi-VN" w:eastAsia="vi-VN"/>
-              </w:rPr>
-              <w:t xml:space="preserve"> đầu vào và đầu ra bằng</w:t>
-            </w:r>
-            <w:r>
-              <w:rPr>
-                <w:rFonts w:asciiTheme="majorHAnsi" w:eastAsia="Times New Roman" w:hAnsiTheme="majorHAnsi" w:cstheme="majorHAnsi"/>
-                <w:szCs w:val="26"/>
-                <w:lang w:val="vi-VN" w:eastAsia="vi-VN"/>
-              </w:rPr>
-              <w:t xml:space="preserve"> file</w:t>
-            </w:r>
-            <w:r>
-              <w:rPr>
-                <w:rFonts w:asciiTheme="majorHAnsi" w:eastAsia="Times New Roman" w:hAnsiTheme="majorHAnsi" w:cstheme="majorHAnsi"/>
-                <w:szCs w:val="26"/>
-                <w:lang w:val="vi-VN" w:eastAsia="vi-VN"/>
-              </w:rPr>
-              <w:t xml:space="preserve">, xử lý và lưu khóa trong code </w:t>
-            </w:r>
-            <w:r>
-              <w:rPr>
-                <w:rFonts w:asciiTheme="majorHAnsi" w:eastAsia="Times New Roman" w:hAnsiTheme="majorHAnsi" w:cstheme="majorHAnsi"/>
-                <w:szCs w:val="26"/>
-                <w:lang w:val="vi-VN" w:eastAsia="vi-VN"/>
-              </w:rPr>
-              <w:t>C++</w:t>
+                <w:lang w:eastAsia="vi-VN"/>
+              </w:rPr>
+            </w:pPr>
+            <w:r>
+              <w:rPr>
+                <w:rFonts w:asciiTheme="majorHAnsi" w:eastAsia="Times New Roman" w:hAnsiTheme="majorHAnsi" w:cstheme="majorHAnsi"/>
+                <w:szCs w:val="26"/>
+                <w:lang w:val="vi-VN" w:eastAsia="vi-VN"/>
+              </w:rPr>
+              <w:t>Xây dựng mã hóa và giải mã bằng JAVA</w:t>
             </w:r>
           </w:p>
         </w:tc>
@@ -2261,16 +2203,16 @@
               <w:rPr>
                 <w:rFonts w:asciiTheme="majorHAnsi" w:eastAsia="Times New Roman" w:hAnsiTheme="majorHAnsi" w:cstheme="majorHAnsi"/>
                 <w:szCs w:val="26"/>
-                <w:lang w:val="vi-VN" w:eastAsia="vi-VN"/>
-              </w:rPr>
-            </w:pPr>
-            <w:r>
-              <w:rPr>
-                <w:rFonts w:asciiTheme="majorHAnsi" w:eastAsia="Times New Roman" w:hAnsiTheme="majorHAnsi" w:cstheme="majorHAnsi"/>
-                <w:szCs w:val="26"/>
-                <w:lang w:val="vi-VN" w:eastAsia="vi-VN"/>
-              </w:rPr>
-              <w:t>Tìm hiểu cách thao tác file trong C++, xây dựng chức năng đọc/ghi dữ liệu, lưu khóa công khai và khóa bí mật dưới dạng file, kiểm tra tính toàn vẹn dữ liệu trong quá trình xử lý.</w:t>
+                <w:lang w:eastAsia="vi-VN"/>
+              </w:rPr>
+            </w:pPr>
+            <w:r>
+              <w:rPr>
+                <w:rFonts w:asciiTheme="majorHAnsi" w:eastAsia="Times New Roman" w:hAnsiTheme="majorHAnsi" w:cstheme="majorHAnsi"/>
+                <w:szCs w:val="26"/>
+                <w:lang w:val="vi-VN" w:eastAsia="vi-VN"/>
+              </w:rPr>
+              <w:t>Sử dụng Java và các thư viện bảo mật để xây dựng chức năng mã hóa, giải mã và xác thực dữ liệu, tham khảo tài liệu thuật toán DSA và kiểm thử bằng nhiều bộ dữ liệu khác nhau.</w:t>
             </w:r>
           </w:p>
         </w:tc>
@@ -2354,7 +2296,7 @@
                 <w:szCs w:val="26"/>
                 <w:lang w:val="vi-VN" w:eastAsia="vi-VN"/>
               </w:rPr>
-              <w:t>Xây dựng mã hóa và giải mã bằng JAVA</w:t>
+              <w:t>Phụ trách phần xử lý đầu vào và đầu ra bằng file, xử lý và lưu khóa trong code C++</w:t>
             </w:r>
           </w:p>
         </w:tc>
@@ -2375,16 +2317,16 @@
               <w:rPr>
                 <w:rFonts w:asciiTheme="majorHAnsi" w:eastAsia="Times New Roman" w:hAnsiTheme="majorHAnsi" w:cstheme="majorHAnsi"/>
                 <w:szCs w:val="26"/>
-                <w:lang w:val="vi-VN" w:eastAsia="vi-VN"/>
-              </w:rPr>
-            </w:pPr>
-            <w:r>
-              <w:rPr>
-                <w:rFonts w:asciiTheme="majorHAnsi" w:eastAsia="Times New Roman" w:hAnsiTheme="majorHAnsi" w:cstheme="majorHAnsi"/>
-                <w:szCs w:val="26"/>
-                <w:lang w:val="vi-VN" w:eastAsia="vi-VN"/>
-              </w:rPr>
-              <w:t>Sử dụng Java và các thư viện bảo mật để xây dựng chức năng mã hóa, giải mã và xác thực dữ liệu, tham khảo tài liệu thuật toán DSA và kiểm thử bằng nhiều bộ dữ liệu khác nhau.</w:t>
+                <w:lang w:eastAsia="vi-VN"/>
+              </w:rPr>
+            </w:pPr>
+            <w:r>
+              <w:rPr>
+                <w:rFonts w:asciiTheme="majorHAnsi" w:eastAsia="Times New Roman" w:hAnsiTheme="majorHAnsi" w:cstheme="majorHAnsi"/>
+                <w:szCs w:val="26"/>
+                <w:lang w:val="vi-VN" w:eastAsia="vi-VN"/>
+              </w:rPr>
+              <w:t>Tìm hiểu cách thao tác file trong C++, xây dựng chức năng đọc/ghi dữ liệu, lưu khóa công khai và khóa bí mật dưới dạng file, kiểm tra tính toàn vẹn dữ liệu trong quá trình xử lý.</w:t>
             </w:r>
           </w:p>
         </w:tc>
@@ -2593,15 +2535,7 @@
                 <w:szCs w:val="26"/>
                 <w:lang w:val="vi-VN" w:eastAsia="vi-VN"/>
               </w:rPr>
-              <w:t xml:space="preserve">Phụ trách kiểm thử hệ thống </w:t>
-            </w:r>
-            <w:r>
-              <w:rPr>
-                <w:rFonts w:asciiTheme="majorHAnsi" w:eastAsia="Times New Roman" w:hAnsiTheme="majorHAnsi" w:cstheme="majorHAnsi"/>
-                <w:szCs w:val="26"/>
-                <w:lang w:val="vi-VN" w:eastAsia="vi-VN"/>
-              </w:rPr>
-              <w:t>JAVA</w:t>
+              <w:t>Phụ trách kiểm thử hệ thống JAVA</w:t>
             </w:r>
           </w:p>
         </w:tc>
@@ -2815,31 +2749,7 @@
                 <w:szCs w:val="26"/>
                 <w:lang w:val="vi-VN" w:eastAsia="vi-VN"/>
               </w:rPr>
-              <w:t>Phụ trách hoàn thiện 3.</w:t>
-            </w:r>
-            <w:r>
-              <w:rPr>
-                <w:rFonts w:asciiTheme="majorHAnsi" w:eastAsia="Times New Roman" w:hAnsiTheme="majorHAnsi" w:cstheme="majorHAnsi"/>
-                <w:szCs w:val="26"/>
-                <w:lang w:val="vi-VN" w:eastAsia="vi-VN"/>
-              </w:rPr>
-              <w:t>2</w:t>
-            </w:r>
-            <w:r>
-              <w:rPr>
-                <w:rFonts w:asciiTheme="majorHAnsi" w:eastAsia="Times New Roman" w:hAnsiTheme="majorHAnsi" w:cstheme="majorHAnsi"/>
-                <w:szCs w:val="26"/>
-                <w:lang w:val="vi-VN" w:eastAsia="vi-VN"/>
-              </w:rPr>
-              <w:t xml:space="preserve"> </w:t>
-            </w:r>
-            <w:r>
-              <w:rPr>
-                <w:rFonts w:asciiTheme="majorHAnsi" w:eastAsia="Times New Roman" w:hAnsiTheme="majorHAnsi" w:cstheme="majorHAnsi"/>
-                <w:szCs w:val="26"/>
-                <w:lang w:val="vi-VN" w:eastAsia="vi-VN"/>
-              </w:rPr>
-              <w:t xml:space="preserve">tổng hợp các khó khăn và bài </w:t>
+              <w:t xml:space="preserve">Phụ trách hoàn thiện 3.2 tổng hợp các khó khăn và bài </w:t>
             </w:r>
             <w:proofErr w:type="spellStart"/>
             <w:r>
@@ -2886,15 +2796,7 @@
                 <w:szCs w:val="26"/>
                 <w:lang w:val="vi-VN" w:eastAsia="vi-VN"/>
               </w:rPr>
-              <w:t xml:space="preserve">Tổng hợp </w:t>
-            </w:r>
-            <w:r>
-              <w:rPr>
-                <w:rFonts w:asciiTheme="majorHAnsi" w:eastAsia="Times New Roman" w:hAnsiTheme="majorHAnsi" w:cstheme="majorHAnsi"/>
-                <w:szCs w:val="26"/>
-                <w:lang w:val="vi-VN" w:eastAsia="vi-VN"/>
-              </w:rPr>
-              <w:t>các khó khan của nhóm trong quá trình tìm hiểu và phát triển đề tài</w:t>
+              <w:t>Tổng hợp các khó khan của nhóm trong quá trình tìm hiểu và phát triển đề tài</w:t>
             </w:r>
           </w:p>
         </w:tc>
@@ -3009,23 +2911,7 @@
                 <w:szCs w:val="26"/>
                 <w:lang w:val="vi-VN" w:eastAsia="vi-VN"/>
               </w:rPr>
-              <w:t xml:space="preserve">Tổng hợp </w:t>
-            </w:r>
-            <w:r>
-              <w:rPr>
-                <w:rFonts w:asciiTheme="majorHAnsi" w:eastAsia="Times New Roman" w:hAnsiTheme="majorHAnsi" w:cstheme="majorHAnsi"/>
-                <w:szCs w:val="26"/>
-                <w:lang w:val="vi-VN" w:eastAsia="vi-VN"/>
-              </w:rPr>
-              <w:t>đề xuất</w:t>
-            </w:r>
-            <w:r>
-              <w:rPr>
-                <w:rFonts w:asciiTheme="majorHAnsi" w:eastAsia="Times New Roman" w:hAnsiTheme="majorHAnsi" w:cstheme="majorHAnsi"/>
-                <w:szCs w:val="26"/>
-                <w:lang w:val="vi-VN" w:eastAsia="vi-VN"/>
-              </w:rPr>
-              <w:t xml:space="preserve"> của nhóm trong quá trình tìm hiểu và phát triển đề tài</w:t>
+              <w:t>Tổng hợp đề xuất của nhóm trong quá trình tìm hiểu và phát triển đề tài</w:t>
             </w:r>
           </w:p>
         </w:tc>
@@ -3445,15 +3331,7 @@
                 <w:szCs w:val="26"/>
                 <w:lang w:val="vi-VN" w:eastAsia="vi-VN"/>
               </w:rPr>
-              <w:t xml:space="preserve">Phụ trách tiếp tục kiểm thử và hoàn thiện sản phẩm </w:t>
-            </w:r>
-            <w:r>
-              <w:rPr>
-                <w:rFonts w:asciiTheme="majorHAnsi" w:eastAsia="Times New Roman" w:hAnsiTheme="majorHAnsi" w:cstheme="majorHAnsi"/>
-                <w:szCs w:val="26"/>
-                <w:lang w:val="vi-VN" w:eastAsia="vi-VN"/>
-              </w:rPr>
-              <w:t>bằng C++</w:t>
+              <w:t>Phụ trách tiếp tục kiểm thử và hoàn thiện sản phẩm bằng C++</w:t>
             </w:r>
           </w:p>
         </w:tc>
@@ -4674,6 +4552,7 @@
   <w:style w:type="character" w:default="1" w:styleId="DefaultParagraphFont">
     <w:name w:val="Default Paragraph Font"/>
     <w:uiPriority w:val="1"/>
+    <w:semiHidden/>
     <w:unhideWhenUsed/>
   </w:style>
   <w:style w:type="table" w:default="1" w:styleId="TableNormal">

--- a/Phiếu phân công nhiệm vụ 1.docx
+++ b/Phiếu phân công nhiệm vụ 1.docx
@@ -366,10 +366,10 @@
         <w:tblLook w:val="04A0" w:firstRow="1" w:lastRow="0" w:firstColumn="1" w:lastColumn="0" w:noHBand="0" w:noVBand="1"/>
       </w:tblPr>
       <w:tblGrid>
-        <w:gridCol w:w="811"/>
-        <w:gridCol w:w="2303"/>
-        <w:gridCol w:w="5511"/>
-        <w:gridCol w:w="5646"/>
+        <w:gridCol w:w="827"/>
+        <w:gridCol w:w="2349"/>
+        <w:gridCol w:w="5621"/>
+        <w:gridCol w:w="5758"/>
       </w:tblGrid>
       <w:tr>
         <w:trPr>
@@ -1450,7 +1450,7 @@
               <w:tblLook w:val="04A0" w:firstRow="1" w:lastRow="0" w:firstColumn="1" w:lastColumn="0" w:noHBand="0" w:noVBand="1"/>
             </w:tblPr>
             <w:tblGrid>
-              <w:gridCol w:w="5295"/>
+              <w:gridCol w:w="5405"/>
             </w:tblGrid>
             <w:tr>
               <w:trPr>
@@ -1845,7 +1845,39 @@
                 <w:szCs w:val="26"/>
                 <w:lang w:val="vi-VN" w:eastAsia="vi-VN"/>
               </w:rPr>
-              <w:t>code giao diện và các hàm sinh tham số, các hàm sinh khóa, hàm mã hóa và giả mã bằng C++</w:t>
+              <w:t xml:space="preserve">code giao diện và các hàm sinh khóa, hàm </w:t>
+            </w:r>
+            <w:r>
+              <w:rPr>
+                <w:rFonts w:asciiTheme="majorHAnsi" w:eastAsia="Times New Roman" w:hAnsiTheme="majorHAnsi" w:cstheme="majorHAnsi"/>
+                <w:szCs w:val="26"/>
+                <w:lang w:val="vi-VN" w:eastAsia="vi-VN"/>
+              </w:rPr>
+              <w:t>tao chữ ký</w:t>
+            </w:r>
+            <w:r>
+              <w:rPr>
+                <w:rFonts w:asciiTheme="majorHAnsi" w:eastAsia="Times New Roman" w:hAnsiTheme="majorHAnsi" w:cstheme="majorHAnsi"/>
+                <w:szCs w:val="26"/>
+                <w:lang w:val="vi-VN" w:eastAsia="vi-VN"/>
+              </w:rPr>
+              <w:t xml:space="preserve"> và </w:t>
+            </w:r>
+            <w:r>
+              <w:rPr>
+                <w:rFonts w:asciiTheme="majorHAnsi" w:eastAsia="Times New Roman" w:hAnsiTheme="majorHAnsi" w:cstheme="majorHAnsi"/>
+                <w:szCs w:val="26"/>
+                <w:lang w:val="vi-VN" w:eastAsia="vi-VN"/>
+              </w:rPr>
+              <w:t>xác thực chữ ký</w:t>
+            </w:r>
+            <w:r>
+              <w:rPr>
+                <w:rFonts w:asciiTheme="majorHAnsi" w:eastAsia="Times New Roman" w:hAnsiTheme="majorHAnsi" w:cstheme="majorHAnsi"/>
+                <w:szCs w:val="26"/>
+                <w:lang w:val="vi-VN" w:eastAsia="vi-VN"/>
+              </w:rPr>
+              <w:t xml:space="preserve"> bằng C++</w:t>
             </w:r>
             <w:r>
               <w:rPr>
@@ -1883,16 +1915,7 @@
                 <w:szCs w:val="26"/>
                 <w:lang w:val="vi-VN" w:eastAsia="vi-VN"/>
               </w:rPr>
-              <w:t xml:space="preserve">Sử dụng ngôn ngữ C++, thư viện GMP/OpenSSL để xây dựng các hàm xử lý số lớn, nghiên cứu thuật toán </w:t>
-            </w:r>
-            <w:r>
-              <w:rPr>
-                <w:rFonts w:asciiTheme="majorHAnsi" w:eastAsia="Times New Roman" w:hAnsiTheme="majorHAnsi" w:cstheme="majorHAnsi"/>
-                <w:szCs w:val="26"/>
-                <w:lang w:val="vi-VN" w:eastAsia="vi-VN"/>
-              </w:rPr>
-              <w:lastRenderedPageBreak/>
-              <w:t>DSA và tham khảo các mô hình giao diện console hoặc GUI trên Internet để hoàn thiện chương trình.</w:t>
+              <w:t>Sử dụng ngôn ngữ C++, thư viện GMP/OpenSSL để xây dựng các hàm xử lý số lớn, nghiên cứu thuật toán DSA và tham khảo các mô hình giao diện console hoặc GUI trên Internet để hoàn thiện chương trình.</w:t>
             </w:r>
           </w:p>
         </w:tc>
@@ -1999,7 +2022,16 @@
                 <w:szCs w:val="26"/>
                 <w:lang w:val="vi-VN" w:eastAsia="vi-VN"/>
               </w:rPr>
-              <w:t>Sử dụng Java Swing hoặc JavaFX để thiết kế giao diện người dùng, tham khảo các mẫu giao diện quản lý và thực hiện kết nối các chức năng ký số, xác thực với giao diện chương trình.</w:t>
+              <w:t xml:space="preserve">Sử dụng Java Swing hoặc JavaFX để thiết kế giao diện người dùng, tham khảo các mẫu giao diện quản </w:t>
+            </w:r>
+            <w:r>
+              <w:rPr>
+                <w:rFonts w:asciiTheme="majorHAnsi" w:eastAsia="Times New Roman" w:hAnsiTheme="majorHAnsi" w:cstheme="majorHAnsi"/>
+                <w:szCs w:val="26"/>
+                <w:lang w:val="vi-VN" w:eastAsia="vi-VN"/>
+              </w:rPr>
+              <w:lastRenderedPageBreak/>
+              <w:t>lý và thực hiện kết nối các chức năng ký số, xác thực với giao diện chương trình.</w:t>
             </w:r>
           </w:p>
         </w:tc>
@@ -2175,16 +2207,64 @@
               <w:rPr>
                 <w:rFonts w:asciiTheme="majorHAnsi" w:eastAsia="Times New Roman" w:hAnsiTheme="majorHAnsi" w:cstheme="majorHAnsi"/>
                 <w:szCs w:val="26"/>
-                <w:lang w:eastAsia="vi-VN"/>
-              </w:rPr>
-            </w:pPr>
-            <w:r>
-              <w:rPr>
-                <w:rFonts w:asciiTheme="majorHAnsi" w:eastAsia="Times New Roman" w:hAnsiTheme="majorHAnsi" w:cstheme="majorHAnsi"/>
-                <w:szCs w:val="26"/>
-                <w:lang w:val="vi-VN" w:eastAsia="vi-VN"/>
-              </w:rPr>
-              <w:t>Xây dựng mã hóa và giải mã bằng JAVA</w:t>
+                <w:lang w:val="vi-VN" w:eastAsia="vi-VN"/>
+              </w:rPr>
+            </w:pPr>
+            <w:r>
+              <w:rPr>
+                <w:rFonts w:asciiTheme="majorHAnsi" w:eastAsia="Times New Roman" w:hAnsiTheme="majorHAnsi" w:cstheme="majorHAnsi"/>
+                <w:szCs w:val="26"/>
+                <w:lang w:val="vi-VN" w:eastAsia="vi-VN"/>
+              </w:rPr>
+              <w:t>Xây dựng</w:t>
+            </w:r>
+            <w:r>
+              <w:rPr>
+                <w:rFonts w:asciiTheme="majorHAnsi" w:eastAsia="Times New Roman" w:hAnsiTheme="majorHAnsi" w:cstheme="majorHAnsi"/>
+                <w:szCs w:val="26"/>
+                <w:lang w:val="vi-VN" w:eastAsia="vi-VN"/>
+              </w:rPr>
+              <w:t xml:space="preserve"> hàm</w:t>
+            </w:r>
+            <w:r>
+              <w:rPr>
+                <w:rFonts w:asciiTheme="majorHAnsi" w:eastAsia="Times New Roman" w:hAnsiTheme="majorHAnsi" w:cstheme="majorHAnsi"/>
+                <w:szCs w:val="26"/>
+                <w:lang w:val="vi-VN" w:eastAsia="vi-VN"/>
+              </w:rPr>
+              <w:t xml:space="preserve"> </w:t>
+            </w:r>
+            <w:r>
+              <w:rPr>
+                <w:rFonts w:asciiTheme="majorHAnsi" w:eastAsia="Times New Roman" w:hAnsiTheme="majorHAnsi" w:cstheme="majorHAnsi"/>
+                <w:szCs w:val="26"/>
+                <w:lang w:val="vi-VN" w:eastAsia="vi-VN"/>
+              </w:rPr>
+              <w:t>tạo chữ ký</w:t>
+            </w:r>
+            <w:r>
+              <w:rPr>
+                <w:rFonts w:asciiTheme="majorHAnsi" w:eastAsia="Times New Roman" w:hAnsiTheme="majorHAnsi" w:cstheme="majorHAnsi"/>
+                <w:szCs w:val="26"/>
+                <w:lang w:val="vi-VN" w:eastAsia="vi-VN"/>
+              </w:rPr>
+              <w:t xml:space="preserve"> và </w:t>
+            </w:r>
+            <w:r>
+              <w:rPr>
+                <w:rFonts w:asciiTheme="majorHAnsi" w:eastAsia="Times New Roman" w:hAnsiTheme="majorHAnsi" w:cstheme="majorHAnsi"/>
+                <w:szCs w:val="26"/>
+                <w:lang w:val="vi-VN" w:eastAsia="vi-VN"/>
+              </w:rPr>
+              <w:t>xác thực chữ ký</w:t>
+            </w:r>
+            <w:r>
+              <w:rPr>
+                <w:rFonts w:asciiTheme="majorHAnsi" w:eastAsia="Times New Roman" w:hAnsiTheme="majorHAnsi" w:cstheme="majorHAnsi"/>
+                <w:szCs w:val="26"/>
+                <w:lang w:val="vi-VN" w:eastAsia="vi-VN"/>
+              </w:rPr>
+              <w:t xml:space="preserve"> bằng JAVA</w:t>
             </w:r>
           </w:p>
         </w:tc>
@@ -2203,16 +2283,32 @@
               <w:rPr>
                 <w:rFonts w:asciiTheme="majorHAnsi" w:eastAsia="Times New Roman" w:hAnsiTheme="majorHAnsi" w:cstheme="majorHAnsi"/>
                 <w:szCs w:val="26"/>
-                <w:lang w:eastAsia="vi-VN"/>
-              </w:rPr>
-            </w:pPr>
-            <w:r>
-              <w:rPr>
-                <w:rFonts w:asciiTheme="majorHAnsi" w:eastAsia="Times New Roman" w:hAnsiTheme="majorHAnsi" w:cstheme="majorHAnsi"/>
-                <w:szCs w:val="26"/>
-                <w:lang w:val="vi-VN" w:eastAsia="vi-VN"/>
-              </w:rPr>
-              <w:t>Sử dụng Java và các thư viện bảo mật để xây dựng chức năng mã hóa, giải mã và xác thực dữ liệu, tham khảo tài liệu thuật toán DSA và kiểm thử bằng nhiều bộ dữ liệu khác nhau.</w:t>
+                <w:lang w:val="vi-VN" w:eastAsia="vi-VN"/>
+              </w:rPr>
+            </w:pPr>
+            <w:r>
+              <w:rPr>
+                <w:rFonts w:asciiTheme="majorHAnsi" w:eastAsia="Times New Roman" w:hAnsiTheme="majorHAnsi" w:cstheme="majorHAnsi"/>
+                <w:szCs w:val="26"/>
+                <w:lang w:val="vi-VN" w:eastAsia="vi-VN"/>
+              </w:rPr>
+              <w:t xml:space="preserve">Sử dụng Java và các thư viện bảo mật để xây dựng chức năng </w:t>
+            </w:r>
+            <w:r>
+              <w:rPr>
+                <w:rFonts w:asciiTheme="majorHAnsi" w:eastAsia="Times New Roman" w:hAnsiTheme="majorHAnsi" w:cstheme="majorHAnsi"/>
+                <w:szCs w:val="26"/>
+                <w:lang w:val="vi-VN" w:eastAsia="vi-VN"/>
+              </w:rPr>
+              <w:t xml:space="preserve">tạo chữ ký </w:t>
+            </w:r>
+            <w:r>
+              <w:rPr>
+                <w:rFonts w:asciiTheme="majorHAnsi" w:eastAsia="Times New Roman" w:hAnsiTheme="majorHAnsi" w:cstheme="majorHAnsi"/>
+                <w:szCs w:val="26"/>
+                <w:lang w:val="vi-VN" w:eastAsia="vi-VN"/>
+              </w:rPr>
+              <w:t>và xác thực dữ liệu, tham khảo tài liệu thuật toán DSA và kiểm thử bằng nhiều bộ dữ liệu khác nhau.</w:t>
             </w:r>
           </w:p>
         </w:tc>
@@ -2296,7 +2392,39 @@
                 <w:szCs w:val="26"/>
                 <w:lang w:val="vi-VN" w:eastAsia="vi-VN"/>
               </w:rPr>
-              <w:t>Phụ trách phần xử lý đầu vào và đầu ra bằng file, xử lý và lưu khóa trong code C++</w:t>
+              <w:t>Phụ trách phần xử lý đầu vào và đầu ra bằng file, xử lý và lưu khóa</w:t>
+            </w:r>
+            <w:r>
+              <w:rPr>
+                <w:rFonts w:asciiTheme="majorHAnsi" w:eastAsia="Times New Roman" w:hAnsiTheme="majorHAnsi" w:cstheme="majorHAnsi"/>
+                <w:szCs w:val="26"/>
+                <w:lang w:val="vi-VN" w:eastAsia="vi-VN"/>
+              </w:rPr>
+              <w:t xml:space="preserve">, </w:t>
+            </w:r>
+            <w:r>
+              <w:rPr>
+                <w:rFonts w:asciiTheme="majorHAnsi" w:eastAsia="Times New Roman" w:hAnsiTheme="majorHAnsi" w:cstheme="majorHAnsi"/>
+                <w:szCs w:val="26"/>
+                <w:lang w:val="vi-VN" w:eastAsia="vi-VN"/>
+              </w:rPr>
+              <w:t>các hàm sinh tham số</w:t>
+            </w:r>
+            <w:r>
+              <w:rPr>
+                <w:rFonts w:asciiTheme="majorHAnsi" w:eastAsia="Times New Roman" w:hAnsiTheme="majorHAnsi" w:cstheme="majorHAnsi"/>
+                <w:szCs w:val="26"/>
+                <w:lang w:val="vi-VN" w:eastAsia="vi-VN"/>
+              </w:rPr>
+              <w:t xml:space="preserve"> </w:t>
+            </w:r>
+            <w:r>
+              <w:rPr>
+                <w:rFonts w:asciiTheme="majorHAnsi" w:eastAsia="Times New Roman" w:hAnsiTheme="majorHAnsi" w:cstheme="majorHAnsi"/>
+                <w:szCs w:val="26"/>
+                <w:lang w:val="vi-VN" w:eastAsia="vi-VN"/>
+              </w:rPr>
+              <w:t>trong code C++</w:t>
             </w:r>
           </w:p>
         </w:tc>
@@ -2317,7 +2445,7 @@
               <w:rPr>
                 <w:rFonts w:asciiTheme="majorHAnsi" w:eastAsia="Times New Roman" w:hAnsiTheme="majorHAnsi" w:cstheme="majorHAnsi"/>
                 <w:szCs w:val="26"/>
-                <w:lang w:eastAsia="vi-VN"/>
+                <w:lang w:val="vi-VN" w:eastAsia="vi-VN"/>
               </w:rPr>
             </w:pPr>
             <w:r>
@@ -2327,6 +2455,30 @@
                 <w:lang w:val="vi-VN" w:eastAsia="vi-VN"/>
               </w:rPr>
               <w:t>Tìm hiểu cách thao tác file trong C++, xây dựng chức năng đọc/ghi dữ liệu, lưu khóa công khai và khóa bí mật dưới dạng file, kiểm tra tính toàn vẹn dữ liệu trong quá trình xử lý.</w:t>
+            </w:r>
+            <w:r>
+              <w:rPr>
+                <w:rFonts w:asciiTheme="majorHAnsi" w:eastAsia="Times New Roman" w:hAnsiTheme="majorHAnsi" w:cstheme="majorHAnsi"/>
+                <w:szCs w:val="26"/>
+                <w:lang w:val="vi-VN" w:eastAsia="vi-VN"/>
+              </w:rPr>
+              <w:t xml:space="preserve"> Tìm hiểu về </w:t>
+            </w:r>
+            <w:r>
+              <w:rPr>
+                <w:rFonts w:asciiTheme="majorHAnsi" w:eastAsia="Times New Roman" w:hAnsiTheme="majorHAnsi" w:cstheme="majorHAnsi"/>
+                <w:szCs w:val="26"/>
+                <w:lang w:val="vi-VN" w:eastAsia="vi-VN"/>
+              </w:rPr>
+              <w:t>thư viện GMP/OpenSSL</w:t>
+            </w:r>
+            <w:r>
+              <w:rPr>
+                <w:rFonts w:asciiTheme="majorHAnsi" w:eastAsia="Times New Roman" w:hAnsiTheme="majorHAnsi" w:cstheme="majorHAnsi"/>
+                <w:szCs w:val="26"/>
+                <w:lang w:val="vi-VN" w:eastAsia="vi-VN"/>
+              </w:rPr>
+              <w:t xml:space="preserve"> trong việc sinh tham số, và hàm sinh tham số thủ công.</w:t>
             </w:r>
           </w:p>
         </w:tc>
@@ -2751,16 +2903,14 @@
               </w:rPr>
               <w:t xml:space="preserve">Phụ trách hoàn thiện 3.2 tổng hợp các khó khăn và bài </w:t>
             </w:r>
-            <w:proofErr w:type="spellStart"/>
-            <w:r>
-              <w:rPr>
-                <w:rFonts w:asciiTheme="majorHAnsi" w:eastAsia="Times New Roman" w:hAnsiTheme="majorHAnsi" w:cstheme="majorHAnsi"/>
-                <w:szCs w:val="26"/>
-                <w:lang w:val="vi-VN" w:eastAsia="vi-VN"/>
-              </w:rPr>
-              <w:t>hợn</w:t>
-            </w:r>
-            <w:proofErr w:type="spellEnd"/>
+            <w:r>
+              <w:rPr>
+                <w:rFonts w:asciiTheme="majorHAnsi" w:eastAsia="Times New Roman" w:hAnsiTheme="majorHAnsi" w:cstheme="majorHAnsi"/>
+                <w:szCs w:val="26"/>
+                <w:lang w:eastAsia="vi-VN"/>
+              </w:rPr>
+              <w:t>học</w:t>
+            </w:r>
             <w:r>
               <w:rPr>
                 <w:rFonts w:asciiTheme="majorHAnsi" w:eastAsia="Times New Roman" w:hAnsiTheme="majorHAnsi" w:cstheme="majorHAnsi"/>
@@ -2947,6 +3097,7 @@
                 <w:szCs w:val="26"/>
                 <w:lang w:val="vi-VN" w:eastAsia="vi-VN"/>
               </w:rPr>
+              <w:lastRenderedPageBreak/>
               <w:t>5</w:t>
             </w:r>
           </w:p>
@@ -3633,7 +3784,7 @@
     </w:p>
     <w:sectPr>
       <w:pgSz w:w="16838" w:h="11906" w:orient="landscape" w:code="9"/>
-      <w:pgMar w:top="1985" w:right="1418" w:bottom="1134" w:left="1134" w:header="720" w:footer="720" w:gutter="0"/>
+      <w:pgMar w:top="1134" w:right="1134" w:bottom="1134" w:left="1134" w:header="720" w:footer="720" w:gutter="0"/>
       <w:cols w:space="720"/>
       <w:docGrid w:linePitch="360"/>
     </w:sectPr>

--- a/Phiếu phân công nhiệm vụ 1.docx
+++ b/Phiếu phân công nhiệm vụ 1.docx
@@ -1178,16 +1178,40 @@
               <w:rPr>
                 <w:rFonts w:asciiTheme="majorHAnsi" w:eastAsia="Times New Roman" w:hAnsiTheme="majorHAnsi" w:cstheme="majorHAnsi"/>
                 <w:szCs w:val="26"/>
-                <w:lang w:val="vi-VN" w:eastAsia="vi-VN"/>
-              </w:rPr>
-            </w:pPr>
-            <w:r>
-              <w:rPr>
-                <w:rFonts w:asciiTheme="majorHAnsi" w:eastAsia="Times New Roman" w:hAnsiTheme="majorHAnsi" w:cstheme="majorHAnsi"/>
-                <w:szCs w:val="26"/>
-                <w:lang w:val="vi-VN" w:eastAsia="vi-VN"/>
-              </w:rPr>
-              <w:t>Thiết kế xử lý file, lưu khóa, giao diện chương trình: 2.2.6 và 2.2.7</w:t>
+                <w:lang w:eastAsia="vi-VN"/>
+              </w:rPr>
+            </w:pPr>
+            <w:r>
+              <w:rPr>
+                <w:rFonts w:asciiTheme="majorHAnsi" w:eastAsia="Times New Roman" w:hAnsiTheme="majorHAnsi" w:cstheme="majorHAnsi"/>
+                <w:szCs w:val="26"/>
+                <w:lang w:val="vi-VN" w:eastAsia="vi-VN"/>
+              </w:rPr>
+              <w:t>Thiết kế xử lý file, lưu khóa, giao diện chương trình: 2.2.6</w:t>
+            </w:r>
+            <w:r>
+              <w:rPr>
+                <w:rFonts w:asciiTheme="majorHAnsi" w:eastAsia="Times New Roman" w:hAnsiTheme="majorHAnsi" w:cstheme="majorHAnsi"/>
+                <w:szCs w:val="26"/>
+                <w:lang w:eastAsia="vi-VN"/>
+              </w:rPr>
+              <w:t>,</w:t>
+            </w:r>
+            <w:r>
+              <w:rPr>
+                <w:rFonts w:asciiTheme="majorHAnsi" w:eastAsia="Times New Roman" w:hAnsiTheme="majorHAnsi" w:cstheme="majorHAnsi"/>
+                <w:szCs w:val="26"/>
+                <w:lang w:val="vi-VN" w:eastAsia="vi-VN"/>
+              </w:rPr>
+              <w:t xml:space="preserve"> 2.2.7</w:t>
+            </w:r>
+            <w:r>
+              <w:rPr>
+                <w:rFonts w:asciiTheme="majorHAnsi" w:eastAsia="Times New Roman" w:hAnsiTheme="majorHAnsi" w:cstheme="majorHAnsi"/>
+                <w:szCs w:val="26"/>
+                <w:lang w:eastAsia="vi-VN"/>
+              </w:rPr>
+              <w:t xml:space="preserve"> và  2.2.8.</w:t>
             </w:r>
           </w:p>
         </w:tc>
@@ -2400,23 +2424,7 @@
                 <w:szCs w:val="26"/>
                 <w:lang w:val="vi-VN" w:eastAsia="vi-VN"/>
               </w:rPr>
-              <w:t xml:space="preserve">, </w:t>
-            </w:r>
-            <w:r>
-              <w:rPr>
-                <w:rFonts w:asciiTheme="majorHAnsi" w:eastAsia="Times New Roman" w:hAnsiTheme="majorHAnsi" w:cstheme="majorHAnsi"/>
-                <w:szCs w:val="26"/>
-                <w:lang w:val="vi-VN" w:eastAsia="vi-VN"/>
-              </w:rPr>
-              <w:t>các hàm sinh tham số</w:t>
-            </w:r>
-            <w:r>
-              <w:rPr>
-                <w:rFonts w:asciiTheme="majorHAnsi" w:eastAsia="Times New Roman" w:hAnsiTheme="majorHAnsi" w:cstheme="majorHAnsi"/>
-                <w:szCs w:val="26"/>
-                <w:lang w:val="vi-VN" w:eastAsia="vi-VN"/>
-              </w:rPr>
-              <w:t xml:space="preserve"> </w:t>
+              <w:t xml:space="preserve">, các hàm sinh tham số </w:t>
             </w:r>
             <w:r>
               <w:rPr>
@@ -2462,23 +2470,7 @@
                 <w:szCs w:val="26"/>
                 <w:lang w:val="vi-VN" w:eastAsia="vi-VN"/>
               </w:rPr>
-              <w:t xml:space="preserve"> Tìm hiểu về </w:t>
-            </w:r>
-            <w:r>
-              <w:rPr>
-                <w:rFonts w:asciiTheme="majorHAnsi" w:eastAsia="Times New Roman" w:hAnsiTheme="majorHAnsi" w:cstheme="majorHAnsi"/>
-                <w:szCs w:val="26"/>
-                <w:lang w:val="vi-VN" w:eastAsia="vi-VN"/>
-              </w:rPr>
-              <w:t>thư viện GMP/OpenSSL</w:t>
-            </w:r>
-            <w:r>
-              <w:rPr>
-                <w:rFonts w:asciiTheme="majorHAnsi" w:eastAsia="Times New Roman" w:hAnsiTheme="majorHAnsi" w:cstheme="majorHAnsi"/>
-                <w:szCs w:val="26"/>
-                <w:lang w:val="vi-VN" w:eastAsia="vi-VN"/>
-              </w:rPr>
-              <w:t xml:space="preserve"> trong việc sinh tham số, và hàm sinh tham số thủ công.</w:t>
+              <w:t xml:space="preserve"> Tìm hiểu về thư viện GMP/OpenSSL trong việc sinh tham số, và hàm sinh tham số thủ công.</w:t>
             </w:r>
           </w:p>
         </w:tc>
